--- a/ai_14/danylo_burban/epic_2/epic_2_report_danylo_burban.docx
+++ b/ai_14/danylo_burban/epic_2/epic_2_report_danylo_burban.docx
@@ -1,6 +1,6 @@
 
 <file path=word/document.xml><?xml version="1.0" encoding="utf-8"?>
-<w:document xmlns:wpc="http://schemas.microsoft.com/office/word/2010/wordprocessingCanvas" xmlns:cx="http://schemas.microsoft.com/office/drawing/2014/chartex" xmlns:mc="http://schemas.openxmlformats.org/markup-compatibility/2006" xmlns:o="urn:schemas-microsoft-com:office:office" xmlns:r="http://schemas.openxmlformats.org/officeDocument/2006/relationships" xmlns:m="http://schemas.openxmlformats.org/officeDocument/2006/math" xmlns:v="urn:schemas-microsoft-com:vml" xmlns:wp14="http://schemas.microsoft.com/office/word/2010/wordprocessingDrawing" xmlns:wp="http://schemas.openxmlformats.org/drawingml/2006/wordprocessingDrawing" xmlns:w10="urn:schemas-microsoft-com:office:word" xmlns:w="http://schemas.openxmlformats.org/wordprocessingml/2006/main" xmlns:w14="http://schemas.microsoft.com/office/word/2010/wordml" xmlns:w15="http://schemas.microsoft.com/office/word/2012/wordml" xmlns:w16se="http://schemas.microsoft.com/office/word/2015/wordml/symex" xmlns:wpg="http://schemas.microsoft.com/office/word/2010/wordprocessingGroup" xmlns:wpi="http://schemas.microsoft.com/office/word/2010/wordprocessingInk" xmlns:wne="http://schemas.microsoft.com/office/word/2006/wordml" xmlns:wps="http://schemas.microsoft.com/office/word/2010/wordprocessingShape" mc:Ignorable="w14 w15 w16se wp14">
+<w:document xmlns:wpc="http://schemas.microsoft.com/office/word/2010/wordprocessingCanvas" xmlns:mc="http://schemas.openxmlformats.org/markup-compatibility/2006" xmlns:o="urn:schemas-microsoft-com:office:office" xmlns:r="http://schemas.openxmlformats.org/officeDocument/2006/relationships" xmlns:m="http://schemas.openxmlformats.org/officeDocument/2006/math" xmlns:v="urn:schemas-microsoft-com:vml" xmlns:wp14="http://schemas.microsoft.com/office/word/2010/wordprocessingDrawing" xmlns:wp="http://schemas.openxmlformats.org/drawingml/2006/wordprocessingDrawing" xmlns:w10="urn:schemas-microsoft-com:office:word" xmlns:w="http://schemas.openxmlformats.org/wordprocessingml/2006/main" xmlns:w14="http://schemas.microsoft.com/office/word/2010/wordml" xmlns:w15="http://schemas.microsoft.com/office/word/2012/wordml" xmlns:wpg="http://schemas.microsoft.com/office/word/2010/wordprocessingGroup" xmlns:wpi="http://schemas.microsoft.com/office/word/2010/wordprocessingInk" xmlns:wne="http://schemas.microsoft.com/office/word/2006/wordml" xmlns:wps="http://schemas.microsoft.com/office/word/2010/wordprocessingShape" mc:Ignorable="w14 w15 wp14">
   <w:body>
     <w:p>
       <w:pPr>
@@ -1620,6 +1620,7 @@
           <w:bCs/>
           <w:color w:val="000000"/>
         </w:rPr>
+        <w:lastRenderedPageBreak/>
         <w:t xml:space="preserve">Опрацювання завдання та вимог до програм та середовища: </w:t>
       </w:r>
     </w:p>
@@ -2527,6 +2528,7 @@
           <w:sz w:val="24"/>
           <w:szCs w:val="24"/>
         </w:rPr>
+        <w:lastRenderedPageBreak/>
         <w:t>1. Згенерувати в рандомайзері десяткове число y від 15 до 89</w:t>
       </w:r>
     </w:p>
@@ -3229,7 +3231,7 @@
           <w:sz w:val="24"/>
           <w:szCs w:val="24"/>
         </w:rPr>
-        <w:object w:dxaOrig="2790" w:dyaOrig="810">
+        <w:object w:dxaOrig="2770" w:dyaOrig="830">
           <v:shapetype id="_x0000_t75" coordsize="21600,21600" o:spt="75" o:preferrelative="t" path="m@4@5l@4@11@9@11@9@5xe" filled="f" stroked="f">
             <v:stroke joinstyle="miter"/>
             <v:formulas>
@@ -3249,15 +3251,260 @@
             <v:path o:extrusionok="f" gradientshapeok="t" o:connecttype="rect"/>
             <o:lock v:ext="edit" aspectratio="t"/>
           </v:shapetype>
-          <v:shape id="_x0000_i1032" type="#_x0000_t75" style="width:139.5pt;height:40.5pt" o:ole="">
+          <v:shape id="_x0000_i1030" type="#_x0000_t75" style="width:138.5pt;height:41.5pt" o:ole="">
             <v:imagedata r:id="rId13" o:title=""/>
           </v:shape>
-          <o:OLEObject Type="Embed" ProgID="Package" ShapeID="_x0000_i1032" DrawAspect="Content" ObjectID="_1852813112" r:id="rId14"/>
+          <o:OLEObject Type="Embed" ProgID="Package" ShapeID="_x0000_i1030" DrawAspect="Content" ObjectID="_1852823592" r:id="rId14"/>
         </w:object>
       </w:r>
     </w:p>
     <w:p>
       <w:pPr>
+        <w:spacing w:after="0" w:line="240" w:lineRule="auto"/>
+        <w:ind w:left="720"/>
+        <w:rPr>
+          <w:rFonts w:ascii="Times New Roman" w:eastAsia="Times New Roman" w:hAnsi="Times New Roman" w:cs="Times New Roman"/>
+          <w:sz w:val="24"/>
+          <w:szCs w:val="24"/>
+        </w:rPr>
+      </w:pPr>
+      <w:r>
+        <w:rPr>
+          <w:noProof/>
+        </w:rPr>
+        <mc:AlternateContent>
+          <mc:Choice Requires="wps">
+            <w:drawing>
+              <wp:anchor distT="0" distB="0" distL="114300" distR="114300" simplePos="0" relativeHeight="251663360" behindDoc="0" locked="0" layoutInCell="1" allowOverlap="1" wp14:anchorId="63D391B3" wp14:editId="468970CB">
+                <wp:simplePos x="0" y="0"/>
+                <wp:positionH relativeFrom="column">
+                  <wp:posOffset>-544195</wp:posOffset>
+                </wp:positionH>
+                <wp:positionV relativeFrom="paragraph">
+                  <wp:posOffset>4445000</wp:posOffset>
+                </wp:positionV>
+                <wp:extent cx="6642100" cy="635"/>
+                <wp:effectExtent l="0" t="0" r="6350" b="0"/>
+                <wp:wrapTopAndBottom/>
+                <wp:docPr id="18" name="Поле 18"/>
+                <wp:cNvGraphicFramePr/>
+                <a:graphic xmlns:a="http://schemas.openxmlformats.org/drawingml/2006/main">
+                  <a:graphicData uri="http://schemas.microsoft.com/office/word/2010/wordprocessingShape">
+                    <wps:wsp>
+                      <wps:cNvSpPr txBox="1"/>
+                      <wps:spPr>
+                        <a:xfrm>
+                          <a:off x="0" y="0"/>
+                          <a:ext cx="6642100" cy="635"/>
+                        </a:xfrm>
+                        <a:prstGeom prst="rect">
+                          <a:avLst/>
+                        </a:prstGeom>
+                        <a:solidFill>
+                          <a:prstClr val="white"/>
+                        </a:solidFill>
+                        <a:ln>
+                          <a:noFill/>
+                        </a:ln>
+                        <a:effectLst/>
+                      </wps:spPr>
+                      <wps:txbx>
+                        <w:txbxContent>
+                          <w:p>
+                            <w:pPr>
+                              <w:pStyle w:val="a9"/>
+                              <w:jc w:val="center"/>
+                              <w:rPr>
+                                <w:rFonts w:ascii="Times New Roman" w:eastAsia="Times New Roman" w:hAnsi="Times New Roman" w:cs="Times New Roman"/>
+                                <w:sz w:val="24"/>
+                                <w:szCs w:val="24"/>
+                              </w:rPr>
+                            </w:pPr>
+                            <w:r>
+                              <w:rPr>
+                                <w:lang w:val="uk-UA"/>
+                              </w:rPr>
+                              <w:t>блок схема 1</w:t>
+                            </w:r>
+                          </w:p>
+                        </w:txbxContent>
+                      </wps:txbx>
+                      <wps:bodyPr rot="0" spcFirstLastPara="0" vertOverflow="overflow" horzOverflow="overflow" vert="horz" wrap="square" lIns="0" tIns="0" rIns="0" bIns="0" numCol="1" spcCol="0" rtlCol="0" fromWordArt="0" anchor="t" anchorCtr="0" forceAA="0" compatLnSpc="1">
+                        <a:prstTxWarp prst="textNoShape">
+                          <a:avLst/>
+                        </a:prstTxWarp>
+                        <a:spAutoFit/>
+                      </wps:bodyPr>
+                    </wps:wsp>
+                  </a:graphicData>
+                </a:graphic>
+                <wp14:sizeRelH relativeFrom="margin">
+                  <wp14:pctWidth>0</wp14:pctWidth>
+                </wp14:sizeRelH>
+              </wp:anchor>
+            </w:drawing>
+          </mc:Choice>
+          <mc:Fallback>
+            <w:pict>
+              <v:shapetype w14:anchorId="63D391B3" id="_x0000_t202" coordsize="21600,21600" o:spt="202" path="m,l,21600r21600,l21600,xe">
+                <v:stroke joinstyle="miter"/>
+                <v:path gradientshapeok="t" o:connecttype="rect"/>
+              </v:shapetype>
+              <v:shape id="Поле 18" o:spid="_x0000_s1026" type="#_x0000_t202" style="position:absolute;left:0;text-align:left;margin-left:-42.85pt;margin-top:350pt;width:523pt;height:.05pt;z-index:251663360;visibility:visible;mso-wrap-style:square;mso-width-percent:0;mso-wrap-distance-left:9pt;mso-wrap-distance-top:0;mso-wrap-distance-right:9pt;mso-wrap-distance-bottom:0;mso-position-horizontal:absolute;mso-position-horizontal-relative:text;mso-position-vertical:absolute;mso-position-vertical-relative:text;mso-width-percent:0;mso-width-relative:margin;v-text-anchor:top" o:gfxdata="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" stroked="f">
+                <v:textbox style="mso-fit-shape-to-text:t" inset="0,0,0,0">
+                  <w:txbxContent>
+                    <w:p>
+                      <w:pPr>
+                        <w:pStyle w:val="a9"/>
+                        <w:jc w:val="center"/>
+                        <w:rPr>
+                          <w:rFonts w:ascii="Times New Roman" w:eastAsia="Times New Roman" w:hAnsi="Times New Roman" w:cs="Times New Roman"/>
+                          <w:sz w:val="24"/>
+                          <w:szCs w:val="24"/>
+                        </w:rPr>
+                      </w:pPr>
+                      <w:r>
+                        <w:rPr>
+                          <w:lang w:val="uk-UA"/>
+                        </w:rPr>
+                        <w:t>блок схема 1</w:t>
+                      </w:r>
+                    </w:p>
+                  </w:txbxContent>
+                </v:textbox>
+                <w10:wrap type="topAndBottom"/>
+              </v:shape>
+            </w:pict>
+          </mc:Fallback>
+        </mc:AlternateContent>
+      </w:r>
+      <w:r>
+        <w:rPr>
+          <w:rFonts w:ascii="Times New Roman" w:eastAsia="Times New Roman" w:hAnsi="Times New Roman" w:cs="Times New Roman"/>
+          <w:sz w:val="24"/>
+          <w:szCs w:val="24"/>
+        </w:rPr>
+        <w:drawing>
+          <wp:anchor distT="0" distB="0" distL="114300" distR="114300" simplePos="0" relativeHeight="251660288" behindDoc="0" locked="0" layoutInCell="1" allowOverlap="1" wp14:anchorId="36EF77C1" wp14:editId="1BD1EF92">
+            <wp:simplePos x="0" y="0"/>
+            <wp:positionH relativeFrom="column">
+              <wp:posOffset>-544195</wp:posOffset>
+            </wp:positionH>
+            <wp:positionV relativeFrom="paragraph">
+              <wp:posOffset>0</wp:posOffset>
+            </wp:positionV>
+            <wp:extent cx="2952750" cy="4387850"/>
+            <wp:effectExtent l="0" t="0" r="0" b="0"/>
+            <wp:wrapTopAndBottom/>
+            <wp:docPr id="16" name="Рисунок 16"/>
+            <wp:cNvGraphicFramePr>
+              <a:graphicFrameLocks xmlns:a="http://schemas.openxmlformats.org/drawingml/2006/main" noChangeAspect="1"/>
+            </wp:cNvGraphicFramePr>
+            <a:graphic xmlns:a="http://schemas.openxmlformats.org/drawingml/2006/main">
+              <a:graphicData uri="http://schemas.openxmlformats.org/drawingml/2006/picture">
+                <pic:pic xmlns:pic="http://schemas.openxmlformats.org/drawingml/2006/picture">
+                  <pic:nvPicPr>
+                    <pic:cNvPr id="1" name=""/>
+                    <pic:cNvPicPr/>
+                  </pic:nvPicPr>
+                  <pic:blipFill>
+                    <a:blip r:embed="rId15">
+                      <a:extLst>
+                        <a:ext uri="{28A0092B-C50C-407E-A947-70E740481C1C}">
+                          <a14:useLocalDpi xmlns:a14="http://schemas.microsoft.com/office/drawing/2010/main" val="0"/>
+                        </a:ext>
+                      </a:extLst>
+                    </a:blip>
+                    <a:stretch>
+                      <a:fillRect/>
+                    </a:stretch>
+                  </pic:blipFill>
+                  <pic:spPr>
+                    <a:xfrm>
+                      <a:off x="0" y="0"/>
+                      <a:ext cx="2952750" cy="4387850"/>
+                    </a:xfrm>
+                    <a:prstGeom prst="rect">
+                      <a:avLst/>
+                    </a:prstGeom>
+                  </pic:spPr>
+                </pic:pic>
+              </a:graphicData>
+            </a:graphic>
+            <wp14:sizeRelH relativeFrom="page">
+              <wp14:pctWidth>0</wp14:pctWidth>
+            </wp14:sizeRelH>
+            <wp14:sizeRelV relativeFrom="page">
+              <wp14:pctHeight>0</wp14:pctHeight>
+            </wp14:sizeRelV>
+          </wp:anchor>
+        </w:drawing>
+      </w:r>
+      <w:r>
+        <w:rPr>
+          <w:rFonts w:ascii="Times New Roman" w:eastAsia="Times New Roman" w:hAnsi="Times New Roman" w:cs="Times New Roman"/>
+          <w:sz w:val="24"/>
+          <w:szCs w:val="24"/>
+        </w:rPr>
+        <w:drawing>
+          <wp:anchor distT="0" distB="0" distL="114300" distR="114300" simplePos="0" relativeHeight="251661312" behindDoc="0" locked="0" layoutInCell="1" allowOverlap="1" wp14:anchorId="47A22379" wp14:editId="3237ABAE">
+            <wp:simplePos x="0" y="0"/>
+            <wp:positionH relativeFrom="column">
+              <wp:posOffset>3145155</wp:posOffset>
+            </wp:positionH>
+            <wp:positionV relativeFrom="paragraph">
+              <wp:posOffset>0</wp:posOffset>
+            </wp:positionV>
+            <wp:extent cx="2971953" cy="4413477"/>
+            <wp:effectExtent l="0" t="0" r="0" b="6350"/>
+            <wp:wrapTopAndBottom/>
+            <wp:docPr id="17" name="Рисунок 17"/>
+            <wp:cNvGraphicFramePr>
+              <a:graphicFrameLocks xmlns:a="http://schemas.openxmlformats.org/drawingml/2006/main" noChangeAspect="1"/>
+            </wp:cNvGraphicFramePr>
+            <a:graphic xmlns:a="http://schemas.openxmlformats.org/drawingml/2006/main">
+              <a:graphicData uri="http://schemas.openxmlformats.org/drawingml/2006/picture">
+                <pic:pic xmlns:pic="http://schemas.openxmlformats.org/drawingml/2006/picture">
+                  <pic:nvPicPr>
+                    <pic:cNvPr id="1" name=""/>
+                    <pic:cNvPicPr/>
+                  </pic:nvPicPr>
+                  <pic:blipFill>
+                    <a:blip r:embed="rId16">
+                      <a:extLst>
+                        <a:ext uri="{28A0092B-C50C-407E-A947-70E740481C1C}">
+                          <a14:useLocalDpi xmlns:a14="http://schemas.microsoft.com/office/drawing/2010/main" val="0"/>
+                        </a:ext>
+                      </a:extLst>
+                    </a:blip>
+                    <a:stretch>
+                      <a:fillRect/>
+                    </a:stretch>
+                  </pic:blipFill>
+                  <pic:spPr>
+                    <a:xfrm>
+                      <a:off x="0" y="0"/>
+                      <a:ext cx="2971953" cy="4413477"/>
+                    </a:xfrm>
+                    <a:prstGeom prst="rect">
+                      <a:avLst/>
+                    </a:prstGeom>
+                  </pic:spPr>
+                </pic:pic>
+              </a:graphicData>
+            </a:graphic>
+            <wp14:sizeRelH relativeFrom="page">
+              <wp14:pctWidth>0</wp14:pctWidth>
+            </wp14:sizeRelH>
+            <wp14:sizeRelV relativeFrom="page">
+              <wp14:pctHeight>0</wp14:pctHeight>
+            </wp14:sizeRelV>
+          </wp:anchor>
+        </w:drawing>
+      </w:r>
+    </w:p>
+    <w:p>
+      <w:pPr>
         <w:spacing w:after="0"/>
         <w:rPr>
           <w:rFonts w:ascii="Times New Roman" w:eastAsia="Times New Roman" w:hAnsi="Times New Roman" w:cs="Times New Roman"/>
@@ -3294,7 +3541,17 @@
           <w:sz w:val="24"/>
           <w:szCs w:val="24"/>
         </w:rPr>
-        <w:t>Обрахунок виразу лабораторна №1, завдання 2</w:t>
+        <w:t>Обрахунок виразу лаборато</w:t>
+      </w:r>
+      <w:bookmarkStart w:id="0" w:name="_GoBack"/>
+      <w:bookmarkEnd w:id="0"/>
+      <w:r>
+        <w:rPr>
+          <w:rFonts w:ascii="Times New Roman" w:eastAsia="Times New Roman" w:hAnsi="Times New Roman" w:cs="Times New Roman"/>
+          <w:sz w:val="24"/>
+          <w:szCs w:val="24"/>
+        </w:rPr>
+        <w:t>рна №1, завдання 2</w:t>
       </w:r>
     </w:p>
     <w:p>
@@ -3521,11 +3778,11 @@
           <w:szCs w:val="24"/>
           <w:lang w:val="en-US"/>
         </w:rPr>
-        <w:object w:dxaOrig="3675" w:dyaOrig="810">
-          <v:shape id="_x0000_i1034" type="#_x0000_t75" style="width:183.75pt;height:40.5pt" o:ole="">
-            <v:imagedata r:id="rId15" o:title=""/>
+        <w:object w:dxaOrig="3650" w:dyaOrig="830">
+          <v:shape id="_x0000_i1034" type="#_x0000_t75" style="width:182.5pt;height:41.5pt" o:ole="">
+            <v:imagedata r:id="rId17" o:title=""/>
           </v:shape>
-          <o:OLEObject Type="Embed" ProgID="Package" ShapeID="_x0000_i1034" DrawAspect="Content" ObjectID="_1852813113" r:id="rId16"/>
+          <o:OLEObject Type="Embed" ProgID="Package" ShapeID="_x0000_i1034" DrawAspect="Content" ObjectID="_1852823593" r:id="rId18"/>
         </w:object>
       </w:r>
     </w:p>
@@ -6964,7 +7221,7 @@
         </w:rPr>
         <w:t xml:space="preserve"> </w:t>
       </w:r>
-      <w:hyperlink r:id="rId17" w:history="1">
+      <w:hyperlink r:id="rId19" w:history="1">
         <w:r>
           <w:rPr>
             <w:rStyle w:val="a8"/>
@@ -8234,7 +8491,7 @@
         </w:rPr>
         <w:t xml:space="preserve"> </w:t>
       </w:r>
-      <w:hyperlink r:id="rId18" w:history="1">
+      <w:hyperlink r:id="rId20" w:history="1">
         <w:r>
           <w:rPr>
             <w:rStyle w:val="a8"/>
@@ -15556,7 +15813,7 @@
         </w:rPr>
         <w:t>:</w:t>
       </w:r>
-      <w:hyperlink r:id="rId19" w:history="1">
+      <w:hyperlink r:id="rId21" w:history="1">
         <w:r>
           <w:rPr>
             <w:rStyle w:val="a8"/>
@@ -20282,7 +20539,7 @@
         </w:rPr>
         <w:t xml:space="preserve"> </w:t>
       </w:r>
-      <w:hyperlink r:id="rId20" w:history="1">
+      <w:hyperlink r:id="rId22" w:history="1">
         <w:r>
           <w:rPr>
             <w:rStyle w:val="a8"/>
@@ -20359,7 +20616,7 @@
                     </pic:cNvPicPr>
                   </pic:nvPicPr>
                   <pic:blipFill>
-                    <a:blip r:embed="rId21" cstate="print">
+                    <a:blip r:embed="rId23" cstate="print">
                       <a:extLst>
                         <a:ext uri="{28A0092B-C50C-407E-A947-70E740481C1C}">
                           <a14:useLocalDpi xmlns:a14="http://schemas.microsoft.com/office/drawing/2010/main" val="0"/>
@@ -22320,7 +22577,7 @@
         </w:rPr>
         <w:t xml:space="preserve"> </w:t>
       </w:r>
-      <w:hyperlink r:id="rId22" w:history="1">
+      <w:hyperlink r:id="rId24" w:history="1">
         <w:r>
           <w:rPr>
             <w:rStyle w:val="a8"/>
@@ -24101,7 +24358,7 @@
         </w:rPr>
         <w:t xml:space="preserve"> </w:t>
       </w:r>
-      <w:hyperlink r:id="rId23" w:history="1">
+      <w:hyperlink r:id="rId25" w:history="1">
         <w:r>
           <w:rPr>
             <w:rStyle w:val="a8"/>
@@ -26828,7 +27085,7 @@
         </w:rPr>
         <w:t xml:space="preserve"> </w:t>
       </w:r>
-      <w:hyperlink r:id="rId24" w:history="1">
+      <w:hyperlink r:id="rId26" w:history="1">
         <w:r>
           <w:rPr>
             <w:rStyle w:val="a8"/>
@@ -26996,366 +27253,6 @@
             <wp:extent cx="1514686" cy="495369"/>
             <wp:effectExtent l="0" t="0" r="9525" b="0"/>
             <wp:docPr id="4" name="Рисунок 4"/>
-            <wp:cNvGraphicFramePr>
-              <a:graphicFrameLocks xmlns:a="http://schemas.openxmlformats.org/drawingml/2006/main" noChangeAspect="1"/>
-            </wp:cNvGraphicFramePr>
-            <a:graphic xmlns:a="http://schemas.openxmlformats.org/drawingml/2006/main">
-              <a:graphicData uri="http://schemas.openxmlformats.org/drawingml/2006/picture">
-                <pic:pic xmlns:pic="http://schemas.openxmlformats.org/drawingml/2006/picture">
-                  <pic:nvPicPr>
-                    <pic:cNvPr id="1" name=""/>
-                    <pic:cNvPicPr/>
-                  </pic:nvPicPr>
-                  <pic:blipFill>
-                    <a:blip r:embed="rId25"/>
-                    <a:stretch>
-                      <a:fillRect/>
-                    </a:stretch>
-                  </pic:blipFill>
-                  <pic:spPr>
-                    <a:xfrm>
-                      <a:off x="0" y="0"/>
-                      <a:ext cx="1514686" cy="495369"/>
-                    </a:xfrm>
-                    <a:prstGeom prst="rect">
-                      <a:avLst/>
-                    </a:prstGeom>
-                  </pic:spPr>
-                </pic:pic>
-              </a:graphicData>
-            </a:graphic>
-          </wp:inline>
-        </w:drawing>
-      </w:r>
-    </w:p>
-    <w:p>
-      <w:pPr>
-        <w:pStyle w:val="a9"/>
-        <w:rPr>
-          <w:rFonts w:ascii="Times New Roman" w:eastAsia="Times New Roman" w:hAnsi="Times New Roman" w:cs="Times New Roman"/>
-          <w:sz w:val="24"/>
-          <w:szCs w:val="24"/>
-        </w:rPr>
-      </w:pPr>
-      <w:r>
-        <w:rPr>
-          <w:rFonts w:ascii="Times New Roman" w:hAnsi="Times New Roman" w:cs="Times New Roman"/>
-          <w:lang w:val="uk-UA"/>
-        </w:rPr>
-        <w:t>результат для</w:t>
-      </w:r>
-      <w:r>
-        <w:rPr>
-          <w:rFonts w:ascii="Times New Roman" w:hAnsi="Times New Roman" w:cs="Times New Roman"/>
-          <w:lang w:val="en-US"/>
-        </w:rPr>
-        <w:t xml:space="preserve"> float</w:t>
-      </w:r>
-      <w:r>
-        <w:rPr>
-          <w:rFonts w:ascii="Times New Roman" w:hAnsi="Times New Roman" w:cs="Times New Roman"/>
-          <w:lang w:val="uk-UA"/>
-        </w:rPr>
-        <w:t xml:space="preserve"> і</w:t>
-      </w:r>
-      <w:r>
-        <w:rPr>
-          <w:rFonts w:ascii="Times New Roman" w:hAnsi="Times New Roman" w:cs="Times New Roman"/>
-          <w:lang w:val="en-US"/>
-        </w:rPr>
-        <w:t xml:space="preserve"> double</w:t>
-      </w:r>
-      <w:r>
-        <w:rPr>
-          <w:rFonts w:ascii="Times New Roman" w:hAnsi="Times New Roman" w:cs="Times New Roman"/>
-          <w:lang w:val="uk-UA"/>
-        </w:rPr>
-        <w:t xml:space="preserve"> відповідно</w:t>
-      </w:r>
-    </w:p>
-    <w:p>
-      <w:pPr>
-        <w:rPr>
-          <w:rFonts w:ascii="Times New Roman" w:eastAsia="Times New Roman" w:hAnsi="Times New Roman" w:cs="Times New Roman"/>
-          <w:sz w:val="24"/>
-          <w:szCs w:val="24"/>
-        </w:rPr>
-      </w:pPr>
-      <w:r>
-        <w:rPr>
-          <w:rFonts w:ascii="Times New Roman" w:eastAsia="Times New Roman" w:hAnsi="Times New Roman" w:cs="Times New Roman"/>
-          <w:sz w:val="24"/>
-          <w:szCs w:val="24"/>
-        </w:rPr>
-        <w:t xml:space="preserve">Час затрачений на виконання завдання: 30 </w:t>
-      </w:r>
-      <w:r>
-        <w:rPr>
-          <w:rFonts w:ascii="Times New Roman" w:eastAsia="Times New Roman" w:hAnsi="Times New Roman" w:cs="Times New Roman"/>
-          <w:sz w:val="24"/>
-          <w:szCs w:val="24"/>
-          <w:lang w:val="uk-UA"/>
-        </w:rPr>
-        <w:t>хвилин</w:t>
-      </w:r>
-    </w:p>
-    <w:p>
-      <w:pPr>
-        <w:spacing w:after="0"/>
-        <w:rPr>
-          <w:rFonts w:ascii="Times New Roman" w:eastAsia="Times New Roman" w:hAnsi="Times New Roman" w:cs="Times New Roman"/>
-          <w:b/>
-          <w:bCs/>
-          <w:sz w:val="24"/>
-          <w:szCs w:val="24"/>
-        </w:rPr>
-      </w:pPr>
-      <w:r>
-        <w:rPr>
-          <w:rFonts w:ascii="Times New Roman" w:eastAsia="Times New Roman" w:hAnsi="Times New Roman" w:cs="Times New Roman"/>
-          <w:sz w:val="24"/>
-          <w:szCs w:val="24"/>
-        </w:rPr>
-        <w:t>Програма №2 Обрахунок виразу лабораторна №1</w:t>
-      </w:r>
-      <w:r>
-        <w:rPr>
-          <w:rFonts w:ascii="Times New Roman" w:eastAsia="Times New Roman" w:hAnsi="Times New Roman" w:cs="Times New Roman"/>
-          <w:sz w:val="24"/>
-          <w:szCs w:val="24"/>
-          <w:lang w:val="uk-UA"/>
-        </w:rPr>
-        <w:t>, завдання 2</w:t>
-      </w:r>
-    </w:p>
-    <w:p>
-      <w:pPr>
-        <w:rPr>
-          <w:rFonts w:ascii="Times New Roman" w:eastAsia="Times New Roman" w:hAnsi="Times New Roman" w:cs="Times New Roman"/>
-          <w:sz w:val="24"/>
-          <w:szCs w:val="24"/>
-          <w:lang w:val="uk-UA"/>
-        </w:rPr>
-      </w:pPr>
-      <w:r>
-        <w:rPr>
-          <w:rFonts w:ascii="Times New Roman" w:eastAsia="Times New Roman" w:hAnsi="Times New Roman" w:cs="Times New Roman"/>
-          <w:sz w:val="24"/>
-          <w:szCs w:val="24"/>
-        </w:rPr>
-        <w:t>-</w:t>
-      </w:r>
-      <w:r>
-        <w:rPr>
-          <w:rFonts w:ascii="Times New Roman" w:eastAsia="Times New Roman" w:hAnsi="Times New Roman" w:cs="Times New Roman"/>
-          <w:sz w:val="14"/>
-          <w:szCs w:val="14"/>
-        </w:rPr>
-        <w:t xml:space="preserve">        </w:t>
-      </w:r>
-      <w:r>
-        <w:rPr>
-          <w:rFonts w:ascii="Times New Roman" w:eastAsia="Times New Roman" w:hAnsi="Times New Roman" w:cs="Times New Roman"/>
-          <w:sz w:val="24"/>
-          <w:szCs w:val="24"/>
-        </w:rPr>
-        <w:t xml:space="preserve">Планований час на реалізацію: 20 </w:t>
-      </w:r>
-      <w:r>
-        <w:rPr>
-          <w:rFonts w:ascii="Times New Roman" w:eastAsia="Times New Roman" w:hAnsi="Times New Roman" w:cs="Times New Roman"/>
-          <w:sz w:val="24"/>
-          <w:szCs w:val="24"/>
-          <w:lang w:val="uk-UA"/>
-        </w:rPr>
-        <w:t>хвилин</w:t>
-      </w:r>
-    </w:p>
-    <w:p>
-      <w:pPr>
-        <w:keepNext/>
-        <w:rPr>
-          <w:rFonts w:ascii="Times New Roman" w:hAnsi="Times New Roman" w:cs="Times New Roman"/>
-        </w:rPr>
-      </w:pPr>
-      <w:r>
-        <w:rPr>
-          <w:rFonts w:ascii="Times New Roman" w:eastAsia="Times New Roman" w:hAnsi="Times New Roman" w:cs="Times New Roman"/>
-          <w:noProof/>
-          <w:sz w:val="24"/>
-          <w:szCs w:val="24"/>
-          <w:lang w:val="uk-UA"/>
-        </w:rPr>
-        <w:drawing>
-          <wp:inline distT="0" distB="0" distL="0" distR="0" wp14:anchorId="53DFB592" wp14:editId="484590A2">
-            <wp:extent cx="2076740" cy="1028844"/>
-            <wp:effectExtent l="0" t="0" r="0" b="0"/>
-            <wp:docPr id="5" name="Рисунок 5"/>
-            <wp:cNvGraphicFramePr>
-              <a:graphicFrameLocks xmlns:a="http://schemas.openxmlformats.org/drawingml/2006/main" noChangeAspect="1"/>
-            </wp:cNvGraphicFramePr>
-            <a:graphic xmlns:a="http://schemas.openxmlformats.org/drawingml/2006/main">
-              <a:graphicData uri="http://schemas.openxmlformats.org/drawingml/2006/picture">
-                <pic:pic xmlns:pic="http://schemas.openxmlformats.org/drawingml/2006/picture">
-                  <pic:nvPicPr>
-                    <pic:cNvPr id="1" name=""/>
-                    <pic:cNvPicPr/>
-                  </pic:nvPicPr>
-                  <pic:blipFill>
-                    <a:blip r:embed="rId26"/>
-                    <a:stretch>
-                      <a:fillRect/>
-                    </a:stretch>
-                  </pic:blipFill>
-                  <pic:spPr>
-                    <a:xfrm>
-                      <a:off x="0" y="0"/>
-                      <a:ext cx="2076740" cy="1028844"/>
-                    </a:xfrm>
-                    <a:prstGeom prst="rect">
-                      <a:avLst/>
-                    </a:prstGeom>
-                  </pic:spPr>
-                </pic:pic>
-              </a:graphicData>
-            </a:graphic>
-          </wp:inline>
-        </w:drawing>
-      </w:r>
-    </w:p>
-    <w:p>
-      <w:pPr>
-        <w:pStyle w:val="a9"/>
-        <w:rPr>
-          <w:rFonts w:ascii="Times New Roman" w:eastAsia="Times New Roman" w:hAnsi="Times New Roman" w:cs="Times New Roman"/>
-          <w:sz w:val="24"/>
-          <w:szCs w:val="24"/>
-        </w:rPr>
-      </w:pPr>
-      <w:r>
-        <w:rPr>
-          <w:rFonts w:ascii="Times New Roman" w:hAnsi="Times New Roman" w:cs="Times New Roman"/>
-          <w:lang w:val="uk-UA"/>
-        </w:rPr>
-        <w:t>Результат виконання</w:t>
-      </w:r>
-    </w:p>
-    <w:p>
-      <w:pPr>
-        <w:rPr>
-          <w:rFonts w:ascii="Times New Roman" w:eastAsia="Times New Roman" w:hAnsi="Times New Roman" w:cs="Times New Roman"/>
-          <w:sz w:val="24"/>
-          <w:szCs w:val="24"/>
-        </w:rPr>
-      </w:pPr>
-      <w:r>
-        <w:rPr>
-          <w:rFonts w:ascii="Times New Roman" w:eastAsia="Times New Roman" w:hAnsi="Times New Roman" w:cs="Times New Roman"/>
-          <w:sz w:val="24"/>
-          <w:szCs w:val="24"/>
-        </w:rPr>
-        <w:t xml:space="preserve">Час затрачений на виконання завдання: 20 </w:t>
-      </w:r>
-      <w:r>
-        <w:rPr>
-          <w:rFonts w:ascii="Times New Roman" w:eastAsia="Times New Roman" w:hAnsi="Times New Roman" w:cs="Times New Roman"/>
-          <w:sz w:val="24"/>
-          <w:szCs w:val="24"/>
-          <w:lang w:val="uk-UA"/>
-        </w:rPr>
-        <w:t>хвилин</w:t>
-      </w:r>
-    </w:p>
-    <w:p>
-      <w:pPr>
-        <w:spacing w:after="0"/>
-        <w:rPr>
-          <w:rFonts w:ascii="Times New Roman" w:eastAsia="Times New Roman" w:hAnsi="Times New Roman" w:cs="Times New Roman"/>
-          <w:b/>
-          <w:bCs/>
-          <w:sz w:val="24"/>
-          <w:szCs w:val="24"/>
-        </w:rPr>
-      </w:pPr>
-      <w:r>
-        <w:rPr>
-          <w:rFonts w:ascii="Times New Roman" w:eastAsia="Times New Roman" w:hAnsi="Times New Roman" w:cs="Times New Roman"/>
-          <w:sz w:val="24"/>
-          <w:szCs w:val="24"/>
-        </w:rPr>
-        <w:t>Програма №3</w:t>
-      </w:r>
-      <w:r>
-        <w:rPr>
-          <w:rFonts w:ascii="Times New Roman" w:eastAsia="Times New Roman" w:hAnsi="Times New Roman" w:cs="Times New Roman"/>
-          <w:sz w:val="24"/>
-          <w:szCs w:val="24"/>
-        </w:rPr>
-        <w:t xml:space="preserve"> </w:t>
-      </w:r>
-      <w:r>
-        <w:rPr>
-          <w:rFonts w:ascii="Times New Roman" w:eastAsia="Times New Roman" w:hAnsi="Times New Roman" w:cs="Times New Roman"/>
-          <w:sz w:val="24"/>
-          <w:szCs w:val="24"/>
-        </w:rPr>
-        <w:t>Аналізатор надійності пароля</w:t>
-      </w:r>
-    </w:p>
-    <w:p>
-      <w:pPr>
-        <w:rPr>
-          <w:rFonts w:ascii="Times New Roman" w:eastAsia="Times New Roman" w:hAnsi="Times New Roman" w:cs="Times New Roman"/>
-          <w:sz w:val="24"/>
-          <w:szCs w:val="24"/>
-          <w:lang w:val="en-US"/>
-        </w:rPr>
-      </w:pPr>
-      <w:r>
-        <w:rPr>
-          <w:rFonts w:ascii="Times New Roman" w:eastAsia="Times New Roman" w:hAnsi="Times New Roman" w:cs="Times New Roman"/>
-          <w:sz w:val="24"/>
-          <w:szCs w:val="24"/>
-        </w:rPr>
-        <w:t>-</w:t>
-      </w:r>
-      <w:r>
-        <w:rPr>
-          <w:rFonts w:ascii="Times New Roman" w:eastAsia="Times New Roman" w:hAnsi="Times New Roman" w:cs="Times New Roman"/>
-          <w:sz w:val="14"/>
-          <w:szCs w:val="14"/>
-        </w:rPr>
-        <w:t xml:space="preserve">        </w:t>
-      </w:r>
-      <w:r>
-        <w:rPr>
-          <w:rFonts w:ascii="Times New Roman" w:eastAsia="Times New Roman" w:hAnsi="Times New Roman" w:cs="Times New Roman"/>
-          <w:sz w:val="24"/>
-          <w:szCs w:val="24"/>
-        </w:rPr>
-        <w:t>Планований час на реалізацію: 1 година</w:t>
-      </w:r>
-    </w:p>
-    <w:p>
-      <w:pPr>
-        <w:keepNext/>
-        <w:rPr>
-          <w:rFonts w:ascii="Times New Roman" w:hAnsi="Times New Roman" w:cs="Times New Roman"/>
-        </w:rPr>
-      </w:pPr>
-      <w:r>
-        <w:rPr>
-          <w:rFonts w:ascii="Times New Roman" w:eastAsia="Times New Roman" w:hAnsi="Times New Roman" w:cs="Times New Roman"/>
-          <w:noProof/>
-          <w:sz w:val="24"/>
-          <w:szCs w:val="24"/>
-          <w:lang w:val="uk-UA"/>
-        </w:rPr>
-        <w:drawing>
-          <wp:inline distT="0" distB="0" distL="0" distR="0" wp14:anchorId="7927084D" wp14:editId="69765E9E">
-            <wp:extent cx="1813762" cy="712382"/>
-            <wp:effectExtent l="0" t="0" r="0" b="0"/>
-            <wp:docPr id="6" name="Рисунок 6"/>
             <wp:cNvGraphicFramePr>
               <a:graphicFrameLocks xmlns:a="http://schemas.openxmlformats.org/drawingml/2006/main" noChangeAspect="1"/>
             </wp:cNvGraphicFramePr>
@@ -27375,7 +27272,7 @@
                   <pic:spPr>
                     <a:xfrm>
                       <a:off x="0" y="0"/>
-                      <a:ext cx="1845452" cy="724829"/>
+                      <a:ext cx="1514686" cy="495369"/>
                     </a:xfrm>
                     <a:prstGeom prst="rect">
                       <a:avLst/>
@@ -27387,27 +27284,170 @@
           </wp:inline>
         </w:drawing>
       </w:r>
+    </w:p>
+    <w:p>
+      <w:pPr>
+        <w:pStyle w:val="a9"/>
+        <w:rPr>
+          <w:rFonts w:ascii="Times New Roman" w:eastAsia="Times New Roman" w:hAnsi="Times New Roman" w:cs="Times New Roman"/>
+          <w:sz w:val="24"/>
+          <w:szCs w:val="24"/>
+        </w:rPr>
+      </w:pPr>
       <w:r>
         <w:rPr>
           <w:rFonts w:ascii="Times New Roman" w:hAnsi="Times New Roman" w:cs="Times New Roman"/>
+          <w:lang w:val="uk-UA"/>
+        </w:rPr>
+        <w:t>результат для</w:t>
+      </w:r>
+      <w:r>
+        <w:rPr>
+          <w:rFonts w:ascii="Times New Roman" w:hAnsi="Times New Roman" w:cs="Times New Roman"/>
+          <w:lang w:val="en-US"/>
+        </w:rPr>
+        <w:t xml:space="preserve"> float</w:t>
+      </w:r>
+      <w:r>
+        <w:rPr>
+          <w:rFonts w:ascii="Times New Roman" w:hAnsi="Times New Roman" w:cs="Times New Roman"/>
+          <w:lang w:val="uk-UA"/>
+        </w:rPr>
+        <w:t xml:space="preserve"> і</w:t>
+      </w:r>
+      <w:r>
+        <w:rPr>
+          <w:rFonts w:ascii="Times New Roman" w:hAnsi="Times New Roman" w:cs="Times New Roman"/>
+          <w:lang w:val="en-US"/>
+        </w:rPr>
+        <w:t xml:space="preserve"> double</w:t>
+      </w:r>
+      <w:r>
+        <w:rPr>
+          <w:rFonts w:ascii="Times New Roman" w:hAnsi="Times New Roman" w:cs="Times New Roman"/>
+          <w:lang w:val="uk-UA"/>
+        </w:rPr>
+        <w:t xml:space="preserve"> відповідно</w:t>
+      </w:r>
+    </w:p>
+    <w:p>
+      <w:pPr>
+        <w:rPr>
+          <w:rFonts w:ascii="Times New Roman" w:eastAsia="Times New Roman" w:hAnsi="Times New Roman" w:cs="Times New Roman"/>
+          <w:sz w:val="24"/>
+          <w:szCs w:val="24"/>
+        </w:rPr>
+      </w:pPr>
+      <w:r>
+        <w:rPr>
+          <w:rFonts w:ascii="Times New Roman" w:eastAsia="Times New Roman" w:hAnsi="Times New Roman" w:cs="Times New Roman"/>
+          <w:sz w:val="24"/>
+          <w:szCs w:val="24"/>
+        </w:rPr>
+        <w:t xml:space="preserve">Час затрачений на виконання завдання: 30 </w:t>
+      </w:r>
+      <w:r>
+        <w:rPr>
+          <w:rFonts w:ascii="Times New Roman" w:eastAsia="Times New Roman" w:hAnsi="Times New Roman" w:cs="Times New Roman"/>
+          <w:sz w:val="24"/>
+          <w:szCs w:val="24"/>
+          <w:lang w:val="uk-UA"/>
+        </w:rPr>
+        <w:t>хвилин</w:t>
+      </w:r>
+    </w:p>
+    <w:p>
+      <w:pPr>
+        <w:spacing w:after="0"/>
+        <w:rPr>
+          <w:rFonts w:ascii="Times New Roman" w:eastAsia="Times New Roman" w:hAnsi="Times New Roman" w:cs="Times New Roman"/>
+          <w:b/>
+          <w:bCs/>
+          <w:sz w:val="24"/>
+          <w:szCs w:val="24"/>
+        </w:rPr>
+      </w:pPr>
+      <w:r>
+        <w:rPr>
+          <w:rFonts w:ascii="Times New Roman" w:eastAsia="Times New Roman" w:hAnsi="Times New Roman" w:cs="Times New Roman"/>
+          <w:sz w:val="24"/>
+          <w:szCs w:val="24"/>
+        </w:rPr>
+        <w:t>Програма №2 Обрахунок виразу лабораторна №1</w:t>
+      </w:r>
+      <w:r>
+        <w:rPr>
+          <w:rFonts w:ascii="Times New Roman" w:eastAsia="Times New Roman" w:hAnsi="Times New Roman" w:cs="Times New Roman"/>
+          <w:sz w:val="24"/>
+          <w:szCs w:val="24"/>
+          <w:lang w:val="uk-UA"/>
+        </w:rPr>
+        <w:t>, завдання 2</w:t>
+      </w:r>
+    </w:p>
+    <w:p>
+      <w:pPr>
+        <w:rPr>
+          <w:rFonts w:ascii="Times New Roman" w:eastAsia="Times New Roman" w:hAnsi="Times New Roman" w:cs="Times New Roman"/>
+          <w:sz w:val="24"/>
+          <w:szCs w:val="24"/>
+          <w:lang w:val="uk-UA"/>
+        </w:rPr>
+      </w:pPr>
+      <w:r>
+        <w:rPr>
+          <w:rFonts w:ascii="Times New Roman" w:eastAsia="Times New Roman" w:hAnsi="Times New Roman" w:cs="Times New Roman"/>
+          <w:sz w:val="24"/>
+          <w:szCs w:val="24"/>
+        </w:rPr>
+        <w:t>-</w:t>
+      </w:r>
+      <w:r>
+        <w:rPr>
+          <w:rFonts w:ascii="Times New Roman" w:eastAsia="Times New Roman" w:hAnsi="Times New Roman" w:cs="Times New Roman"/>
+          <w:sz w:val="14"/>
+          <w:szCs w:val="14"/>
+        </w:rPr>
+        <w:t xml:space="preserve">        </w:t>
+      </w:r>
+      <w:r>
+        <w:rPr>
+          <w:rFonts w:ascii="Times New Roman" w:eastAsia="Times New Roman" w:hAnsi="Times New Roman" w:cs="Times New Roman"/>
+          <w:sz w:val="24"/>
+          <w:szCs w:val="24"/>
+        </w:rPr>
+        <w:t xml:space="preserve">Планований час на реалізацію: 20 </w:t>
+      </w:r>
+      <w:r>
+        <w:rPr>
+          <w:rFonts w:ascii="Times New Roman" w:eastAsia="Times New Roman" w:hAnsi="Times New Roman" w:cs="Times New Roman"/>
+          <w:sz w:val="24"/>
+          <w:szCs w:val="24"/>
+          <w:lang w:val="uk-UA"/>
+        </w:rPr>
+        <w:t>хвилин</w:t>
+      </w:r>
+    </w:p>
+    <w:p>
+      <w:pPr>
+        <w:keepNext/>
+        <w:rPr>
+          <w:rFonts w:ascii="Times New Roman" w:hAnsi="Times New Roman" w:cs="Times New Roman"/>
+        </w:rPr>
+      </w:pPr>
+      <w:r>
+        <w:rPr>
+          <w:rFonts w:ascii="Times New Roman" w:eastAsia="Times New Roman" w:hAnsi="Times New Roman" w:cs="Times New Roman"/>
           <w:noProof/>
-          <w:lang w:val="uk-UA"/>
-        </w:rPr>
-        <w:t xml:space="preserve"> </w:t>
-      </w:r>
-      <w:r>
-        <w:rPr>
-          <w:rFonts w:ascii="Times New Roman" w:eastAsia="Times New Roman" w:hAnsi="Times New Roman" w:cs="Times New Roman"/>
-          <w:noProof/>
           <w:sz w:val="24"/>
           <w:szCs w:val="24"/>
           <w:lang w:val="uk-UA"/>
         </w:rPr>
         <w:drawing>
-          <wp:inline distT="0" distB="0" distL="0" distR="0" wp14:anchorId="7D18BBEC" wp14:editId="38EE357C">
-            <wp:extent cx="2173857" cy="693420"/>
+          <wp:inline distT="0" distB="0" distL="0" distR="0" wp14:anchorId="53DFB592" wp14:editId="484590A2">
+            <wp:extent cx="2076740" cy="1028844"/>
             <wp:effectExtent l="0" t="0" r="0" b="0"/>
-            <wp:docPr id="7" name="Рисунок 7"/>
+            <wp:docPr id="5" name="Рисунок 5"/>
             <wp:cNvGraphicFramePr>
               <a:graphicFrameLocks xmlns:a="http://schemas.openxmlformats.org/drawingml/2006/main" noChangeAspect="1"/>
             </wp:cNvGraphicFramePr>
@@ -27427,7 +27467,7 @@
                   <pic:spPr>
                     <a:xfrm>
                       <a:off x="0" y="0"/>
-                      <a:ext cx="2237485" cy="713716"/>
+                      <a:ext cx="2076740" cy="1028844"/>
                     </a:xfrm>
                     <a:prstGeom prst="rect">
                       <a:avLst/>
@@ -27439,25 +27479,140 @@
           </wp:inline>
         </w:drawing>
       </w:r>
+    </w:p>
+    <w:p>
+      <w:pPr>
+        <w:pStyle w:val="a9"/>
+        <w:rPr>
+          <w:rFonts w:ascii="Times New Roman" w:eastAsia="Times New Roman" w:hAnsi="Times New Roman" w:cs="Times New Roman"/>
+          <w:sz w:val="24"/>
+          <w:szCs w:val="24"/>
+        </w:rPr>
+      </w:pPr>
       <w:r>
         <w:rPr>
           <w:rFonts w:ascii="Times New Roman" w:hAnsi="Times New Roman" w:cs="Times New Roman"/>
+          <w:lang w:val="uk-UA"/>
+        </w:rPr>
+        <w:t>Результат виконання</w:t>
+      </w:r>
+    </w:p>
+    <w:p>
+      <w:pPr>
+        <w:rPr>
+          <w:rFonts w:ascii="Times New Roman" w:eastAsia="Times New Roman" w:hAnsi="Times New Roman" w:cs="Times New Roman"/>
+          <w:sz w:val="24"/>
+          <w:szCs w:val="24"/>
+        </w:rPr>
+      </w:pPr>
+      <w:r>
+        <w:rPr>
+          <w:rFonts w:ascii="Times New Roman" w:eastAsia="Times New Roman" w:hAnsi="Times New Roman" w:cs="Times New Roman"/>
+          <w:sz w:val="24"/>
+          <w:szCs w:val="24"/>
+        </w:rPr>
+        <w:t xml:space="preserve">Час затрачений на виконання завдання: 20 </w:t>
+      </w:r>
+      <w:r>
+        <w:rPr>
+          <w:rFonts w:ascii="Times New Roman" w:eastAsia="Times New Roman" w:hAnsi="Times New Roman" w:cs="Times New Roman"/>
+          <w:sz w:val="24"/>
+          <w:szCs w:val="24"/>
+          <w:lang w:val="uk-UA"/>
+        </w:rPr>
+        <w:t>хвилин</w:t>
+      </w:r>
+    </w:p>
+    <w:p>
+      <w:pPr>
+        <w:spacing w:after="0"/>
+        <w:rPr>
+          <w:rFonts w:ascii="Times New Roman" w:eastAsia="Times New Roman" w:hAnsi="Times New Roman" w:cs="Times New Roman"/>
+          <w:b/>
+          <w:bCs/>
+          <w:sz w:val="24"/>
+          <w:szCs w:val="24"/>
+        </w:rPr>
+      </w:pPr>
+      <w:r>
+        <w:rPr>
+          <w:rFonts w:ascii="Times New Roman" w:eastAsia="Times New Roman" w:hAnsi="Times New Roman" w:cs="Times New Roman"/>
+          <w:sz w:val="24"/>
+          <w:szCs w:val="24"/>
+        </w:rPr>
+        <w:t>Програма №3</w:t>
+      </w:r>
+      <w:r>
+        <w:rPr>
+          <w:rFonts w:ascii="Times New Roman" w:eastAsia="Times New Roman" w:hAnsi="Times New Roman" w:cs="Times New Roman"/>
+          <w:sz w:val="24"/>
+          <w:szCs w:val="24"/>
+        </w:rPr>
+        <w:t xml:space="preserve"> </w:t>
+      </w:r>
+      <w:r>
+        <w:rPr>
+          <w:rFonts w:ascii="Times New Roman" w:eastAsia="Times New Roman" w:hAnsi="Times New Roman" w:cs="Times New Roman"/>
+          <w:sz w:val="24"/>
+          <w:szCs w:val="24"/>
+        </w:rPr>
+        <w:t>Аналізатор надійності пароля</w:t>
+      </w:r>
+    </w:p>
+    <w:p>
+      <w:pPr>
+        <w:rPr>
+          <w:rFonts w:ascii="Times New Roman" w:eastAsia="Times New Roman" w:hAnsi="Times New Roman" w:cs="Times New Roman"/>
+          <w:sz w:val="24"/>
+          <w:szCs w:val="24"/>
+          <w:lang w:val="en-US"/>
+        </w:rPr>
+      </w:pPr>
+      <w:r>
+        <w:rPr>
+          <w:rFonts w:ascii="Times New Roman" w:eastAsia="Times New Roman" w:hAnsi="Times New Roman" w:cs="Times New Roman"/>
+          <w:sz w:val="24"/>
+          <w:szCs w:val="24"/>
+        </w:rPr>
+        <w:t>-</w:t>
+      </w:r>
+      <w:r>
+        <w:rPr>
+          <w:rFonts w:ascii="Times New Roman" w:eastAsia="Times New Roman" w:hAnsi="Times New Roman" w:cs="Times New Roman"/>
+          <w:sz w:val="14"/>
+          <w:szCs w:val="14"/>
+        </w:rPr>
+        <w:t xml:space="preserve">        </w:t>
+      </w:r>
+      <w:r>
+        <w:rPr>
+          <w:rFonts w:ascii="Times New Roman" w:eastAsia="Times New Roman" w:hAnsi="Times New Roman" w:cs="Times New Roman"/>
+          <w:sz w:val="24"/>
+          <w:szCs w:val="24"/>
+        </w:rPr>
+        <w:t>Планований час на реалізацію: 1 година</w:t>
+      </w:r>
+    </w:p>
+    <w:p>
+      <w:pPr>
+        <w:keepNext/>
+        <w:rPr>
+          <w:rFonts w:ascii="Times New Roman" w:hAnsi="Times New Roman" w:cs="Times New Roman"/>
+        </w:rPr>
+      </w:pPr>
+      <w:r>
+        <w:rPr>
+          <w:rFonts w:ascii="Times New Roman" w:eastAsia="Times New Roman" w:hAnsi="Times New Roman" w:cs="Times New Roman"/>
           <w:noProof/>
-          <w:lang w:val="uk-UA"/>
-        </w:rPr>
-        <w:t xml:space="preserve"> </w:t>
-      </w:r>
-      <w:r>
-        <w:rPr>
-          <w:rFonts w:ascii="Times New Roman" w:hAnsi="Times New Roman" w:cs="Times New Roman"/>
-          <w:noProof/>
+          <w:sz w:val="24"/>
+          <w:szCs w:val="24"/>
           <w:lang w:val="uk-UA"/>
         </w:rPr>
         <w:drawing>
-          <wp:inline distT="0" distB="0" distL="0" distR="0" wp14:anchorId="2586AD7D" wp14:editId="3ABA6D47">
-            <wp:extent cx="4019658" cy="805180"/>
+          <wp:inline distT="0" distB="0" distL="0" distR="0" wp14:anchorId="7927084D" wp14:editId="69765E9E">
+            <wp:extent cx="1813762" cy="712382"/>
             <wp:effectExtent l="0" t="0" r="0" b="0"/>
-            <wp:docPr id="8" name="Рисунок 8"/>
+            <wp:docPr id="6" name="Рисунок 6"/>
             <wp:cNvGraphicFramePr>
               <a:graphicFrameLocks xmlns:a="http://schemas.openxmlformats.org/drawingml/2006/main" noChangeAspect="1"/>
             </wp:cNvGraphicFramePr>
@@ -27477,7 +27632,7 @@
                   <pic:spPr>
                     <a:xfrm>
                       <a:off x="0" y="0"/>
-                      <a:ext cx="4279743" cy="857278"/>
+                      <a:ext cx="1845452" cy="724829"/>
                     </a:xfrm>
                     <a:prstGeom prst="rect">
                       <a:avLst/>
@@ -27489,136 +27644,27 @@
           </wp:inline>
         </w:drawing>
       </w:r>
-    </w:p>
-    <w:p>
-      <w:pPr>
-        <w:pStyle w:val="a9"/>
-        <w:ind w:left="1416" w:firstLine="708"/>
-        <w:rPr>
-          <w:rFonts w:ascii="Times New Roman" w:eastAsia="Times New Roman" w:hAnsi="Times New Roman" w:cs="Times New Roman"/>
-          <w:sz w:val="24"/>
-          <w:szCs w:val="24"/>
-          <w:lang w:val="en-US"/>
-        </w:rPr>
-      </w:pPr>
       <w:r>
         <w:rPr>
           <w:rFonts w:ascii="Times New Roman" w:hAnsi="Times New Roman" w:cs="Times New Roman"/>
-          <w:lang w:val="uk-UA"/>
-        </w:rPr>
-        <w:t>Результати виконань</w:t>
-      </w:r>
-    </w:p>
-    <w:p>
-      <w:pPr>
-        <w:rPr>
-          <w:rFonts w:ascii="Times New Roman" w:eastAsia="Times New Roman" w:hAnsi="Times New Roman" w:cs="Times New Roman"/>
-          <w:sz w:val="24"/>
-          <w:szCs w:val="24"/>
-        </w:rPr>
-      </w:pPr>
-      <w:r>
-        <w:rPr>
-          <w:rFonts w:ascii="Times New Roman" w:eastAsia="Times New Roman" w:hAnsi="Times New Roman" w:cs="Times New Roman"/>
-          <w:sz w:val="24"/>
-          <w:szCs w:val="24"/>
-        </w:rPr>
-        <w:t>Час затрачений на виконання завдання: 1 година</w:t>
-      </w:r>
-    </w:p>
-    <w:p>
-      <w:pPr>
-        <w:spacing w:after="0" w:line="240" w:lineRule="auto"/>
-        <w:rPr>
-          <w:rFonts w:ascii="Times New Roman" w:hAnsi="Times New Roman" w:cs="Times New Roman"/>
-          <w:sz w:val="24"/>
-          <w:szCs w:val="24"/>
-        </w:rPr>
-      </w:pPr>
-      <w:r>
-        <w:rPr>
-          <w:rFonts w:ascii="Times New Roman" w:eastAsia="Times New Roman" w:hAnsi="Times New Roman" w:cs="Times New Roman"/>
-          <w:sz w:val="24"/>
-          <w:szCs w:val="24"/>
-        </w:rPr>
-        <w:t>Програма №4</w:t>
-      </w:r>
-      <w:r>
-        <w:rPr>
-          <w:rFonts w:ascii="Times New Roman" w:eastAsia="Times New Roman" w:hAnsi="Times New Roman" w:cs="Times New Roman"/>
-          <w:sz w:val="24"/>
-          <w:szCs w:val="24"/>
+          <w:noProof/>
+          <w:lang w:val="uk-UA"/>
         </w:rPr>
         <w:t xml:space="preserve"> </w:t>
       </w:r>
       <w:r>
         <w:rPr>
           <w:rFonts w:ascii="Times New Roman" w:eastAsia="Times New Roman" w:hAnsi="Times New Roman" w:cs="Times New Roman"/>
-          <w:sz w:val="24"/>
-          <w:szCs w:val="24"/>
-        </w:rPr>
-        <w:t>Algotester Lab 1v2</w:t>
-      </w:r>
-    </w:p>
-    <w:p>
-      <w:pPr>
-        <w:rPr>
-          <w:rFonts w:ascii="Times New Roman" w:eastAsia="Times New Roman" w:hAnsi="Times New Roman" w:cs="Times New Roman"/>
-          <w:sz w:val="24"/>
-          <w:szCs w:val="24"/>
-        </w:rPr>
-      </w:pPr>
-      <w:r>
-        <w:rPr>
-          <w:rFonts w:ascii="Times New Roman" w:eastAsia="Times New Roman" w:hAnsi="Times New Roman" w:cs="Times New Roman"/>
-          <w:sz w:val="24"/>
-          <w:szCs w:val="24"/>
-        </w:rPr>
-        <w:t>-</w:t>
-      </w:r>
-      <w:r>
-        <w:rPr>
-          <w:rFonts w:ascii="Times New Roman" w:eastAsia="Times New Roman" w:hAnsi="Times New Roman" w:cs="Times New Roman"/>
-          <w:sz w:val="14"/>
-          <w:szCs w:val="14"/>
-        </w:rPr>
-        <w:t xml:space="preserve">        </w:t>
-      </w:r>
-      <w:r>
-        <w:rPr>
-          <w:rFonts w:ascii="Times New Roman" w:eastAsia="Times New Roman" w:hAnsi="Times New Roman" w:cs="Times New Roman"/>
-          <w:sz w:val="24"/>
-          <w:szCs w:val="24"/>
-        </w:rPr>
-        <w:t>Планований час на реалізацію: 1 година</w:t>
-      </w:r>
-    </w:p>
-    <w:p>
-      <w:pPr>
-        <w:keepNext/>
-        <w:rPr>
-          <w:rFonts w:ascii="Times New Roman" w:hAnsi="Times New Roman" w:cs="Times New Roman"/>
-        </w:rPr>
-      </w:pPr>
-      <w:r>
-        <w:rPr>
-          <w:rFonts w:ascii="Times New Roman" w:eastAsia="Times New Roman" w:hAnsi="Times New Roman" w:cs="Times New Roman"/>
-          <w:sz w:val="24"/>
-          <w:szCs w:val="24"/>
-        </w:rPr>
-        <w:tab/>
-      </w:r>
-      <w:r>
-        <w:rPr>
-          <w:rFonts w:ascii="Times New Roman" w:eastAsia="Times New Roman" w:hAnsi="Times New Roman" w:cs="Times New Roman"/>
-          <w:sz w:val="24"/>
-          <w:szCs w:val="24"/>
+          <w:noProof/>
+          <w:sz w:val="24"/>
+          <w:szCs w:val="24"/>
+          <w:lang w:val="uk-UA"/>
         </w:rPr>
         <w:drawing>
-          <wp:inline distT="0" distB="0" distL="0" distR="0" wp14:anchorId="1C4EA6F8" wp14:editId="10682E6C">
-            <wp:extent cx="2067213" cy="2057687"/>
-            <wp:effectExtent l="0" t="0" r="9525" b="0"/>
-            <wp:docPr id="9" name="Рисунок 9"/>
+          <wp:inline distT="0" distB="0" distL="0" distR="0" wp14:anchorId="7D18BBEC" wp14:editId="38EE357C">
+            <wp:extent cx="2173857" cy="693420"/>
+            <wp:effectExtent l="0" t="0" r="0" b="0"/>
+            <wp:docPr id="7" name="Рисунок 7"/>
             <wp:cNvGraphicFramePr>
               <a:graphicFrameLocks xmlns:a="http://schemas.openxmlformats.org/drawingml/2006/main" noChangeAspect="1"/>
             </wp:cNvGraphicFramePr>
@@ -27638,7 +27684,7 @@
                   <pic:spPr>
                     <a:xfrm>
                       <a:off x="0" y="0"/>
-                      <a:ext cx="2067213" cy="2057687"/>
+                      <a:ext cx="2237485" cy="713716"/>
                     </a:xfrm>
                     <a:prstGeom prst="rect">
                       <a:avLst/>
@@ -27660,15 +27706,15 @@
       </w:r>
       <w:r>
         <w:rPr>
-          <w:rFonts w:ascii="Times New Roman" w:eastAsia="Times New Roman" w:hAnsi="Times New Roman" w:cs="Times New Roman"/>
-          <w:sz w:val="24"/>
-          <w:szCs w:val="24"/>
+          <w:rFonts w:ascii="Times New Roman" w:hAnsi="Times New Roman" w:cs="Times New Roman"/>
+          <w:noProof/>
+          <w:lang w:val="uk-UA"/>
         </w:rPr>
         <w:drawing>
-          <wp:inline distT="0" distB="0" distL="0" distR="0" wp14:anchorId="560796EA" wp14:editId="29546F60">
-            <wp:extent cx="2095500" cy="2057400"/>
+          <wp:inline distT="0" distB="0" distL="0" distR="0" wp14:anchorId="2586AD7D" wp14:editId="3ABA6D47">
+            <wp:extent cx="4019658" cy="805180"/>
             <wp:effectExtent l="0" t="0" r="0" b="0"/>
-            <wp:docPr id="10" name="Рисунок 10"/>
+            <wp:docPr id="8" name="Рисунок 8"/>
             <wp:cNvGraphicFramePr>
               <a:graphicFrameLocks xmlns:a="http://schemas.openxmlformats.org/drawingml/2006/main" noChangeAspect="1"/>
             </wp:cNvGraphicFramePr>
@@ -27688,7 +27734,7 @@
                   <pic:spPr>
                     <a:xfrm>
                       <a:off x="0" y="0"/>
-                      <a:ext cx="2095796" cy="2057691"/>
+                      <a:ext cx="4279743" cy="857278"/>
                     </a:xfrm>
                     <a:prstGeom prst="rect">
                       <a:avLst/>
@@ -27704,50 +27750,20 @@
     <w:p>
       <w:pPr>
         <w:pStyle w:val="a9"/>
-        <w:rPr>
-          <w:rFonts w:ascii="Times New Roman" w:eastAsia="Times New Roman" w:hAnsi="Times New Roman" w:cs="Times New Roman"/>
-          <w:sz w:val="24"/>
-          <w:szCs w:val="24"/>
-        </w:rPr>
-      </w:pPr>
-      <w:r>
-        <w:rPr>
-          <w:rFonts w:ascii="Times New Roman" w:eastAsia="Times New Roman" w:hAnsi="Times New Roman" w:cs="Times New Roman"/>
-          <w:sz w:val="24"/>
-          <w:szCs w:val="24"/>
-        </w:rPr>
-        <w:tab/>
-      </w:r>
-      <w:r>
-        <w:rPr>
-          <w:rFonts w:ascii="Times New Roman" w:eastAsia="Times New Roman" w:hAnsi="Times New Roman" w:cs="Times New Roman"/>
-          <w:sz w:val="24"/>
-          <w:szCs w:val="24"/>
-        </w:rPr>
-        <w:tab/>
-      </w:r>
-      <w:r>
-        <w:rPr>
-          <w:rFonts w:ascii="Times New Roman" w:eastAsia="Times New Roman" w:hAnsi="Times New Roman" w:cs="Times New Roman"/>
-          <w:sz w:val="24"/>
-          <w:szCs w:val="24"/>
-        </w:rPr>
-        <w:tab/>
-      </w:r>
-      <w:r>
-        <w:rPr>
-          <w:rFonts w:ascii="Times New Roman" w:eastAsia="Times New Roman" w:hAnsi="Times New Roman" w:cs="Times New Roman"/>
-          <w:sz w:val="24"/>
-          <w:szCs w:val="24"/>
-        </w:rPr>
-        <w:tab/>
-      </w:r>
+        <w:ind w:left="1416" w:firstLine="708"/>
+        <w:rPr>
+          <w:rFonts w:ascii="Times New Roman" w:eastAsia="Times New Roman" w:hAnsi="Times New Roman" w:cs="Times New Roman"/>
+          <w:sz w:val="24"/>
+          <w:szCs w:val="24"/>
+          <w:lang w:val="en-US"/>
+        </w:rPr>
+      </w:pPr>
       <w:r>
         <w:rPr>
           <w:rFonts w:ascii="Times New Roman" w:hAnsi="Times New Roman" w:cs="Times New Roman"/>
           <w:lang w:val="uk-UA"/>
         </w:rPr>
-        <w:t>Результати виконання</w:t>
+        <w:t>Результати виконань</w:t>
       </w:r>
     </w:p>
     <w:p>
@@ -27769,22 +27785,20 @@
     </w:p>
     <w:p>
       <w:pPr>
-        <w:spacing w:after="0"/>
-        <w:rPr>
-          <w:rFonts w:ascii="Times New Roman" w:eastAsia="Times New Roman" w:hAnsi="Times New Roman" w:cs="Times New Roman"/>
-          <w:b/>
-          <w:bCs/>
-          <w:sz w:val="24"/>
-          <w:szCs w:val="24"/>
-        </w:rPr>
-      </w:pPr>
-      <w:r>
-        <w:rPr>
-          <w:rFonts w:ascii="Times New Roman" w:eastAsia="Times New Roman" w:hAnsi="Times New Roman" w:cs="Times New Roman"/>
-          <w:sz w:val="24"/>
-          <w:szCs w:val="24"/>
-        </w:rPr>
-        <w:t>Програма №6</w:t>
+        <w:spacing w:after="0" w:line="240" w:lineRule="auto"/>
+        <w:rPr>
+          <w:rFonts w:ascii="Times New Roman" w:hAnsi="Times New Roman" w:cs="Times New Roman"/>
+          <w:sz w:val="24"/>
+          <w:szCs w:val="24"/>
+        </w:rPr>
+      </w:pPr>
+      <w:r>
+        <w:rPr>
+          <w:rFonts w:ascii="Times New Roman" w:eastAsia="Times New Roman" w:hAnsi="Times New Roman" w:cs="Times New Roman"/>
+          <w:sz w:val="24"/>
+          <w:szCs w:val="24"/>
+        </w:rPr>
+        <w:t>Програма №4</w:t>
       </w:r>
       <w:r>
         <w:rPr>
@@ -27800,16 +27814,15 @@
           <w:sz w:val="24"/>
           <w:szCs w:val="24"/>
         </w:rPr>
-        <w:t>“Стипендія” (Algotester)</w:t>
-      </w:r>
-    </w:p>
-    <w:p>
-      <w:pPr>
-        <w:rPr>
-          <w:rFonts w:ascii="Times New Roman" w:eastAsia="Times New Roman" w:hAnsi="Times New Roman" w:cs="Times New Roman"/>
-          <w:sz w:val="24"/>
-          <w:szCs w:val="24"/>
-          <w:lang w:val="uk-UA"/>
+        <w:t>Algotester Lab 1v2</w:t>
+      </w:r>
+    </w:p>
+    <w:p>
+      <w:pPr>
+        <w:rPr>
+          <w:rFonts w:ascii="Times New Roman" w:eastAsia="Times New Roman" w:hAnsi="Times New Roman" w:cs="Times New Roman"/>
+          <w:sz w:val="24"/>
+          <w:szCs w:val="24"/>
         </w:rPr>
       </w:pPr>
       <w:r>
@@ -27834,16 +27847,7 @@
           <w:sz w:val="24"/>
           <w:szCs w:val="24"/>
         </w:rPr>
-        <w:t xml:space="preserve">Планований час на реалізацію: 30 </w:t>
-      </w:r>
-      <w:r>
-        <w:rPr>
-          <w:rFonts w:ascii="Times New Roman" w:eastAsia="Times New Roman" w:hAnsi="Times New Roman" w:cs="Times New Roman"/>
-          <w:sz w:val="24"/>
-          <w:szCs w:val="24"/>
-          <w:lang w:val="uk-UA"/>
-        </w:rPr>
-        <w:t>хвилин</w:t>
+        <w:t>Планований час на реалізацію: 1 година</w:t>
       </w:r>
     </w:p>
     <w:p>
@@ -27858,22 +27862,22 @@
           <w:rFonts w:ascii="Times New Roman" w:eastAsia="Times New Roman" w:hAnsi="Times New Roman" w:cs="Times New Roman"/>
           <w:sz w:val="24"/>
           <w:szCs w:val="24"/>
-          <w:lang w:val="uk-UA"/>
         </w:rPr>
         <w:tab/>
       </w:r>
       <w:r>
         <w:rPr>
           <w:rFonts w:ascii="Times New Roman" w:eastAsia="Times New Roman" w:hAnsi="Times New Roman" w:cs="Times New Roman"/>
+          <w:noProof/>
           <w:sz w:val="24"/>
           <w:szCs w:val="24"/>
           <w:lang w:val="uk-UA"/>
         </w:rPr>
         <w:drawing>
-          <wp:inline distT="0" distB="0" distL="0" distR="0" wp14:anchorId="5574DC66" wp14:editId="7F380B98">
-            <wp:extent cx="2191056" cy="1362265"/>
-            <wp:effectExtent l="0" t="0" r="0" b="9525"/>
-            <wp:docPr id="11" name="Рисунок 11"/>
+          <wp:inline distT="0" distB="0" distL="0" distR="0" wp14:anchorId="1C4EA6F8" wp14:editId="10682E6C">
+            <wp:extent cx="2067213" cy="2057687"/>
+            <wp:effectExtent l="0" t="0" r="9525" b="0"/>
+            <wp:docPr id="9" name="Рисунок 9"/>
             <wp:cNvGraphicFramePr>
               <a:graphicFrameLocks xmlns:a="http://schemas.openxmlformats.org/drawingml/2006/main" noChangeAspect="1"/>
             </wp:cNvGraphicFramePr>
@@ -27893,7 +27897,7 @@
                   <pic:spPr>
                     <a:xfrm>
                       <a:off x="0" y="0"/>
-                      <a:ext cx="2191056" cy="1362265"/>
+                      <a:ext cx="2067213" cy="2057687"/>
                     </a:xfrm>
                     <a:prstGeom prst="rect">
                       <a:avLst/>
@@ -27905,166 +27909,27 @@
           </wp:inline>
         </w:drawing>
       </w:r>
-    </w:p>
-    <w:p>
-      <w:pPr>
-        <w:pStyle w:val="a9"/>
-        <w:ind w:left="708" w:firstLine="708"/>
-        <w:rPr>
-          <w:rFonts w:ascii="Times New Roman" w:eastAsia="Times New Roman" w:hAnsi="Times New Roman" w:cs="Times New Roman"/>
-          <w:sz w:val="24"/>
-          <w:szCs w:val="24"/>
-        </w:rPr>
-      </w:pPr>
       <w:r>
         <w:rPr>
           <w:rFonts w:ascii="Times New Roman" w:hAnsi="Times New Roman" w:cs="Times New Roman"/>
-          <w:lang w:val="uk-UA"/>
-        </w:rPr>
-        <w:t>Результат виконання</w:t>
-      </w:r>
-    </w:p>
-    <w:p>
-      <w:pPr>
-        <w:rPr>
-          <w:rFonts w:ascii="Times New Roman" w:eastAsia="Times New Roman" w:hAnsi="Times New Roman" w:cs="Times New Roman"/>
-          <w:sz w:val="24"/>
-          <w:szCs w:val="24"/>
-        </w:rPr>
-      </w:pPr>
-      <w:r>
-        <w:rPr>
-          <w:rFonts w:ascii="Times New Roman" w:eastAsia="Times New Roman" w:hAnsi="Times New Roman" w:cs="Times New Roman"/>
-          <w:sz w:val="24"/>
-          <w:szCs w:val="24"/>
-        </w:rPr>
-        <w:t xml:space="preserve">Час затрачений на виконання завдання: 30 </w:t>
-      </w:r>
-      <w:r>
-        <w:rPr>
-          <w:rFonts w:ascii="Times New Roman" w:eastAsia="Times New Roman" w:hAnsi="Times New Roman" w:cs="Times New Roman"/>
-          <w:sz w:val="24"/>
-          <w:szCs w:val="24"/>
-          <w:lang w:val="uk-UA"/>
-        </w:rPr>
-        <w:t>хвилин</w:t>
-      </w:r>
-      <w:r>
-        <w:rPr>
-          <w:rFonts w:ascii="Times New Roman" w:eastAsia="Times New Roman" w:hAnsi="Times New Roman" w:cs="Times New Roman"/>
-          <w:sz w:val="24"/>
-          <w:szCs w:val="24"/>
+          <w:noProof/>
+          <w:lang w:val="uk-UA"/>
         </w:rPr>
         <w:t xml:space="preserve"> </w:t>
       </w:r>
-    </w:p>
-    <w:p>
-      <w:pPr>
-        <w:spacing w:after="0"/>
-        <w:rPr>
-          <w:rFonts w:ascii="Times New Roman" w:eastAsia="Times New Roman" w:hAnsi="Times New Roman" w:cs="Times New Roman"/>
-          <w:b/>
-          <w:bCs/>
-          <w:sz w:val="24"/>
-          <w:szCs w:val="24"/>
-        </w:rPr>
-      </w:pPr>
-      <w:r>
-        <w:rPr>
-          <w:rFonts w:ascii="Times New Roman" w:eastAsia="Times New Roman" w:hAnsi="Times New Roman" w:cs="Times New Roman"/>
-          <w:sz w:val="24"/>
-          <w:szCs w:val="24"/>
-        </w:rPr>
-        <w:t>Програма №7</w:t>
-      </w:r>
-      <w:r>
-        <w:rPr>
-          <w:rFonts w:ascii="Times New Roman" w:eastAsia="Times New Roman" w:hAnsi="Times New Roman" w:cs="Times New Roman"/>
-          <w:sz w:val="24"/>
-          <w:szCs w:val="24"/>
-        </w:rPr>
-        <w:t xml:space="preserve"> </w:t>
-      </w:r>
-      <w:r>
-        <w:rPr>
-          <w:rFonts w:ascii="Times New Roman" w:eastAsia="Times New Roman" w:hAnsi="Times New Roman" w:cs="Times New Roman"/>
-          <w:sz w:val="24"/>
-          <w:szCs w:val="24"/>
-        </w:rPr>
-        <w:t>“Зуби” (Algotester)</w:t>
-      </w:r>
-    </w:p>
-    <w:p>
-      <w:pPr>
-        <w:rPr>
-          <w:rFonts w:ascii="Times New Roman" w:eastAsia="Times New Roman" w:hAnsi="Times New Roman" w:cs="Times New Roman"/>
-          <w:sz w:val="24"/>
-          <w:szCs w:val="24"/>
-          <w:lang w:val="uk-UA"/>
-        </w:rPr>
-      </w:pPr>
-      <w:r>
-        <w:rPr>
-          <w:rFonts w:ascii="Times New Roman" w:eastAsia="Times New Roman" w:hAnsi="Times New Roman" w:cs="Times New Roman"/>
-          <w:sz w:val="24"/>
-          <w:szCs w:val="24"/>
-        </w:rPr>
-        <w:t>-</w:t>
-      </w:r>
-      <w:r>
-        <w:rPr>
-          <w:rFonts w:ascii="Times New Roman" w:eastAsia="Times New Roman" w:hAnsi="Times New Roman" w:cs="Times New Roman"/>
-          <w:sz w:val="14"/>
-          <w:szCs w:val="14"/>
-        </w:rPr>
-        <w:t xml:space="preserve">        </w:t>
-      </w:r>
-      <w:r>
-        <w:rPr>
-          <w:rFonts w:ascii="Times New Roman" w:eastAsia="Times New Roman" w:hAnsi="Times New Roman" w:cs="Times New Roman"/>
-          <w:sz w:val="24"/>
-          <w:szCs w:val="24"/>
-        </w:rPr>
-        <w:t xml:space="preserve">Планований час на реалізацію: 30 </w:t>
-      </w:r>
-      <w:r>
-        <w:rPr>
-          <w:rFonts w:ascii="Times New Roman" w:eastAsia="Times New Roman" w:hAnsi="Times New Roman" w:cs="Times New Roman"/>
-          <w:sz w:val="24"/>
-          <w:szCs w:val="24"/>
-          <w:lang w:val="uk-UA"/>
-        </w:rPr>
-        <w:t>хвилин</w:t>
-      </w:r>
-    </w:p>
-    <w:p>
-      <w:pPr>
-        <w:keepNext/>
-        <w:rPr>
-          <w:rFonts w:ascii="Times New Roman" w:hAnsi="Times New Roman" w:cs="Times New Roman"/>
-        </w:rPr>
-      </w:pPr>
-      <w:r>
-        <w:rPr>
-          <w:rFonts w:ascii="Times New Roman" w:eastAsia="Times New Roman" w:hAnsi="Times New Roman" w:cs="Times New Roman"/>
-          <w:sz w:val="24"/>
-          <w:szCs w:val="24"/>
-          <w:lang w:val="uk-UA"/>
-        </w:rPr>
-        <w:tab/>
-      </w:r>
-      <w:r>
-        <w:rPr>
-          <w:rFonts w:ascii="Times New Roman" w:eastAsia="Times New Roman" w:hAnsi="Times New Roman" w:cs="Times New Roman"/>
+      <w:r>
+        <w:rPr>
+          <w:rFonts w:ascii="Times New Roman" w:eastAsia="Times New Roman" w:hAnsi="Times New Roman" w:cs="Times New Roman"/>
+          <w:noProof/>
           <w:sz w:val="24"/>
           <w:szCs w:val="24"/>
           <w:lang w:val="uk-UA"/>
         </w:rPr>
         <w:drawing>
-          <wp:inline distT="0" distB="0" distL="0" distR="0" wp14:anchorId="6872C8A9" wp14:editId="1688EC2A">
-            <wp:extent cx="2457793" cy="1810003"/>
+          <wp:inline distT="0" distB="0" distL="0" distR="0" wp14:anchorId="560796EA" wp14:editId="29546F60">
+            <wp:extent cx="2095500" cy="2057400"/>
             <wp:effectExtent l="0" t="0" r="0" b="0"/>
-            <wp:docPr id="12" name="Рисунок 12"/>
+            <wp:docPr id="10" name="Рисунок 10"/>
             <wp:cNvGraphicFramePr>
               <a:graphicFrameLocks xmlns:a="http://schemas.openxmlformats.org/drawingml/2006/main" noChangeAspect="1"/>
             </wp:cNvGraphicFramePr>
@@ -28084,7 +27949,7 @@
                   <pic:spPr>
                     <a:xfrm>
                       <a:off x="0" y="0"/>
-                      <a:ext cx="2457793" cy="1810003"/>
+                      <a:ext cx="2095796" cy="2057691"/>
                     </a:xfrm>
                     <a:prstGeom prst="rect">
                       <a:avLst/>
@@ -28104,15 +27969,13 @@
           <w:rFonts w:ascii="Times New Roman" w:eastAsia="Times New Roman" w:hAnsi="Times New Roman" w:cs="Times New Roman"/>
           <w:sz w:val="24"/>
           <w:szCs w:val="24"/>
-          <w:lang w:val="uk-UA"/>
-        </w:rPr>
-      </w:pPr>
-      <w:r>
-        <w:rPr>
-          <w:rFonts w:ascii="Times New Roman" w:eastAsia="Times New Roman" w:hAnsi="Times New Roman" w:cs="Times New Roman"/>
-          <w:sz w:val="24"/>
-          <w:szCs w:val="24"/>
-          <w:lang w:val="uk-UA"/>
+        </w:rPr>
+      </w:pPr>
+      <w:r>
+        <w:rPr>
+          <w:rFonts w:ascii="Times New Roman" w:eastAsia="Times New Roman" w:hAnsi="Times New Roman" w:cs="Times New Roman"/>
+          <w:sz w:val="24"/>
+          <w:szCs w:val="24"/>
         </w:rPr>
         <w:tab/>
       </w:r>
@@ -28121,33 +27984,118 @@
           <w:rFonts w:ascii="Times New Roman" w:eastAsia="Times New Roman" w:hAnsi="Times New Roman" w:cs="Times New Roman"/>
           <w:sz w:val="24"/>
           <w:szCs w:val="24"/>
-          <w:lang w:val="uk-UA"/>
         </w:rPr>
         <w:tab/>
       </w:r>
       <w:r>
         <w:rPr>
+          <w:rFonts w:ascii="Times New Roman" w:eastAsia="Times New Roman" w:hAnsi="Times New Roman" w:cs="Times New Roman"/>
+          <w:sz w:val="24"/>
+          <w:szCs w:val="24"/>
+        </w:rPr>
+        <w:tab/>
+      </w:r>
+      <w:r>
+        <w:rPr>
+          <w:rFonts w:ascii="Times New Roman" w:eastAsia="Times New Roman" w:hAnsi="Times New Roman" w:cs="Times New Roman"/>
+          <w:sz w:val="24"/>
+          <w:szCs w:val="24"/>
+        </w:rPr>
+        <w:tab/>
+      </w:r>
+      <w:r>
+        <w:rPr>
           <w:rFonts w:ascii="Times New Roman" w:hAnsi="Times New Roman" w:cs="Times New Roman"/>
           <w:lang w:val="uk-UA"/>
         </w:rPr>
-        <w:t>Результат виконання</w:t>
-      </w:r>
-    </w:p>
-    <w:p>
-      <w:pPr>
-        <w:rPr>
-          <w:rFonts w:ascii="Times New Roman" w:eastAsia="Times New Roman" w:hAnsi="Times New Roman" w:cs="Times New Roman"/>
-          <w:sz w:val="24"/>
-          <w:szCs w:val="24"/>
-        </w:rPr>
-      </w:pPr>
-      <w:r>
-        <w:rPr>
-          <w:rFonts w:ascii="Times New Roman" w:eastAsia="Times New Roman" w:hAnsi="Times New Roman" w:cs="Times New Roman"/>
-          <w:sz w:val="24"/>
-          <w:szCs w:val="24"/>
-        </w:rPr>
-        <w:t xml:space="preserve">Час затрачений на виконання завдання: 30 </w:t>
+        <w:t>Результати виконання</w:t>
+      </w:r>
+    </w:p>
+    <w:p>
+      <w:pPr>
+        <w:rPr>
+          <w:rFonts w:ascii="Times New Roman" w:eastAsia="Times New Roman" w:hAnsi="Times New Roman" w:cs="Times New Roman"/>
+          <w:sz w:val="24"/>
+          <w:szCs w:val="24"/>
+        </w:rPr>
+      </w:pPr>
+      <w:r>
+        <w:rPr>
+          <w:rFonts w:ascii="Times New Roman" w:eastAsia="Times New Roman" w:hAnsi="Times New Roman" w:cs="Times New Roman"/>
+          <w:sz w:val="24"/>
+          <w:szCs w:val="24"/>
+        </w:rPr>
+        <w:t>Час затрачений на виконання завдання: 1 година</w:t>
+      </w:r>
+    </w:p>
+    <w:p>
+      <w:pPr>
+        <w:spacing w:after="0"/>
+        <w:rPr>
+          <w:rFonts w:ascii="Times New Roman" w:eastAsia="Times New Roman" w:hAnsi="Times New Roman" w:cs="Times New Roman"/>
+          <w:b/>
+          <w:bCs/>
+          <w:sz w:val="24"/>
+          <w:szCs w:val="24"/>
+        </w:rPr>
+      </w:pPr>
+      <w:r>
+        <w:rPr>
+          <w:rFonts w:ascii="Times New Roman" w:eastAsia="Times New Roman" w:hAnsi="Times New Roman" w:cs="Times New Roman"/>
+          <w:sz w:val="24"/>
+          <w:szCs w:val="24"/>
+        </w:rPr>
+        <w:t>Програма №6</w:t>
+      </w:r>
+      <w:r>
+        <w:rPr>
+          <w:rFonts w:ascii="Times New Roman" w:eastAsia="Times New Roman" w:hAnsi="Times New Roman" w:cs="Times New Roman"/>
+          <w:sz w:val="24"/>
+          <w:szCs w:val="24"/>
+        </w:rPr>
+        <w:t xml:space="preserve"> </w:t>
+      </w:r>
+      <w:r>
+        <w:rPr>
+          <w:rFonts w:ascii="Times New Roman" w:eastAsia="Times New Roman" w:hAnsi="Times New Roman" w:cs="Times New Roman"/>
+          <w:sz w:val="24"/>
+          <w:szCs w:val="24"/>
+        </w:rPr>
+        <w:t>“Стипендія” (Algotester)</w:t>
+      </w:r>
+    </w:p>
+    <w:p>
+      <w:pPr>
+        <w:rPr>
+          <w:rFonts w:ascii="Times New Roman" w:eastAsia="Times New Roman" w:hAnsi="Times New Roman" w:cs="Times New Roman"/>
+          <w:sz w:val="24"/>
+          <w:szCs w:val="24"/>
+          <w:lang w:val="uk-UA"/>
+        </w:rPr>
+      </w:pPr>
+      <w:r>
+        <w:rPr>
+          <w:rFonts w:ascii="Times New Roman" w:eastAsia="Times New Roman" w:hAnsi="Times New Roman" w:cs="Times New Roman"/>
+          <w:sz w:val="24"/>
+          <w:szCs w:val="24"/>
+        </w:rPr>
+        <w:t>-</w:t>
+      </w:r>
+      <w:r>
+        <w:rPr>
+          <w:rFonts w:ascii="Times New Roman" w:eastAsia="Times New Roman" w:hAnsi="Times New Roman" w:cs="Times New Roman"/>
+          <w:sz w:val="14"/>
+          <w:szCs w:val="14"/>
+        </w:rPr>
+        <w:t xml:space="preserve">        </w:t>
+      </w:r>
+      <w:r>
+        <w:rPr>
+          <w:rFonts w:ascii="Times New Roman" w:eastAsia="Times New Roman" w:hAnsi="Times New Roman" w:cs="Times New Roman"/>
+          <w:sz w:val="24"/>
+          <w:szCs w:val="24"/>
+        </w:rPr>
+        <w:t xml:space="preserve">Планований час на реалізацію: 30 </w:t>
       </w:r>
       <w:r>
         <w:rPr>
@@ -28161,58 +28109,33 @@
     </w:p>
     <w:p>
       <w:pPr>
-        <w:spacing w:after="0"/>
-        <w:rPr>
-          <w:rFonts w:ascii="Times New Roman" w:eastAsia="Times New Roman" w:hAnsi="Times New Roman" w:cs="Times New Roman"/>
-          <w:sz w:val="24"/>
-          <w:szCs w:val="24"/>
-        </w:rPr>
-      </w:pPr>
-      <w:r>
-        <w:rPr>
-          <w:rFonts w:ascii="Times New Roman" w:eastAsia="Times New Roman" w:hAnsi="Times New Roman" w:cs="Times New Roman"/>
-          <w:sz w:val="24"/>
-          <w:szCs w:val="24"/>
-        </w:rPr>
-        <w:t>Програма №8</w:t>
-      </w:r>
-      <w:r>
-        <w:rPr>
-          <w:rFonts w:ascii="Times New Roman" w:eastAsia="Times New Roman" w:hAnsi="Times New Roman" w:cs="Times New Roman"/>
-          <w:sz w:val="24"/>
-          <w:szCs w:val="24"/>
-        </w:rPr>
-        <w:t xml:space="preserve"> </w:t>
-      </w:r>
-      <w:r>
-        <w:rPr>
-          <w:rFonts w:ascii="Times New Roman" w:eastAsia="Times New Roman" w:hAnsi="Times New Roman" w:cs="Times New Roman"/>
-          <w:sz w:val="24"/>
-          <w:szCs w:val="24"/>
-        </w:rPr>
-        <w:t>“Коля, Вася і теніс” (Algotester)</w:t>
-      </w:r>
-    </w:p>
-    <w:p>
-      <w:pPr>
         <w:keepNext/>
-        <w:spacing w:after="0"/>
         <w:rPr>
           <w:rFonts w:ascii="Times New Roman" w:hAnsi="Times New Roman" w:cs="Times New Roman"/>
-          <w:lang w:val="en-US"/>
-        </w:rPr>
-      </w:pPr>
-      <w:r>
-        <w:rPr>
-          <w:rFonts w:ascii="Times New Roman" w:eastAsia="Times New Roman" w:hAnsi="Times New Roman" w:cs="Times New Roman"/>
-          <w:sz w:val="24"/>
-          <w:szCs w:val="24"/>
+        </w:rPr>
+      </w:pPr>
+      <w:r>
+        <w:rPr>
+          <w:rFonts w:ascii="Times New Roman" w:eastAsia="Times New Roman" w:hAnsi="Times New Roman" w:cs="Times New Roman"/>
+          <w:sz w:val="24"/>
+          <w:szCs w:val="24"/>
+          <w:lang w:val="uk-UA"/>
+        </w:rPr>
+        <w:tab/>
+      </w:r>
+      <w:r>
+        <w:rPr>
+          <w:rFonts w:ascii="Times New Roman" w:eastAsia="Times New Roman" w:hAnsi="Times New Roman" w:cs="Times New Roman"/>
+          <w:noProof/>
+          <w:sz w:val="24"/>
+          <w:szCs w:val="24"/>
+          <w:lang w:val="uk-UA"/>
         </w:rPr>
         <w:drawing>
-          <wp:inline distT="0" distB="0" distL="0" distR="0" wp14:anchorId="7AEBEA4B" wp14:editId="4788291F">
-            <wp:extent cx="2791215" cy="952633"/>
-            <wp:effectExtent l="0" t="0" r="9525" b="0"/>
-            <wp:docPr id="13" name="Рисунок 13"/>
+          <wp:inline distT="0" distB="0" distL="0" distR="0" wp14:anchorId="5574DC66" wp14:editId="7F380B98">
+            <wp:extent cx="2191056" cy="1362265"/>
+            <wp:effectExtent l="0" t="0" r="0" b="9525"/>
+            <wp:docPr id="11" name="Рисунок 11"/>
             <wp:cNvGraphicFramePr>
               <a:graphicFrameLocks xmlns:a="http://schemas.openxmlformats.org/drawingml/2006/main" noChangeAspect="1"/>
             </wp:cNvGraphicFramePr>
@@ -28232,6 +28155,348 @@
                   <pic:spPr>
                     <a:xfrm>
                       <a:off x="0" y="0"/>
+                      <a:ext cx="2191056" cy="1362265"/>
+                    </a:xfrm>
+                    <a:prstGeom prst="rect">
+                      <a:avLst/>
+                    </a:prstGeom>
+                  </pic:spPr>
+                </pic:pic>
+              </a:graphicData>
+            </a:graphic>
+          </wp:inline>
+        </w:drawing>
+      </w:r>
+    </w:p>
+    <w:p>
+      <w:pPr>
+        <w:pStyle w:val="a9"/>
+        <w:ind w:left="708" w:firstLine="708"/>
+        <w:rPr>
+          <w:rFonts w:ascii="Times New Roman" w:eastAsia="Times New Roman" w:hAnsi="Times New Roman" w:cs="Times New Roman"/>
+          <w:sz w:val="24"/>
+          <w:szCs w:val="24"/>
+        </w:rPr>
+      </w:pPr>
+      <w:r>
+        <w:rPr>
+          <w:rFonts w:ascii="Times New Roman" w:hAnsi="Times New Roman" w:cs="Times New Roman"/>
+          <w:lang w:val="uk-UA"/>
+        </w:rPr>
+        <w:t>Результат виконання</w:t>
+      </w:r>
+    </w:p>
+    <w:p>
+      <w:pPr>
+        <w:rPr>
+          <w:rFonts w:ascii="Times New Roman" w:eastAsia="Times New Roman" w:hAnsi="Times New Roman" w:cs="Times New Roman"/>
+          <w:sz w:val="24"/>
+          <w:szCs w:val="24"/>
+        </w:rPr>
+      </w:pPr>
+      <w:r>
+        <w:rPr>
+          <w:rFonts w:ascii="Times New Roman" w:eastAsia="Times New Roman" w:hAnsi="Times New Roman" w:cs="Times New Roman"/>
+          <w:sz w:val="24"/>
+          <w:szCs w:val="24"/>
+        </w:rPr>
+        <w:t xml:space="preserve">Час затрачений на виконання завдання: 30 </w:t>
+      </w:r>
+      <w:r>
+        <w:rPr>
+          <w:rFonts w:ascii="Times New Roman" w:eastAsia="Times New Roman" w:hAnsi="Times New Roman" w:cs="Times New Roman"/>
+          <w:sz w:val="24"/>
+          <w:szCs w:val="24"/>
+          <w:lang w:val="uk-UA"/>
+        </w:rPr>
+        <w:t>хвилин</w:t>
+      </w:r>
+      <w:r>
+        <w:rPr>
+          <w:rFonts w:ascii="Times New Roman" w:eastAsia="Times New Roman" w:hAnsi="Times New Roman" w:cs="Times New Roman"/>
+          <w:sz w:val="24"/>
+          <w:szCs w:val="24"/>
+        </w:rPr>
+        <w:t xml:space="preserve"> </w:t>
+      </w:r>
+    </w:p>
+    <w:p>
+      <w:pPr>
+        <w:spacing w:after="0"/>
+        <w:rPr>
+          <w:rFonts w:ascii="Times New Roman" w:eastAsia="Times New Roman" w:hAnsi="Times New Roman" w:cs="Times New Roman"/>
+          <w:b/>
+          <w:bCs/>
+          <w:sz w:val="24"/>
+          <w:szCs w:val="24"/>
+        </w:rPr>
+      </w:pPr>
+      <w:r>
+        <w:rPr>
+          <w:rFonts w:ascii="Times New Roman" w:eastAsia="Times New Roman" w:hAnsi="Times New Roman" w:cs="Times New Roman"/>
+          <w:sz w:val="24"/>
+          <w:szCs w:val="24"/>
+        </w:rPr>
+        <w:t>Програма №7</w:t>
+      </w:r>
+      <w:r>
+        <w:rPr>
+          <w:rFonts w:ascii="Times New Roman" w:eastAsia="Times New Roman" w:hAnsi="Times New Roman" w:cs="Times New Roman"/>
+          <w:sz w:val="24"/>
+          <w:szCs w:val="24"/>
+        </w:rPr>
+        <w:t xml:space="preserve"> </w:t>
+      </w:r>
+      <w:r>
+        <w:rPr>
+          <w:rFonts w:ascii="Times New Roman" w:eastAsia="Times New Roman" w:hAnsi="Times New Roman" w:cs="Times New Roman"/>
+          <w:sz w:val="24"/>
+          <w:szCs w:val="24"/>
+        </w:rPr>
+        <w:t>“Зуби” (Algotester)</w:t>
+      </w:r>
+    </w:p>
+    <w:p>
+      <w:pPr>
+        <w:rPr>
+          <w:rFonts w:ascii="Times New Roman" w:eastAsia="Times New Roman" w:hAnsi="Times New Roman" w:cs="Times New Roman"/>
+          <w:sz w:val="24"/>
+          <w:szCs w:val="24"/>
+          <w:lang w:val="uk-UA"/>
+        </w:rPr>
+      </w:pPr>
+      <w:r>
+        <w:rPr>
+          <w:rFonts w:ascii="Times New Roman" w:eastAsia="Times New Roman" w:hAnsi="Times New Roman" w:cs="Times New Roman"/>
+          <w:sz w:val="24"/>
+          <w:szCs w:val="24"/>
+        </w:rPr>
+        <w:t>-</w:t>
+      </w:r>
+      <w:r>
+        <w:rPr>
+          <w:rFonts w:ascii="Times New Roman" w:eastAsia="Times New Roman" w:hAnsi="Times New Roman" w:cs="Times New Roman"/>
+          <w:sz w:val="14"/>
+          <w:szCs w:val="14"/>
+        </w:rPr>
+        <w:t xml:space="preserve">        </w:t>
+      </w:r>
+      <w:r>
+        <w:rPr>
+          <w:rFonts w:ascii="Times New Roman" w:eastAsia="Times New Roman" w:hAnsi="Times New Roman" w:cs="Times New Roman"/>
+          <w:sz w:val="24"/>
+          <w:szCs w:val="24"/>
+        </w:rPr>
+        <w:t xml:space="preserve">Планований час на реалізацію: 30 </w:t>
+      </w:r>
+      <w:r>
+        <w:rPr>
+          <w:rFonts w:ascii="Times New Roman" w:eastAsia="Times New Roman" w:hAnsi="Times New Roman" w:cs="Times New Roman"/>
+          <w:sz w:val="24"/>
+          <w:szCs w:val="24"/>
+          <w:lang w:val="uk-UA"/>
+        </w:rPr>
+        <w:t>хвилин</w:t>
+      </w:r>
+    </w:p>
+    <w:p>
+      <w:pPr>
+        <w:keepNext/>
+        <w:rPr>
+          <w:rFonts w:ascii="Times New Roman" w:hAnsi="Times New Roman" w:cs="Times New Roman"/>
+        </w:rPr>
+      </w:pPr>
+      <w:r>
+        <w:rPr>
+          <w:rFonts w:ascii="Times New Roman" w:eastAsia="Times New Roman" w:hAnsi="Times New Roman" w:cs="Times New Roman"/>
+          <w:sz w:val="24"/>
+          <w:szCs w:val="24"/>
+          <w:lang w:val="uk-UA"/>
+        </w:rPr>
+        <w:tab/>
+      </w:r>
+      <w:r>
+        <w:rPr>
+          <w:rFonts w:ascii="Times New Roman" w:eastAsia="Times New Roman" w:hAnsi="Times New Roman" w:cs="Times New Roman"/>
+          <w:noProof/>
+          <w:sz w:val="24"/>
+          <w:szCs w:val="24"/>
+          <w:lang w:val="uk-UA"/>
+        </w:rPr>
+        <w:drawing>
+          <wp:inline distT="0" distB="0" distL="0" distR="0" wp14:anchorId="6872C8A9" wp14:editId="1688EC2A">
+            <wp:extent cx="2457793" cy="1810003"/>
+            <wp:effectExtent l="0" t="0" r="0" b="0"/>
+            <wp:docPr id="12" name="Рисунок 12"/>
+            <wp:cNvGraphicFramePr>
+              <a:graphicFrameLocks xmlns:a="http://schemas.openxmlformats.org/drawingml/2006/main" noChangeAspect="1"/>
+            </wp:cNvGraphicFramePr>
+            <a:graphic xmlns:a="http://schemas.openxmlformats.org/drawingml/2006/main">
+              <a:graphicData uri="http://schemas.openxmlformats.org/drawingml/2006/picture">
+                <pic:pic xmlns:pic="http://schemas.openxmlformats.org/drawingml/2006/picture">
+                  <pic:nvPicPr>
+                    <pic:cNvPr id="1" name=""/>
+                    <pic:cNvPicPr/>
+                  </pic:nvPicPr>
+                  <pic:blipFill>
+                    <a:blip r:embed="rId35"/>
+                    <a:stretch>
+                      <a:fillRect/>
+                    </a:stretch>
+                  </pic:blipFill>
+                  <pic:spPr>
+                    <a:xfrm>
+                      <a:off x="0" y="0"/>
+                      <a:ext cx="2457793" cy="1810003"/>
+                    </a:xfrm>
+                    <a:prstGeom prst="rect">
+                      <a:avLst/>
+                    </a:prstGeom>
+                  </pic:spPr>
+                </pic:pic>
+              </a:graphicData>
+            </a:graphic>
+          </wp:inline>
+        </w:drawing>
+      </w:r>
+    </w:p>
+    <w:p>
+      <w:pPr>
+        <w:pStyle w:val="a9"/>
+        <w:rPr>
+          <w:rFonts w:ascii="Times New Roman" w:eastAsia="Times New Roman" w:hAnsi="Times New Roman" w:cs="Times New Roman"/>
+          <w:sz w:val="24"/>
+          <w:szCs w:val="24"/>
+          <w:lang w:val="uk-UA"/>
+        </w:rPr>
+      </w:pPr>
+      <w:r>
+        <w:rPr>
+          <w:rFonts w:ascii="Times New Roman" w:eastAsia="Times New Roman" w:hAnsi="Times New Roman" w:cs="Times New Roman"/>
+          <w:sz w:val="24"/>
+          <w:szCs w:val="24"/>
+          <w:lang w:val="uk-UA"/>
+        </w:rPr>
+        <w:tab/>
+      </w:r>
+      <w:r>
+        <w:rPr>
+          <w:rFonts w:ascii="Times New Roman" w:eastAsia="Times New Roman" w:hAnsi="Times New Roman" w:cs="Times New Roman"/>
+          <w:sz w:val="24"/>
+          <w:szCs w:val="24"/>
+          <w:lang w:val="uk-UA"/>
+        </w:rPr>
+        <w:tab/>
+      </w:r>
+      <w:r>
+        <w:rPr>
+          <w:rFonts w:ascii="Times New Roman" w:hAnsi="Times New Roman" w:cs="Times New Roman"/>
+          <w:lang w:val="uk-UA"/>
+        </w:rPr>
+        <w:t>Результат виконання</w:t>
+      </w:r>
+    </w:p>
+    <w:p>
+      <w:pPr>
+        <w:rPr>
+          <w:rFonts w:ascii="Times New Roman" w:eastAsia="Times New Roman" w:hAnsi="Times New Roman" w:cs="Times New Roman"/>
+          <w:sz w:val="24"/>
+          <w:szCs w:val="24"/>
+        </w:rPr>
+      </w:pPr>
+      <w:r>
+        <w:rPr>
+          <w:rFonts w:ascii="Times New Roman" w:eastAsia="Times New Roman" w:hAnsi="Times New Roman" w:cs="Times New Roman"/>
+          <w:sz w:val="24"/>
+          <w:szCs w:val="24"/>
+        </w:rPr>
+        <w:t xml:space="preserve">Час затрачений на виконання завдання: 30 </w:t>
+      </w:r>
+      <w:r>
+        <w:rPr>
+          <w:rFonts w:ascii="Times New Roman" w:eastAsia="Times New Roman" w:hAnsi="Times New Roman" w:cs="Times New Roman"/>
+          <w:sz w:val="24"/>
+          <w:szCs w:val="24"/>
+          <w:lang w:val="uk-UA"/>
+        </w:rPr>
+        <w:t>хвилин</w:t>
+      </w:r>
+    </w:p>
+    <w:p>
+      <w:pPr>
+        <w:spacing w:after="0"/>
+        <w:rPr>
+          <w:rFonts w:ascii="Times New Roman" w:eastAsia="Times New Roman" w:hAnsi="Times New Roman" w:cs="Times New Roman"/>
+          <w:sz w:val="24"/>
+          <w:szCs w:val="24"/>
+        </w:rPr>
+      </w:pPr>
+      <w:r>
+        <w:rPr>
+          <w:rFonts w:ascii="Times New Roman" w:eastAsia="Times New Roman" w:hAnsi="Times New Roman" w:cs="Times New Roman"/>
+          <w:sz w:val="24"/>
+          <w:szCs w:val="24"/>
+        </w:rPr>
+        <w:t>Програма №8</w:t>
+      </w:r>
+      <w:r>
+        <w:rPr>
+          <w:rFonts w:ascii="Times New Roman" w:eastAsia="Times New Roman" w:hAnsi="Times New Roman" w:cs="Times New Roman"/>
+          <w:sz w:val="24"/>
+          <w:szCs w:val="24"/>
+        </w:rPr>
+        <w:t xml:space="preserve"> </w:t>
+      </w:r>
+      <w:r>
+        <w:rPr>
+          <w:rFonts w:ascii="Times New Roman" w:eastAsia="Times New Roman" w:hAnsi="Times New Roman" w:cs="Times New Roman"/>
+          <w:sz w:val="24"/>
+          <w:szCs w:val="24"/>
+        </w:rPr>
+        <w:t>“Коля, Вася і теніс” (Algotester)</w:t>
+      </w:r>
+    </w:p>
+    <w:p>
+      <w:pPr>
+        <w:keepNext/>
+        <w:spacing w:after="0"/>
+        <w:rPr>
+          <w:rFonts w:ascii="Times New Roman" w:hAnsi="Times New Roman" w:cs="Times New Roman"/>
+          <w:lang w:val="en-US"/>
+        </w:rPr>
+      </w:pPr>
+      <w:r>
+        <w:rPr>
+          <w:rFonts w:ascii="Times New Roman" w:eastAsia="Times New Roman" w:hAnsi="Times New Roman" w:cs="Times New Roman"/>
+          <w:noProof/>
+          <w:sz w:val="24"/>
+          <w:szCs w:val="24"/>
+          <w:lang w:val="uk-UA"/>
+        </w:rPr>
+        <w:drawing>
+          <wp:inline distT="0" distB="0" distL="0" distR="0" wp14:anchorId="7AEBEA4B" wp14:editId="4788291F">
+            <wp:extent cx="2791215" cy="952633"/>
+            <wp:effectExtent l="0" t="0" r="9525" b="0"/>
+            <wp:docPr id="13" name="Рисунок 13"/>
+            <wp:cNvGraphicFramePr>
+              <a:graphicFrameLocks xmlns:a="http://schemas.openxmlformats.org/drawingml/2006/main" noChangeAspect="1"/>
+            </wp:cNvGraphicFramePr>
+            <a:graphic xmlns:a="http://schemas.openxmlformats.org/drawingml/2006/main">
+              <a:graphicData uri="http://schemas.openxmlformats.org/drawingml/2006/picture">
+                <pic:pic xmlns:pic="http://schemas.openxmlformats.org/drawingml/2006/picture">
+                  <pic:nvPicPr>
+                    <pic:cNvPr id="1" name=""/>
+                    <pic:cNvPicPr/>
+                  </pic:nvPicPr>
+                  <pic:blipFill>
+                    <a:blip r:embed="rId36"/>
+                    <a:stretch>
+                      <a:fillRect/>
+                    </a:stretch>
+                  </pic:blipFill>
+                  <pic:spPr>
+                    <a:xfrm>
+                      <a:off x="0" y="0"/>
                       <a:ext cx="2791215" cy="952633"/>
                     </a:xfrm>
                     <a:prstGeom prst="rect">
@@ -28244,8 +28509,6 @@
           </wp:inline>
         </w:drawing>
       </w:r>
-      <w:bookmarkStart w:id="0" w:name="_GoBack"/>
-      <w:bookmarkEnd w:id="0"/>
     </w:p>
     <w:p>
       <w:pPr>
@@ -28388,7 +28651,7 @@
                     </pic:cNvPicPr>
                   </pic:nvPicPr>
                   <pic:blipFill>
-                    <a:blip r:embed="rId35" cstate="print">
+                    <a:blip r:embed="rId37" cstate="print">
                       <a:extLst>
                         <a:ext uri="{28A0092B-C50C-407E-A947-70E740481C1C}">
                           <a14:useLocalDpi xmlns:a14="http://schemas.microsoft.com/office/drawing/2010/main" val="0"/>
@@ -28468,7 +28731,7 @@
                     </pic:cNvPicPr>
                   </pic:nvPicPr>
                   <pic:blipFill>
-                    <a:blip r:embed="rId36" cstate="print">
+                    <a:blip r:embed="rId38" cstate="print">
                       <a:extLst>
                         <a:ext uri="{28A0092B-C50C-407E-A947-70E740481C1C}">
                           <a14:useLocalDpi xmlns:a14="http://schemas.microsoft.com/office/drawing/2010/main" val="0"/>
@@ -29303,7 +29566,7 @@
 </file>
 
 <file path=word/endnotes.xml><?xml version="1.0" encoding="utf-8"?>
-<w:endnotes xmlns:wpc="http://schemas.microsoft.com/office/word/2010/wordprocessingCanvas" xmlns:cx="http://schemas.microsoft.com/office/drawing/2014/chartex" xmlns:mc="http://schemas.openxmlformats.org/markup-compatibility/2006" xmlns:o="urn:schemas-microsoft-com:office:office" xmlns:r="http://schemas.openxmlformats.org/officeDocument/2006/relationships" xmlns:m="http://schemas.openxmlformats.org/officeDocument/2006/math" xmlns:v="urn:schemas-microsoft-com:vml" xmlns:wp14="http://schemas.microsoft.com/office/word/2010/wordprocessingDrawing" xmlns:wp="http://schemas.openxmlformats.org/drawingml/2006/wordprocessingDrawing" xmlns:w10="urn:schemas-microsoft-com:office:word" xmlns:w="http://schemas.openxmlformats.org/wordprocessingml/2006/main" xmlns:w14="http://schemas.microsoft.com/office/word/2010/wordml" xmlns:w15="http://schemas.microsoft.com/office/word/2012/wordml" xmlns:w16se="http://schemas.microsoft.com/office/word/2015/wordml/symex" xmlns:wpg="http://schemas.microsoft.com/office/word/2010/wordprocessingGroup" xmlns:wpi="http://schemas.microsoft.com/office/word/2010/wordprocessingInk" xmlns:wne="http://schemas.microsoft.com/office/word/2006/wordml" xmlns:wps="http://schemas.microsoft.com/office/word/2010/wordprocessingShape" mc:Ignorable="w14 w15 w16se wp14">
+<w:endnotes xmlns:wpc="http://schemas.microsoft.com/office/word/2010/wordprocessingCanvas" xmlns:mc="http://schemas.openxmlformats.org/markup-compatibility/2006" xmlns:o="urn:schemas-microsoft-com:office:office" xmlns:r="http://schemas.openxmlformats.org/officeDocument/2006/relationships" xmlns:m="http://schemas.openxmlformats.org/officeDocument/2006/math" xmlns:v="urn:schemas-microsoft-com:vml" xmlns:wp14="http://schemas.microsoft.com/office/word/2010/wordprocessingDrawing" xmlns:wp="http://schemas.openxmlformats.org/drawingml/2006/wordprocessingDrawing" xmlns:w10="urn:schemas-microsoft-com:office:word" xmlns:w="http://schemas.openxmlformats.org/wordprocessingml/2006/main" xmlns:w14="http://schemas.microsoft.com/office/word/2010/wordml" xmlns:w15="http://schemas.microsoft.com/office/word/2012/wordml" xmlns:wpg="http://schemas.microsoft.com/office/word/2010/wordprocessingGroup" xmlns:wpi="http://schemas.microsoft.com/office/word/2010/wordprocessingInk" xmlns:wne="http://schemas.microsoft.com/office/word/2006/wordml" xmlns:wps="http://schemas.microsoft.com/office/word/2010/wordprocessingShape" mc:Ignorable="w14 w15 wp14">
   <w:endnote w:type="separator" w:id="-1">
     <w:p>
       <w:pPr>
@@ -29328,7 +29591,7 @@
 </file>
 
 <file path=word/footnotes.xml><?xml version="1.0" encoding="utf-8"?>
-<w:footnotes xmlns:wpc="http://schemas.microsoft.com/office/word/2010/wordprocessingCanvas" xmlns:cx="http://schemas.microsoft.com/office/drawing/2014/chartex" xmlns:mc="http://schemas.openxmlformats.org/markup-compatibility/2006" xmlns:o="urn:schemas-microsoft-com:office:office" xmlns:r="http://schemas.openxmlformats.org/officeDocument/2006/relationships" xmlns:m="http://schemas.openxmlformats.org/officeDocument/2006/math" xmlns:v="urn:schemas-microsoft-com:vml" xmlns:wp14="http://schemas.microsoft.com/office/word/2010/wordprocessingDrawing" xmlns:wp="http://schemas.openxmlformats.org/drawingml/2006/wordprocessingDrawing" xmlns:w10="urn:schemas-microsoft-com:office:word" xmlns:w="http://schemas.openxmlformats.org/wordprocessingml/2006/main" xmlns:w14="http://schemas.microsoft.com/office/word/2010/wordml" xmlns:w15="http://schemas.microsoft.com/office/word/2012/wordml" xmlns:w16se="http://schemas.microsoft.com/office/word/2015/wordml/symex" xmlns:wpg="http://schemas.microsoft.com/office/word/2010/wordprocessingGroup" xmlns:wpi="http://schemas.microsoft.com/office/word/2010/wordprocessingInk" xmlns:wne="http://schemas.microsoft.com/office/word/2006/wordml" xmlns:wps="http://schemas.microsoft.com/office/word/2010/wordprocessingShape" mc:Ignorable="w14 w15 w16se wp14">
+<w:footnotes xmlns:wpc="http://schemas.microsoft.com/office/word/2010/wordprocessingCanvas" xmlns:mc="http://schemas.openxmlformats.org/markup-compatibility/2006" xmlns:o="urn:schemas-microsoft-com:office:office" xmlns:r="http://schemas.openxmlformats.org/officeDocument/2006/relationships" xmlns:m="http://schemas.openxmlformats.org/officeDocument/2006/math" xmlns:v="urn:schemas-microsoft-com:vml" xmlns:wp14="http://schemas.microsoft.com/office/word/2010/wordprocessingDrawing" xmlns:wp="http://schemas.openxmlformats.org/drawingml/2006/wordprocessingDrawing" xmlns:w10="urn:schemas-microsoft-com:office:word" xmlns:w="http://schemas.openxmlformats.org/wordprocessingml/2006/main" xmlns:w14="http://schemas.microsoft.com/office/word/2010/wordml" xmlns:w15="http://schemas.microsoft.com/office/word/2012/wordml" xmlns:wpg="http://schemas.microsoft.com/office/word/2010/wordprocessingGroup" xmlns:wpi="http://schemas.microsoft.com/office/word/2010/wordprocessingInk" xmlns:wne="http://schemas.microsoft.com/office/word/2006/wordml" xmlns:wps="http://schemas.microsoft.com/office/word/2010/wordprocessingShape" mc:Ignorable="w14 w15 wp14">
   <w:footnote w:type="separator" w:id="-1">
     <w:p>
       <w:pPr>
@@ -29353,8 +29616,8 @@
 </file>
 
 <file path=word/numbering.xml><?xml version="1.0" encoding="utf-8"?>
-<w:numbering xmlns:wpc="http://schemas.microsoft.com/office/word/2010/wordprocessingCanvas" xmlns:cx="http://schemas.microsoft.com/office/drawing/2014/chartex" xmlns:mc="http://schemas.openxmlformats.org/markup-compatibility/2006" xmlns:o="urn:schemas-microsoft-com:office:office" xmlns:r="http://schemas.openxmlformats.org/officeDocument/2006/relationships" xmlns:m="http://schemas.openxmlformats.org/officeDocument/2006/math" xmlns:v="urn:schemas-microsoft-com:vml" xmlns:wp14="http://schemas.microsoft.com/office/word/2010/wordprocessingDrawing" xmlns:wp="http://schemas.openxmlformats.org/drawingml/2006/wordprocessingDrawing" xmlns:w10="urn:schemas-microsoft-com:office:word" xmlns:w="http://schemas.openxmlformats.org/wordprocessingml/2006/main" xmlns:w14="http://schemas.microsoft.com/office/word/2010/wordml" xmlns:w15="http://schemas.microsoft.com/office/word/2012/wordml" xmlns:w16se="http://schemas.microsoft.com/office/word/2015/wordml/symex" xmlns:wpg="http://schemas.microsoft.com/office/word/2010/wordprocessingGroup" xmlns:wpi="http://schemas.microsoft.com/office/word/2010/wordprocessingInk" xmlns:wne="http://schemas.microsoft.com/office/word/2006/wordml" xmlns:wps="http://schemas.microsoft.com/office/word/2010/wordprocessingShape" mc:Ignorable="w14 w15 w16se wp14">
-  <w:abstractNum w:abstractNumId="0" w15:restartNumberingAfterBreak="0">
+<w:numbering xmlns:wpc="http://schemas.microsoft.com/office/word/2010/wordprocessingCanvas" xmlns:mc="http://schemas.openxmlformats.org/markup-compatibility/2006" xmlns:o="urn:schemas-microsoft-com:office:office" xmlns:r="http://schemas.openxmlformats.org/officeDocument/2006/relationships" xmlns:m="http://schemas.openxmlformats.org/officeDocument/2006/math" xmlns:v="urn:schemas-microsoft-com:vml" xmlns:wp14="http://schemas.microsoft.com/office/word/2010/wordprocessingDrawing" xmlns:wp="http://schemas.openxmlformats.org/drawingml/2006/wordprocessingDrawing" xmlns:w10="urn:schemas-microsoft-com:office:word" xmlns:w="http://schemas.openxmlformats.org/wordprocessingml/2006/main" xmlns:w14="http://schemas.microsoft.com/office/word/2010/wordml" xmlns:w15="http://schemas.microsoft.com/office/word/2012/wordml" xmlns:wpg="http://schemas.microsoft.com/office/word/2010/wordprocessingGroup" xmlns:wpi="http://schemas.microsoft.com/office/word/2010/wordprocessingInk" xmlns:wne="http://schemas.microsoft.com/office/word/2006/wordml" xmlns:wps="http://schemas.microsoft.com/office/word/2010/wordprocessingShape" mc:Ignorable="w14 w15 wp14">
+  <w:abstractNum w:abstractNumId="0">
     <w:nsid w:val="08C06DE6"/>
     <w:multiLevelType w:val="hybridMultilevel"/>
     <w:tmpl w:val="C8F2AA50"/>
@@ -29440,7 +29703,7 @@
       </w:pPr>
     </w:lvl>
   </w:abstractNum>
-  <w:abstractNum w:abstractNumId="1" w15:restartNumberingAfterBreak="0">
+  <w:abstractNum w:abstractNumId="1">
     <w:nsid w:val="1FDC62DE"/>
     <w:multiLevelType w:val="multilevel"/>
     <w:tmpl w:val="45566492"/>
@@ -29552,7 +29815,7 @@
       </w:rPr>
     </w:lvl>
   </w:abstractNum>
-  <w:abstractNum w:abstractNumId="2" w15:restartNumberingAfterBreak="0">
+  <w:abstractNum w:abstractNumId="2">
     <w:nsid w:val="36825B24"/>
     <w:multiLevelType w:val="multilevel"/>
     <w:tmpl w:val="6F0C980C"/>
@@ -29665,7 +29928,7 @@
       </w:rPr>
     </w:lvl>
   </w:abstractNum>
-  <w:abstractNum w:abstractNumId="3" w15:restartNumberingAfterBreak="0">
+  <w:abstractNum w:abstractNumId="3">
     <w:nsid w:val="3ADE2483"/>
     <w:multiLevelType w:val="hybridMultilevel"/>
     <w:tmpl w:val="BFFA7D42"/>
@@ -29751,7 +30014,7 @@
       </w:pPr>
     </w:lvl>
   </w:abstractNum>
-  <w:abstractNum w:abstractNumId="4" w15:restartNumberingAfterBreak="0">
+  <w:abstractNum w:abstractNumId="4">
     <w:nsid w:val="494655DC"/>
     <w:multiLevelType w:val="multilevel"/>
     <w:tmpl w:val="2C6230F0"/>
@@ -29864,7 +30127,7 @@
       </w:rPr>
     </w:lvl>
   </w:abstractNum>
-  <w:abstractNum w:abstractNumId="5" w15:restartNumberingAfterBreak="0">
+  <w:abstractNum w:abstractNumId="5">
     <w:nsid w:val="5121204B"/>
     <w:multiLevelType w:val="multilevel"/>
     <w:tmpl w:val="4002EB6C"/>
@@ -29976,7 +30239,7 @@
       </w:rPr>
     </w:lvl>
   </w:abstractNum>
-  <w:abstractNum w:abstractNumId="6" w15:restartNumberingAfterBreak="0">
+  <w:abstractNum w:abstractNumId="6">
     <w:nsid w:val="56EA2479"/>
     <w:multiLevelType w:val="multilevel"/>
     <w:tmpl w:val="E646C184"/>
@@ -30089,7 +30352,7 @@
       </w:pPr>
     </w:lvl>
   </w:abstractNum>
-  <w:abstractNum w:abstractNumId="7" w15:restartNumberingAfterBreak="0">
+  <w:abstractNum w:abstractNumId="7">
     <w:nsid w:val="58EC1F16"/>
     <w:multiLevelType w:val="hybridMultilevel"/>
     <w:tmpl w:val="F886BB24"/>
@@ -30201,7 +30464,7 @@
       </w:rPr>
     </w:lvl>
   </w:abstractNum>
-  <w:abstractNum w:abstractNumId="8" w15:restartNumberingAfterBreak="0">
+  <w:abstractNum w:abstractNumId="8">
     <w:nsid w:val="70DF5833"/>
     <w:multiLevelType w:val="hybridMultilevel"/>
     <w:tmpl w:val="E41C89B0"/>
@@ -30320,7 +30583,7 @@
 </file>
 
 <file path=word/styles.xml><?xml version="1.0" encoding="utf-8"?>
-<w:styles xmlns:mc="http://schemas.openxmlformats.org/markup-compatibility/2006" xmlns:r="http://schemas.openxmlformats.org/officeDocument/2006/relationships" xmlns:w="http://schemas.openxmlformats.org/wordprocessingml/2006/main" xmlns:w14="http://schemas.microsoft.com/office/word/2010/wordml" xmlns:w15="http://schemas.microsoft.com/office/word/2012/wordml" xmlns:w16se="http://schemas.microsoft.com/office/word/2015/wordml/symex" mc:Ignorable="w14 w15 w16se">
+<w:styles xmlns:mc="http://schemas.openxmlformats.org/markup-compatibility/2006" xmlns:r="http://schemas.openxmlformats.org/officeDocument/2006/relationships" xmlns:w="http://schemas.openxmlformats.org/wordprocessingml/2006/main" xmlns:w14="http://schemas.microsoft.com/office/word/2010/wordml" xmlns:w15="http://schemas.microsoft.com/office/word/2012/wordml" mc:Ignorable="w14 w15">
   <w:docDefaults>
     <w:rPrDefault>
       <w:rPr>
@@ -30807,7 +31070,7 @@
     </w:pPr>
   </w:style>
   <w:style w:type="character" w:customStyle="1" w:styleId="a4">
-    <w:name w:val="Верхний колонтитул Знак"/>
+    <w:name w:val="Верхній колонтитул Знак"/>
     <w:basedOn w:val="a0"/>
     <w:link w:val="a3"/>
     <w:uiPriority w:val="99"/>
@@ -30833,7 +31096,7 @@
     </w:pPr>
   </w:style>
   <w:style w:type="character" w:customStyle="1" w:styleId="a6">
-    <w:name w:val="Нижний колонтитул Знак"/>
+    <w:name w:val="Нижній колонтитул Знак"/>
     <w:basedOn w:val="a0"/>
     <w:link w:val="a5"/>
     <w:uiPriority w:val="99"/>
@@ -31234,7 +31497,7 @@
 </file>
 
 <file path=customXml/itemProps1.xml><?xml version="1.0" encoding="utf-8"?>
-<ds:datastoreItem xmlns:ds="http://schemas.openxmlformats.org/officeDocument/2006/customXml" ds:itemID="{0D98FF3C-26C3-4EDB-8826-B3985866899A}">
+<ds:datastoreItem xmlns:ds="http://schemas.openxmlformats.org/officeDocument/2006/customXml" ds:itemID="{B9D50F52-6407-4057-AC8A-79216D24FF30}">
   <ds:schemaRefs>
     <ds:schemaRef ds:uri="http://schemas.openxmlformats.org/officeDocument/2006/bibliography"/>
   </ds:schemaRefs>

--- a/ai_14/danylo_burban/epic_2/epic_2_report_danylo_burban.docx
+++ b/ai_14/danylo_burban/epic_2/epic_2_report_danylo_burban.docx
@@ -3251,10 +3251,10 @@
             <v:path o:extrusionok="f" gradientshapeok="t" o:connecttype="rect"/>
             <o:lock v:ext="edit" aspectratio="t"/>
           </v:shapetype>
-          <v:shape id="_x0000_i1030" type="#_x0000_t75" style="width:138.5pt;height:41.5pt" o:ole="">
+          <v:shape id="_x0000_i1025" type="#_x0000_t75" style="width:138.5pt;height:41.5pt" o:ole="">
             <v:imagedata r:id="rId13" o:title=""/>
           </v:shape>
-          <o:OLEObject Type="Embed" ProgID="Package" ShapeID="_x0000_i1030" DrawAspect="Content" ObjectID="_1852823592" r:id="rId14"/>
+          <o:OLEObject Type="Embed" ProgID="Package" ShapeID="_x0000_i1025" DrawAspect="Content" ObjectID="_1852826184" r:id="rId14"/>
         </w:object>
       </w:r>
     </w:p>
@@ -3271,7 +3271,9 @@
       <w:r>
         <w:rPr>
           <w:noProof/>
-        </w:rPr>
+          <w:lang w:val="uk-UA"/>
+        </w:rPr>
+        <w:lastRenderedPageBreak/>
         <mc:AlternateContent>
           <mc:Choice Requires="wps">
             <w:drawing>
@@ -3381,8 +3383,10 @@
       <w:r>
         <w:rPr>
           <w:rFonts w:ascii="Times New Roman" w:eastAsia="Times New Roman" w:hAnsi="Times New Roman" w:cs="Times New Roman"/>
-          <w:sz w:val="24"/>
-          <w:szCs w:val="24"/>
+          <w:noProof/>
+          <w:sz w:val="24"/>
+          <w:szCs w:val="24"/>
+          <w:lang w:val="uk-UA"/>
         </w:rPr>
         <w:drawing>
           <wp:anchor distT="0" distB="0" distL="114300" distR="114300" simplePos="0" relativeHeight="251660288" behindDoc="0" locked="0" layoutInCell="1" allowOverlap="1" wp14:anchorId="36EF77C1" wp14:editId="1BD1EF92">
@@ -3443,8 +3447,10 @@
       <w:r>
         <w:rPr>
           <w:rFonts w:ascii="Times New Roman" w:eastAsia="Times New Roman" w:hAnsi="Times New Roman" w:cs="Times New Roman"/>
-          <w:sz w:val="24"/>
-          <w:szCs w:val="24"/>
+          <w:noProof/>
+          <w:sz w:val="24"/>
+          <w:szCs w:val="24"/>
+          <w:lang w:val="uk-UA"/>
         </w:rPr>
         <w:drawing>
           <wp:anchor distT="0" distB="0" distL="114300" distR="114300" simplePos="0" relativeHeight="251661312" behindDoc="0" locked="0" layoutInCell="1" allowOverlap="1" wp14:anchorId="47A22379" wp14:editId="3237ABAE">
@@ -3541,17 +3547,7 @@
           <w:sz w:val="24"/>
           <w:szCs w:val="24"/>
         </w:rPr>
-        <w:t>Обрахунок виразу лаборато</w:t>
-      </w:r>
-      <w:bookmarkStart w:id="0" w:name="_GoBack"/>
-      <w:bookmarkEnd w:id="0"/>
-      <w:r>
-        <w:rPr>
-          <w:rFonts w:ascii="Times New Roman" w:eastAsia="Times New Roman" w:hAnsi="Times New Roman" w:cs="Times New Roman"/>
-          <w:sz w:val="24"/>
-          <w:szCs w:val="24"/>
-        </w:rPr>
-        <w:t>рна №1, завдання 2</w:t>
+        <w:t>Обрахунок виразу лабораторна №1, завдання 2</w:t>
       </w:r>
     </w:p>
     <w:p>
@@ -3778,16 +3774,17 @@
           <w:szCs w:val="24"/>
           <w:lang w:val="en-US"/>
         </w:rPr>
-        <w:object w:dxaOrig="3650" w:dyaOrig="830">
-          <v:shape id="_x0000_i1034" type="#_x0000_t75" style="width:182.5pt;height:41.5pt" o:ole="">
+        <w:object w:dxaOrig="3650" w:dyaOrig="831">
+          <v:shape id="_x0000_i1028" type="#_x0000_t75" style="width:182.5pt;height:41.55pt" o:ole="">
             <v:imagedata r:id="rId17" o:title=""/>
           </v:shape>
-          <o:OLEObject Type="Embed" ProgID="Package" ShapeID="_x0000_i1034" DrawAspect="Content" ObjectID="_1852823593" r:id="rId18"/>
+          <o:OLEObject Type="Embed" ProgID="Package" ShapeID="_x0000_i1028" DrawAspect="Content" ObjectID="_1852826185" r:id="rId18"/>
         </w:object>
       </w:r>
     </w:p>
     <w:p>
       <w:pPr>
+        <w:keepNext/>
         <w:pBdr>
           <w:top w:val="nil"/>
           <w:left w:val="nil"/>
@@ -3797,16 +3794,74 @@
         </w:pBdr>
         <w:spacing w:after="0" w:line="240" w:lineRule="auto"/>
         <w:ind w:left="720"/>
+      </w:pPr>
+      <w:r>
         <w:rPr>
           <w:rFonts w:ascii="Times New Roman" w:hAnsi="Times New Roman" w:cs="Times New Roman"/>
           <w:color w:val="000000"/>
           <w:sz w:val="24"/>
           <w:szCs w:val="24"/>
         </w:rPr>
-      </w:pPr>
-    </w:p>
-    <w:p>
-      <w:pPr>
+        <w:lastRenderedPageBreak/>
+        <w:drawing>
+          <wp:inline distT="0" distB="0" distL="0" distR="0" wp14:anchorId="21D5485A" wp14:editId="0E4578B1">
+            <wp:extent cx="6013759" cy="4769095"/>
+            <wp:effectExtent l="0" t="0" r="6350" b="0"/>
+            <wp:docPr id="20" name="Рисунок 20"/>
+            <wp:cNvGraphicFramePr>
+              <a:graphicFrameLocks xmlns:a="http://schemas.openxmlformats.org/drawingml/2006/main" noChangeAspect="1"/>
+            </wp:cNvGraphicFramePr>
+            <a:graphic xmlns:a="http://schemas.openxmlformats.org/drawingml/2006/main">
+              <a:graphicData uri="http://schemas.openxmlformats.org/drawingml/2006/picture">
+                <pic:pic xmlns:pic="http://schemas.openxmlformats.org/drawingml/2006/picture">
+                  <pic:nvPicPr>
+                    <pic:cNvPr id="1" name=""/>
+                    <pic:cNvPicPr/>
+                  </pic:nvPicPr>
+                  <pic:blipFill>
+                    <a:blip r:embed="rId19"/>
+                    <a:stretch>
+                      <a:fillRect/>
+                    </a:stretch>
+                  </pic:blipFill>
+                  <pic:spPr>
+                    <a:xfrm>
+                      <a:off x="0" y="0"/>
+                      <a:ext cx="6013759" cy="4769095"/>
+                    </a:xfrm>
+                    <a:prstGeom prst="rect">
+                      <a:avLst/>
+                    </a:prstGeom>
+                  </pic:spPr>
+                </pic:pic>
+              </a:graphicData>
+            </a:graphic>
+          </wp:inline>
+        </w:drawing>
+      </w:r>
+    </w:p>
+    <w:p>
+      <w:pPr>
+        <w:pStyle w:val="a9"/>
+        <w:jc w:val="center"/>
+        <w:rPr>
+          <w:rFonts w:ascii="Times New Roman" w:hAnsi="Times New Roman" w:cs="Times New Roman"/>
+          <w:color w:val="000000"/>
+          <w:sz w:val="24"/>
+          <w:szCs w:val="24"/>
+          <w:lang w:val="en-US"/>
+        </w:rPr>
+      </w:pPr>
+      <w:r>
+        <w:rPr>
+          <w:lang w:val="uk-UA"/>
+        </w:rPr>
+        <w:t>блок схема 2(1)</w:t>
+      </w:r>
+    </w:p>
+    <w:p>
+      <w:pPr>
+        <w:keepNext/>
         <w:pBdr>
           <w:top w:val="nil"/>
           <w:left w:val="nil"/>
@@ -3815,13 +3870,255 @@
           <w:between w:val="nil"/>
         </w:pBdr>
         <w:spacing w:after="0" w:line="240" w:lineRule="auto"/>
+        <w:ind w:left="720"/>
+      </w:pPr>
+      <w:r>
         <w:rPr>
           <w:rFonts w:ascii="Times New Roman" w:hAnsi="Times New Roman" w:cs="Times New Roman"/>
           <w:color w:val="000000"/>
           <w:sz w:val="24"/>
           <w:szCs w:val="24"/>
-        </w:rPr>
-      </w:pPr>
+          <w:lang w:val="en-US"/>
+        </w:rPr>
+        <w:lastRenderedPageBreak/>
+        <w:drawing>
+          <wp:inline distT="0" distB="0" distL="0" distR="0" wp14:anchorId="2C5A11D0" wp14:editId="166A1A6D">
+            <wp:extent cx="4915153" cy="4845299"/>
+            <wp:effectExtent l="0" t="0" r="0" b="0"/>
+            <wp:docPr id="21" name="Рисунок 21"/>
+            <wp:cNvGraphicFramePr>
+              <a:graphicFrameLocks xmlns:a="http://schemas.openxmlformats.org/drawingml/2006/main" noChangeAspect="1"/>
+            </wp:cNvGraphicFramePr>
+            <a:graphic xmlns:a="http://schemas.openxmlformats.org/drawingml/2006/main">
+              <a:graphicData uri="http://schemas.openxmlformats.org/drawingml/2006/picture">
+                <pic:pic xmlns:pic="http://schemas.openxmlformats.org/drawingml/2006/picture">
+                  <pic:nvPicPr>
+                    <pic:cNvPr id="1" name=""/>
+                    <pic:cNvPicPr/>
+                  </pic:nvPicPr>
+                  <pic:blipFill>
+                    <a:blip r:embed="rId20"/>
+                    <a:stretch>
+                      <a:fillRect/>
+                    </a:stretch>
+                  </pic:blipFill>
+                  <pic:spPr>
+                    <a:xfrm>
+                      <a:off x="0" y="0"/>
+                      <a:ext cx="4915153" cy="4845299"/>
+                    </a:xfrm>
+                    <a:prstGeom prst="rect">
+                      <a:avLst/>
+                    </a:prstGeom>
+                  </pic:spPr>
+                </pic:pic>
+              </a:graphicData>
+            </a:graphic>
+          </wp:inline>
+        </w:drawing>
+      </w:r>
+    </w:p>
+    <w:p>
+      <w:pPr>
+        <w:pStyle w:val="a9"/>
+        <w:jc w:val="center"/>
+        <w:rPr>
+          <w:rFonts w:ascii="Times New Roman" w:hAnsi="Times New Roman" w:cs="Times New Roman"/>
+          <w:color w:val="000000"/>
+          <w:sz w:val="24"/>
+          <w:szCs w:val="24"/>
+          <w:lang w:val="en-US"/>
+        </w:rPr>
+      </w:pPr>
+      <w:r>
+        <w:rPr>
+          <w:lang w:val="uk-UA"/>
+        </w:rPr>
+        <w:t>Блок схема 2(2)</w:t>
+      </w:r>
+    </w:p>
+    <w:p>
+      <w:pPr>
+        <w:pBdr>
+          <w:top w:val="nil"/>
+          <w:left w:val="nil"/>
+          <w:bottom w:val="nil"/>
+          <w:right w:val="nil"/>
+          <w:between w:val="nil"/>
+        </w:pBdr>
+        <w:spacing w:after="0" w:line="240" w:lineRule="auto"/>
+        <w:rPr>
+          <w:rFonts w:ascii="Times New Roman" w:hAnsi="Times New Roman" w:cs="Times New Roman"/>
+          <w:color w:val="000000"/>
+          <w:sz w:val="24"/>
+          <w:szCs w:val="24"/>
+        </w:rPr>
+      </w:pPr>
+    </w:p>
+    <w:p>
+      <w:pPr>
+        <w:keepNext/>
+        <w:spacing w:after="0"/>
+      </w:pPr>
+      <w:r>
+        <w:rPr>
+          <w:rFonts w:ascii="Times New Roman" w:eastAsia="Times New Roman" w:hAnsi="Times New Roman" w:cs="Times New Roman"/>
+          <w:sz w:val="24"/>
+          <w:szCs w:val="24"/>
+        </w:rPr>
+        <w:lastRenderedPageBreak/>
+        <w:drawing>
+          <wp:inline distT="0" distB="0" distL="0" distR="0" wp14:anchorId="21B5201F" wp14:editId="3C9E00D5">
+            <wp:extent cx="5677192" cy="4178515"/>
+            <wp:effectExtent l="0" t="0" r="0" b="0"/>
+            <wp:docPr id="22" name="Рисунок 22"/>
+            <wp:cNvGraphicFramePr>
+              <a:graphicFrameLocks xmlns:a="http://schemas.openxmlformats.org/drawingml/2006/main" noChangeAspect="1"/>
+            </wp:cNvGraphicFramePr>
+            <a:graphic xmlns:a="http://schemas.openxmlformats.org/drawingml/2006/main">
+              <a:graphicData uri="http://schemas.openxmlformats.org/drawingml/2006/picture">
+                <pic:pic xmlns:pic="http://schemas.openxmlformats.org/drawingml/2006/picture">
+                  <pic:nvPicPr>
+                    <pic:cNvPr id="1" name=""/>
+                    <pic:cNvPicPr/>
+                  </pic:nvPicPr>
+                  <pic:blipFill>
+                    <a:blip r:embed="rId21"/>
+                    <a:stretch>
+                      <a:fillRect/>
+                    </a:stretch>
+                  </pic:blipFill>
+                  <pic:spPr>
+                    <a:xfrm>
+                      <a:off x="0" y="0"/>
+                      <a:ext cx="5677192" cy="4178515"/>
+                    </a:xfrm>
+                    <a:prstGeom prst="rect">
+                      <a:avLst/>
+                    </a:prstGeom>
+                  </pic:spPr>
+                </pic:pic>
+              </a:graphicData>
+            </a:graphic>
+          </wp:inline>
+        </w:drawing>
+      </w:r>
+    </w:p>
+    <w:p>
+      <w:pPr>
+        <w:pStyle w:val="a9"/>
+        <w:jc w:val="center"/>
+        <w:rPr>
+          <w:rFonts w:ascii="Times New Roman" w:eastAsia="Times New Roman" w:hAnsi="Times New Roman" w:cs="Times New Roman"/>
+          <w:sz w:val="24"/>
+          <w:szCs w:val="24"/>
+        </w:rPr>
+      </w:pPr>
+      <w:r>
+        <w:rPr>
+          <w:rFonts w:ascii="Times New Roman" w:eastAsia="Times New Roman" w:hAnsi="Times New Roman" w:cs="Times New Roman"/>
+          <w:sz w:val="24"/>
+          <w:szCs w:val="24"/>
+          <w:lang w:val="uk-UA"/>
+        </w:rPr>
+        <w:t>Б</w:t>
+      </w:r>
+      <w:r>
+        <w:rPr>
+          <w:lang w:val="uk-UA"/>
+        </w:rPr>
+        <w:t>лок схема 2(3)</w:t>
+      </w:r>
+    </w:p>
+    <w:p>
+      <w:pPr>
+        <w:spacing w:after="0"/>
+        <w:rPr>
+          <w:rFonts w:ascii="Times New Roman" w:eastAsia="Times New Roman" w:hAnsi="Times New Roman" w:cs="Times New Roman"/>
+          <w:sz w:val="24"/>
+          <w:szCs w:val="24"/>
+        </w:rPr>
+      </w:pPr>
+    </w:p>
+    <w:p>
+      <w:pPr>
+        <w:keepNext/>
+        <w:spacing w:after="0"/>
+      </w:pPr>
+      <w:r>
+        <w:rPr>
+          <w:rFonts w:ascii="Times New Roman" w:eastAsia="Times New Roman" w:hAnsi="Times New Roman" w:cs="Times New Roman"/>
+          <w:sz w:val="24"/>
+          <w:szCs w:val="24"/>
+        </w:rPr>
+        <w:drawing>
+          <wp:inline distT="0" distB="0" distL="0" distR="0" wp14:anchorId="6B8A33D5" wp14:editId="7E7A37D4">
+            <wp:extent cx="6120765" cy="2976245"/>
+            <wp:effectExtent l="0" t="0" r="0" b="0"/>
+            <wp:docPr id="23" name="Рисунок 23"/>
+            <wp:cNvGraphicFramePr>
+              <a:graphicFrameLocks xmlns:a="http://schemas.openxmlformats.org/drawingml/2006/main" noChangeAspect="1"/>
+            </wp:cNvGraphicFramePr>
+            <a:graphic xmlns:a="http://schemas.openxmlformats.org/drawingml/2006/main">
+              <a:graphicData uri="http://schemas.openxmlformats.org/drawingml/2006/picture">
+                <pic:pic xmlns:pic="http://schemas.openxmlformats.org/drawingml/2006/picture">
+                  <pic:nvPicPr>
+                    <pic:cNvPr id="1" name=""/>
+                    <pic:cNvPicPr/>
+                  </pic:nvPicPr>
+                  <pic:blipFill>
+                    <a:blip r:embed="rId22"/>
+                    <a:stretch>
+                      <a:fillRect/>
+                    </a:stretch>
+                  </pic:blipFill>
+                  <pic:spPr>
+                    <a:xfrm>
+                      <a:off x="0" y="0"/>
+                      <a:ext cx="6120765" cy="2976245"/>
+                    </a:xfrm>
+                    <a:prstGeom prst="rect">
+                      <a:avLst/>
+                    </a:prstGeom>
+                  </pic:spPr>
+                </pic:pic>
+              </a:graphicData>
+            </a:graphic>
+          </wp:inline>
+        </w:drawing>
+      </w:r>
+    </w:p>
+    <w:p>
+      <w:pPr>
+        <w:pStyle w:val="a9"/>
+        <w:jc w:val="center"/>
+      </w:pPr>
+      <w:bookmarkStart w:id="0" w:name="_GoBack"/>
+      <w:bookmarkEnd w:id="0"/>
+      <w:r>
+        <w:rPr>
+          <w:lang w:val="uk-UA"/>
+        </w:rPr>
+        <w:t>Блок схема 2(4)</w:t>
+      </w:r>
+    </w:p>
+    <w:p>
+      <w:pPr>
+        <w:spacing w:after="0"/>
+        <w:rPr>
+          <w:rFonts w:ascii="Times New Roman" w:eastAsia="Times New Roman" w:hAnsi="Times New Roman" w:cs="Times New Roman"/>
+          <w:sz w:val="24"/>
+          <w:szCs w:val="24"/>
+        </w:rPr>
+      </w:pPr>
+      <w:r>
+        <w:rPr>
+          <w:rFonts w:ascii="Times New Roman" w:eastAsia="Times New Roman" w:hAnsi="Times New Roman" w:cs="Times New Roman"/>
+          <w:sz w:val="24"/>
+          <w:szCs w:val="24"/>
+        </w:rPr>
+        <w:tab/>
+      </w:r>
     </w:p>
     <w:p>
       <w:pPr>
@@ -4178,6 +4475,7 @@
           <w:sz w:val="24"/>
           <w:szCs w:val="24"/>
         </w:rPr>
+        <w:lastRenderedPageBreak/>
         <w:t>Планований час на реалізацію:</w:t>
       </w:r>
       <w:r>
@@ -7221,7 +7519,7 @@
         </w:rPr>
         <w:t xml:space="preserve"> </w:t>
       </w:r>
-      <w:hyperlink r:id="rId19" w:history="1">
+      <w:hyperlink r:id="rId23" w:history="1">
         <w:r>
           <w:rPr>
             <w:rStyle w:val="a8"/>
@@ -7615,6 +7913,7 @@
           <w:szCs w:val="21"/>
           <w:lang w:val="uk-UA"/>
         </w:rPr>
+        <w:lastRenderedPageBreak/>
         <w:t xml:space="preserve">    </w:t>
       </w:r>
       <w:r>
@@ -8491,7 +8790,7 @@
         </w:rPr>
         <w:t xml:space="preserve"> </w:t>
       </w:r>
-      <w:hyperlink r:id="rId20" w:history="1">
+      <w:hyperlink r:id="rId24" w:history="1">
         <w:r>
           <w:rPr>
             <w:rStyle w:val="a8"/>
@@ -10572,6 +10871,7 @@
           <w:szCs w:val="21"/>
           <w:lang w:val="uk-UA"/>
         </w:rPr>
+        <w:lastRenderedPageBreak/>
         <w:t xml:space="preserve">    </w:t>
       </w:r>
       <w:r>
@@ -14498,6 +14798,7 @@
           <w:szCs w:val="21"/>
           <w:lang w:val="uk-UA"/>
         </w:rPr>
+        <w:lastRenderedPageBreak/>
         <w:t xml:space="preserve">        </w:t>
       </w:r>
       <w:r>
@@ -15813,7 +16114,7 @@
         </w:rPr>
         <w:t>:</w:t>
       </w:r>
-      <w:hyperlink r:id="rId21" w:history="1">
+      <w:hyperlink r:id="rId25" w:history="1">
         <w:r>
           <w:rPr>
             <w:rStyle w:val="a8"/>
@@ -20539,7 +20840,7 @@
         </w:rPr>
         <w:t xml:space="preserve"> </w:t>
       </w:r>
-      <w:hyperlink r:id="rId22" w:history="1">
+      <w:hyperlink r:id="rId26" w:history="1">
         <w:r>
           <w:rPr>
             <w:rStyle w:val="a8"/>
@@ -20598,6 +20899,7 @@
           <w:szCs w:val="24"/>
           <w:lang w:val="uk-UA"/>
         </w:rPr>
+        <w:lastRenderedPageBreak/>
         <w:drawing>
           <wp:inline distT="0" distB="0" distL="0" distR="0" wp14:anchorId="2B7D97F7" wp14:editId="0C3BADC9">
             <wp:extent cx="6124575" cy="2764155"/>
@@ -20616,7 +20918,7 @@
                     </pic:cNvPicPr>
                   </pic:nvPicPr>
                   <pic:blipFill>
-                    <a:blip r:embed="rId23" cstate="print">
+                    <a:blip r:embed="rId27" cstate="print">
                       <a:extLst>
                         <a:ext uri="{28A0092B-C50C-407E-A947-70E740481C1C}">
                           <a14:useLocalDpi xmlns:a14="http://schemas.microsoft.com/office/drawing/2010/main" val="0"/>
@@ -21280,6 +21582,7 @@
           <w:szCs w:val="21"/>
           <w:lang w:val="uk-UA"/>
         </w:rPr>
+        <w:lastRenderedPageBreak/>
         <w:t xml:space="preserve">    </w:t>
       </w:r>
       <w:r>
@@ -22577,7 +22880,7 @@
         </w:rPr>
         <w:t xml:space="preserve"> </w:t>
       </w:r>
-      <w:hyperlink r:id="rId24" w:history="1">
+      <w:hyperlink r:id="rId28" w:history="1">
         <w:r>
           <w:rPr>
             <w:rStyle w:val="a8"/>
@@ -24358,7 +24661,7 @@
         </w:rPr>
         <w:t xml:space="preserve"> </w:t>
       </w:r>
-      <w:hyperlink r:id="rId25" w:history="1">
+      <w:hyperlink r:id="rId29" w:history="1">
         <w:r>
           <w:rPr>
             <w:rStyle w:val="a8"/>
@@ -26882,6 +27185,7 @@
           <w:szCs w:val="21"/>
           <w:lang w:val="uk-UA"/>
         </w:rPr>
+        <w:lastRenderedPageBreak/>
         <w:t>        }</w:t>
       </w:r>
     </w:p>
@@ -27085,7 +27389,7 @@
         </w:rPr>
         <w:t xml:space="preserve"> </w:t>
       </w:r>
-      <w:hyperlink r:id="rId26" w:history="1">
+      <w:hyperlink r:id="rId30" w:history="1">
         <w:r>
           <w:rPr>
             <w:rStyle w:val="a8"/>
@@ -27253,468 +27557,6 @@
             <wp:extent cx="1514686" cy="495369"/>
             <wp:effectExtent l="0" t="0" r="9525" b="0"/>
             <wp:docPr id="4" name="Рисунок 4"/>
-            <wp:cNvGraphicFramePr>
-              <a:graphicFrameLocks xmlns:a="http://schemas.openxmlformats.org/drawingml/2006/main" noChangeAspect="1"/>
-            </wp:cNvGraphicFramePr>
-            <a:graphic xmlns:a="http://schemas.openxmlformats.org/drawingml/2006/main">
-              <a:graphicData uri="http://schemas.openxmlformats.org/drawingml/2006/picture">
-                <pic:pic xmlns:pic="http://schemas.openxmlformats.org/drawingml/2006/picture">
-                  <pic:nvPicPr>
-                    <pic:cNvPr id="1" name=""/>
-                    <pic:cNvPicPr/>
-                  </pic:nvPicPr>
-                  <pic:blipFill>
-                    <a:blip r:embed="rId27"/>
-                    <a:stretch>
-                      <a:fillRect/>
-                    </a:stretch>
-                  </pic:blipFill>
-                  <pic:spPr>
-                    <a:xfrm>
-                      <a:off x="0" y="0"/>
-                      <a:ext cx="1514686" cy="495369"/>
-                    </a:xfrm>
-                    <a:prstGeom prst="rect">
-                      <a:avLst/>
-                    </a:prstGeom>
-                  </pic:spPr>
-                </pic:pic>
-              </a:graphicData>
-            </a:graphic>
-          </wp:inline>
-        </w:drawing>
-      </w:r>
-    </w:p>
-    <w:p>
-      <w:pPr>
-        <w:pStyle w:val="a9"/>
-        <w:rPr>
-          <w:rFonts w:ascii="Times New Roman" w:eastAsia="Times New Roman" w:hAnsi="Times New Roman" w:cs="Times New Roman"/>
-          <w:sz w:val="24"/>
-          <w:szCs w:val="24"/>
-        </w:rPr>
-      </w:pPr>
-      <w:r>
-        <w:rPr>
-          <w:rFonts w:ascii="Times New Roman" w:hAnsi="Times New Roman" w:cs="Times New Roman"/>
-          <w:lang w:val="uk-UA"/>
-        </w:rPr>
-        <w:t>результат для</w:t>
-      </w:r>
-      <w:r>
-        <w:rPr>
-          <w:rFonts w:ascii="Times New Roman" w:hAnsi="Times New Roman" w:cs="Times New Roman"/>
-          <w:lang w:val="en-US"/>
-        </w:rPr>
-        <w:t xml:space="preserve"> float</w:t>
-      </w:r>
-      <w:r>
-        <w:rPr>
-          <w:rFonts w:ascii="Times New Roman" w:hAnsi="Times New Roman" w:cs="Times New Roman"/>
-          <w:lang w:val="uk-UA"/>
-        </w:rPr>
-        <w:t xml:space="preserve"> і</w:t>
-      </w:r>
-      <w:r>
-        <w:rPr>
-          <w:rFonts w:ascii="Times New Roman" w:hAnsi="Times New Roman" w:cs="Times New Roman"/>
-          <w:lang w:val="en-US"/>
-        </w:rPr>
-        <w:t xml:space="preserve"> double</w:t>
-      </w:r>
-      <w:r>
-        <w:rPr>
-          <w:rFonts w:ascii="Times New Roman" w:hAnsi="Times New Roman" w:cs="Times New Roman"/>
-          <w:lang w:val="uk-UA"/>
-        </w:rPr>
-        <w:t xml:space="preserve"> відповідно</w:t>
-      </w:r>
-    </w:p>
-    <w:p>
-      <w:pPr>
-        <w:rPr>
-          <w:rFonts w:ascii="Times New Roman" w:eastAsia="Times New Roman" w:hAnsi="Times New Roman" w:cs="Times New Roman"/>
-          <w:sz w:val="24"/>
-          <w:szCs w:val="24"/>
-        </w:rPr>
-      </w:pPr>
-      <w:r>
-        <w:rPr>
-          <w:rFonts w:ascii="Times New Roman" w:eastAsia="Times New Roman" w:hAnsi="Times New Roman" w:cs="Times New Roman"/>
-          <w:sz w:val="24"/>
-          <w:szCs w:val="24"/>
-        </w:rPr>
-        <w:t xml:space="preserve">Час затрачений на виконання завдання: 30 </w:t>
-      </w:r>
-      <w:r>
-        <w:rPr>
-          <w:rFonts w:ascii="Times New Roman" w:eastAsia="Times New Roman" w:hAnsi="Times New Roman" w:cs="Times New Roman"/>
-          <w:sz w:val="24"/>
-          <w:szCs w:val="24"/>
-          <w:lang w:val="uk-UA"/>
-        </w:rPr>
-        <w:t>хвилин</w:t>
-      </w:r>
-    </w:p>
-    <w:p>
-      <w:pPr>
-        <w:spacing w:after="0"/>
-        <w:rPr>
-          <w:rFonts w:ascii="Times New Roman" w:eastAsia="Times New Roman" w:hAnsi="Times New Roman" w:cs="Times New Roman"/>
-          <w:b/>
-          <w:bCs/>
-          <w:sz w:val="24"/>
-          <w:szCs w:val="24"/>
-        </w:rPr>
-      </w:pPr>
-      <w:r>
-        <w:rPr>
-          <w:rFonts w:ascii="Times New Roman" w:eastAsia="Times New Roman" w:hAnsi="Times New Roman" w:cs="Times New Roman"/>
-          <w:sz w:val="24"/>
-          <w:szCs w:val="24"/>
-        </w:rPr>
-        <w:t>Програма №2 Обрахунок виразу лабораторна №1</w:t>
-      </w:r>
-      <w:r>
-        <w:rPr>
-          <w:rFonts w:ascii="Times New Roman" w:eastAsia="Times New Roman" w:hAnsi="Times New Roman" w:cs="Times New Roman"/>
-          <w:sz w:val="24"/>
-          <w:szCs w:val="24"/>
-          <w:lang w:val="uk-UA"/>
-        </w:rPr>
-        <w:t>, завдання 2</w:t>
-      </w:r>
-    </w:p>
-    <w:p>
-      <w:pPr>
-        <w:rPr>
-          <w:rFonts w:ascii="Times New Roman" w:eastAsia="Times New Roman" w:hAnsi="Times New Roman" w:cs="Times New Roman"/>
-          <w:sz w:val="24"/>
-          <w:szCs w:val="24"/>
-          <w:lang w:val="uk-UA"/>
-        </w:rPr>
-      </w:pPr>
-      <w:r>
-        <w:rPr>
-          <w:rFonts w:ascii="Times New Roman" w:eastAsia="Times New Roman" w:hAnsi="Times New Roman" w:cs="Times New Roman"/>
-          <w:sz w:val="24"/>
-          <w:szCs w:val="24"/>
-        </w:rPr>
-        <w:t>-</w:t>
-      </w:r>
-      <w:r>
-        <w:rPr>
-          <w:rFonts w:ascii="Times New Roman" w:eastAsia="Times New Roman" w:hAnsi="Times New Roman" w:cs="Times New Roman"/>
-          <w:sz w:val="14"/>
-          <w:szCs w:val="14"/>
-        </w:rPr>
-        <w:t xml:space="preserve">        </w:t>
-      </w:r>
-      <w:r>
-        <w:rPr>
-          <w:rFonts w:ascii="Times New Roman" w:eastAsia="Times New Roman" w:hAnsi="Times New Roman" w:cs="Times New Roman"/>
-          <w:sz w:val="24"/>
-          <w:szCs w:val="24"/>
-        </w:rPr>
-        <w:t xml:space="preserve">Планований час на реалізацію: 20 </w:t>
-      </w:r>
-      <w:r>
-        <w:rPr>
-          <w:rFonts w:ascii="Times New Roman" w:eastAsia="Times New Roman" w:hAnsi="Times New Roman" w:cs="Times New Roman"/>
-          <w:sz w:val="24"/>
-          <w:szCs w:val="24"/>
-          <w:lang w:val="uk-UA"/>
-        </w:rPr>
-        <w:t>хвилин</w:t>
-      </w:r>
-    </w:p>
-    <w:p>
-      <w:pPr>
-        <w:keepNext/>
-        <w:rPr>
-          <w:rFonts w:ascii="Times New Roman" w:hAnsi="Times New Roman" w:cs="Times New Roman"/>
-        </w:rPr>
-      </w:pPr>
-      <w:r>
-        <w:rPr>
-          <w:rFonts w:ascii="Times New Roman" w:eastAsia="Times New Roman" w:hAnsi="Times New Roman" w:cs="Times New Roman"/>
-          <w:noProof/>
-          <w:sz w:val="24"/>
-          <w:szCs w:val="24"/>
-          <w:lang w:val="uk-UA"/>
-        </w:rPr>
-        <w:drawing>
-          <wp:inline distT="0" distB="0" distL="0" distR="0" wp14:anchorId="53DFB592" wp14:editId="484590A2">
-            <wp:extent cx="2076740" cy="1028844"/>
-            <wp:effectExtent l="0" t="0" r="0" b="0"/>
-            <wp:docPr id="5" name="Рисунок 5"/>
-            <wp:cNvGraphicFramePr>
-              <a:graphicFrameLocks xmlns:a="http://schemas.openxmlformats.org/drawingml/2006/main" noChangeAspect="1"/>
-            </wp:cNvGraphicFramePr>
-            <a:graphic xmlns:a="http://schemas.openxmlformats.org/drawingml/2006/main">
-              <a:graphicData uri="http://schemas.openxmlformats.org/drawingml/2006/picture">
-                <pic:pic xmlns:pic="http://schemas.openxmlformats.org/drawingml/2006/picture">
-                  <pic:nvPicPr>
-                    <pic:cNvPr id="1" name=""/>
-                    <pic:cNvPicPr/>
-                  </pic:nvPicPr>
-                  <pic:blipFill>
-                    <a:blip r:embed="rId28"/>
-                    <a:stretch>
-                      <a:fillRect/>
-                    </a:stretch>
-                  </pic:blipFill>
-                  <pic:spPr>
-                    <a:xfrm>
-                      <a:off x="0" y="0"/>
-                      <a:ext cx="2076740" cy="1028844"/>
-                    </a:xfrm>
-                    <a:prstGeom prst="rect">
-                      <a:avLst/>
-                    </a:prstGeom>
-                  </pic:spPr>
-                </pic:pic>
-              </a:graphicData>
-            </a:graphic>
-          </wp:inline>
-        </w:drawing>
-      </w:r>
-    </w:p>
-    <w:p>
-      <w:pPr>
-        <w:pStyle w:val="a9"/>
-        <w:rPr>
-          <w:rFonts w:ascii="Times New Roman" w:eastAsia="Times New Roman" w:hAnsi="Times New Roman" w:cs="Times New Roman"/>
-          <w:sz w:val="24"/>
-          <w:szCs w:val="24"/>
-        </w:rPr>
-      </w:pPr>
-      <w:r>
-        <w:rPr>
-          <w:rFonts w:ascii="Times New Roman" w:hAnsi="Times New Roman" w:cs="Times New Roman"/>
-          <w:lang w:val="uk-UA"/>
-        </w:rPr>
-        <w:t>Результат виконання</w:t>
-      </w:r>
-    </w:p>
-    <w:p>
-      <w:pPr>
-        <w:rPr>
-          <w:rFonts w:ascii="Times New Roman" w:eastAsia="Times New Roman" w:hAnsi="Times New Roman" w:cs="Times New Roman"/>
-          <w:sz w:val="24"/>
-          <w:szCs w:val="24"/>
-        </w:rPr>
-      </w:pPr>
-      <w:r>
-        <w:rPr>
-          <w:rFonts w:ascii="Times New Roman" w:eastAsia="Times New Roman" w:hAnsi="Times New Roman" w:cs="Times New Roman"/>
-          <w:sz w:val="24"/>
-          <w:szCs w:val="24"/>
-        </w:rPr>
-        <w:t xml:space="preserve">Час затрачений на виконання завдання: 20 </w:t>
-      </w:r>
-      <w:r>
-        <w:rPr>
-          <w:rFonts w:ascii="Times New Roman" w:eastAsia="Times New Roman" w:hAnsi="Times New Roman" w:cs="Times New Roman"/>
-          <w:sz w:val="24"/>
-          <w:szCs w:val="24"/>
-          <w:lang w:val="uk-UA"/>
-        </w:rPr>
-        <w:t>хвилин</w:t>
-      </w:r>
-    </w:p>
-    <w:p>
-      <w:pPr>
-        <w:spacing w:after="0"/>
-        <w:rPr>
-          <w:rFonts w:ascii="Times New Roman" w:eastAsia="Times New Roman" w:hAnsi="Times New Roman" w:cs="Times New Roman"/>
-          <w:b/>
-          <w:bCs/>
-          <w:sz w:val="24"/>
-          <w:szCs w:val="24"/>
-        </w:rPr>
-      </w:pPr>
-      <w:r>
-        <w:rPr>
-          <w:rFonts w:ascii="Times New Roman" w:eastAsia="Times New Roman" w:hAnsi="Times New Roman" w:cs="Times New Roman"/>
-          <w:sz w:val="24"/>
-          <w:szCs w:val="24"/>
-        </w:rPr>
-        <w:t>Програма №3</w:t>
-      </w:r>
-      <w:r>
-        <w:rPr>
-          <w:rFonts w:ascii="Times New Roman" w:eastAsia="Times New Roman" w:hAnsi="Times New Roman" w:cs="Times New Roman"/>
-          <w:sz w:val="24"/>
-          <w:szCs w:val="24"/>
-        </w:rPr>
-        <w:t xml:space="preserve"> </w:t>
-      </w:r>
-      <w:r>
-        <w:rPr>
-          <w:rFonts w:ascii="Times New Roman" w:eastAsia="Times New Roman" w:hAnsi="Times New Roman" w:cs="Times New Roman"/>
-          <w:sz w:val="24"/>
-          <w:szCs w:val="24"/>
-        </w:rPr>
-        <w:t>Аналізатор надійності пароля</w:t>
-      </w:r>
-    </w:p>
-    <w:p>
-      <w:pPr>
-        <w:rPr>
-          <w:rFonts w:ascii="Times New Roman" w:eastAsia="Times New Roman" w:hAnsi="Times New Roman" w:cs="Times New Roman"/>
-          <w:sz w:val="24"/>
-          <w:szCs w:val="24"/>
-          <w:lang w:val="en-US"/>
-        </w:rPr>
-      </w:pPr>
-      <w:r>
-        <w:rPr>
-          <w:rFonts w:ascii="Times New Roman" w:eastAsia="Times New Roman" w:hAnsi="Times New Roman" w:cs="Times New Roman"/>
-          <w:sz w:val="24"/>
-          <w:szCs w:val="24"/>
-        </w:rPr>
-        <w:t>-</w:t>
-      </w:r>
-      <w:r>
-        <w:rPr>
-          <w:rFonts w:ascii="Times New Roman" w:eastAsia="Times New Roman" w:hAnsi="Times New Roman" w:cs="Times New Roman"/>
-          <w:sz w:val="14"/>
-          <w:szCs w:val="14"/>
-        </w:rPr>
-        <w:t xml:space="preserve">        </w:t>
-      </w:r>
-      <w:r>
-        <w:rPr>
-          <w:rFonts w:ascii="Times New Roman" w:eastAsia="Times New Roman" w:hAnsi="Times New Roman" w:cs="Times New Roman"/>
-          <w:sz w:val="24"/>
-          <w:szCs w:val="24"/>
-        </w:rPr>
-        <w:t>Планований час на реалізацію: 1 година</w:t>
-      </w:r>
-    </w:p>
-    <w:p>
-      <w:pPr>
-        <w:keepNext/>
-        <w:rPr>
-          <w:rFonts w:ascii="Times New Roman" w:hAnsi="Times New Roman" w:cs="Times New Roman"/>
-        </w:rPr>
-      </w:pPr>
-      <w:r>
-        <w:rPr>
-          <w:rFonts w:ascii="Times New Roman" w:eastAsia="Times New Roman" w:hAnsi="Times New Roman" w:cs="Times New Roman"/>
-          <w:noProof/>
-          <w:sz w:val="24"/>
-          <w:szCs w:val="24"/>
-          <w:lang w:val="uk-UA"/>
-        </w:rPr>
-        <w:drawing>
-          <wp:inline distT="0" distB="0" distL="0" distR="0" wp14:anchorId="7927084D" wp14:editId="69765E9E">
-            <wp:extent cx="1813762" cy="712382"/>
-            <wp:effectExtent l="0" t="0" r="0" b="0"/>
-            <wp:docPr id="6" name="Рисунок 6"/>
-            <wp:cNvGraphicFramePr>
-              <a:graphicFrameLocks xmlns:a="http://schemas.openxmlformats.org/drawingml/2006/main" noChangeAspect="1"/>
-            </wp:cNvGraphicFramePr>
-            <a:graphic xmlns:a="http://schemas.openxmlformats.org/drawingml/2006/main">
-              <a:graphicData uri="http://schemas.openxmlformats.org/drawingml/2006/picture">
-                <pic:pic xmlns:pic="http://schemas.openxmlformats.org/drawingml/2006/picture">
-                  <pic:nvPicPr>
-                    <pic:cNvPr id="1" name=""/>
-                    <pic:cNvPicPr/>
-                  </pic:nvPicPr>
-                  <pic:blipFill>
-                    <a:blip r:embed="rId29"/>
-                    <a:stretch>
-                      <a:fillRect/>
-                    </a:stretch>
-                  </pic:blipFill>
-                  <pic:spPr>
-                    <a:xfrm>
-                      <a:off x="0" y="0"/>
-                      <a:ext cx="1845452" cy="724829"/>
-                    </a:xfrm>
-                    <a:prstGeom prst="rect">
-                      <a:avLst/>
-                    </a:prstGeom>
-                  </pic:spPr>
-                </pic:pic>
-              </a:graphicData>
-            </a:graphic>
-          </wp:inline>
-        </w:drawing>
-      </w:r>
-      <w:r>
-        <w:rPr>
-          <w:rFonts w:ascii="Times New Roman" w:hAnsi="Times New Roman" w:cs="Times New Roman"/>
-          <w:noProof/>
-          <w:lang w:val="uk-UA"/>
-        </w:rPr>
-        <w:t xml:space="preserve"> </w:t>
-      </w:r>
-      <w:r>
-        <w:rPr>
-          <w:rFonts w:ascii="Times New Roman" w:eastAsia="Times New Roman" w:hAnsi="Times New Roman" w:cs="Times New Roman"/>
-          <w:noProof/>
-          <w:sz w:val="24"/>
-          <w:szCs w:val="24"/>
-          <w:lang w:val="uk-UA"/>
-        </w:rPr>
-        <w:drawing>
-          <wp:inline distT="0" distB="0" distL="0" distR="0" wp14:anchorId="7D18BBEC" wp14:editId="38EE357C">
-            <wp:extent cx="2173857" cy="693420"/>
-            <wp:effectExtent l="0" t="0" r="0" b="0"/>
-            <wp:docPr id="7" name="Рисунок 7"/>
-            <wp:cNvGraphicFramePr>
-              <a:graphicFrameLocks xmlns:a="http://schemas.openxmlformats.org/drawingml/2006/main" noChangeAspect="1"/>
-            </wp:cNvGraphicFramePr>
-            <a:graphic xmlns:a="http://schemas.openxmlformats.org/drawingml/2006/main">
-              <a:graphicData uri="http://schemas.openxmlformats.org/drawingml/2006/picture">
-                <pic:pic xmlns:pic="http://schemas.openxmlformats.org/drawingml/2006/picture">
-                  <pic:nvPicPr>
-                    <pic:cNvPr id="1" name=""/>
-                    <pic:cNvPicPr/>
-                  </pic:nvPicPr>
-                  <pic:blipFill>
-                    <a:blip r:embed="rId30"/>
-                    <a:stretch>
-                      <a:fillRect/>
-                    </a:stretch>
-                  </pic:blipFill>
-                  <pic:spPr>
-                    <a:xfrm>
-                      <a:off x="0" y="0"/>
-                      <a:ext cx="2237485" cy="713716"/>
-                    </a:xfrm>
-                    <a:prstGeom prst="rect">
-                      <a:avLst/>
-                    </a:prstGeom>
-                  </pic:spPr>
-                </pic:pic>
-              </a:graphicData>
-            </a:graphic>
-          </wp:inline>
-        </w:drawing>
-      </w:r>
-      <w:r>
-        <w:rPr>
-          <w:rFonts w:ascii="Times New Roman" w:hAnsi="Times New Roman" w:cs="Times New Roman"/>
-          <w:noProof/>
-          <w:lang w:val="uk-UA"/>
-        </w:rPr>
-        <w:t xml:space="preserve"> </w:t>
-      </w:r>
-      <w:r>
-        <w:rPr>
-          <w:rFonts w:ascii="Times New Roman" w:hAnsi="Times New Roman" w:cs="Times New Roman"/>
-          <w:noProof/>
-          <w:lang w:val="uk-UA"/>
-        </w:rPr>
-        <w:drawing>
-          <wp:inline distT="0" distB="0" distL="0" distR="0" wp14:anchorId="2586AD7D" wp14:editId="3ABA6D47">
-            <wp:extent cx="4019658" cy="805180"/>
-            <wp:effectExtent l="0" t="0" r="0" b="0"/>
-            <wp:docPr id="8" name="Рисунок 8"/>
             <wp:cNvGraphicFramePr>
               <a:graphicFrameLocks xmlns:a="http://schemas.openxmlformats.org/drawingml/2006/main" noChangeAspect="1"/>
             </wp:cNvGraphicFramePr>
@@ -27734,7 +27576,7 @@
                   <pic:spPr>
                     <a:xfrm>
                       <a:off x="0" y="0"/>
-                      <a:ext cx="4279743" cy="857278"/>
+                      <a:ext cx="1514686" cy="495369"/>
                     </a:xfrm>
                     <a:prstGeom prst="rect">
                       <a:avLst/>
@@ -27750,79 +27592,110 @@
     <w:p>
       <w:pPr>
         <w:pStyle w:val="a9"/>
-        <w:ind w:left="1416" w:firstLine="708"/>
-        <w:rPr>
-          <w:rFonts w:ascii="Times New Roman" w:eastAsia="Times New Roman" w:hAnsi="Times New Roman" w:cs="Times New Roman"/>
-          <w:sz w:val="24"/>
-          <w:szCs w:val="24"/>
+        <w:rPr>
+          <w:rFonts w:ascii="Times New Roman" w:eastAsia="Times New Roman" w:hAnsi="Times New Roman" w:cs="Times New Roman"/>
+          <w:sz w:val="24"/>
+          <w:szCs w:val="24"/>
+        </w:rPr>
+      </w:pPr>
+      <w:r>
+        <w:rPr>
+          <w:rFonts w:ascii="Times New Roman" w:hAnsi="Times New Roman" w:cs="Times New Roman"/>
+          <w:lang w:val="uk-UA"/>
+        </w:rPr>
+        <w:t>результат для</w:t>
+      </w:r>
+      <w:r>
+        <w:rPr>
+          <w:rFonts w:ascii="Times New Roman" w:hAnsi="Times New Roman" w:cs="Times New Roman"/>
           <w:lang w:val="en-US"/>
         </w:rPr>
-      </w:pPr>
+        <w:t xml:space="preserve"> float</w:t>
+      </w:r>
       <w:r>
         <w:rPr>
           <w:rFonts w:ascii="Times New Roman" w:hAnsi="Times New Roman" w:cs="Times New Roman"/>
           <w:lang w:val="uk-UA"/>
         </w:rPr>
-        <w:t>Результати виконань</w:t>
-      </w:r>
-    </w:p>
-    <w:p>
-      <w:pPr>
-        <w:rPr>
-          <w:rFonts w:ascii="Times New Roman" w:eastAsia="Times New Roman" w:hAnsi="Times New Roman" w:cs="Times New Roman"/>
-          <w:sz w:val="24"/>
-          <w:szCs w:val="24"/>
-        </w:rPr>
-      </w:pPr>
-      <w:r>
-        <w:rPr>
-          <w:rFonts w:ascii="Times New Roman" w:eastAsia="Times New Roman" w:hAnsi="Times New Roman" w:cs="Times New Roman"/>
-          <w:sz w:val="24"/>
-          <w:szCs w:val="24"/>
-        </w:rPr>
-        <w:t>Час затрачений на виконання завдання: 1 година</w:t>
-      </w:r>
-    </w:p>
-    <w:p>
-      <w:pPr>
-        <w:spacing w:after="0" w:line="240" w:lineRule="auto"/>
+        <w:t xml:space="preserve"> і</w:t>
+      </w:r>
+      <w:r>
         <w:rPr>
           <w:rFonts w:ascii="Times New Roman" w:hAnsi="Times New Roman" w:cs="Times New Roman"/>
-          <w:sz w:val="24"/>
-          <w:szCs w:val="24"/>
-        </w:rPr>
-      </w:pPr>
-      <w:r>
-        <w:rPr>
-          <w:rFonts w:ascii="Times New Roman" w:eastAsia="Times New Roman" w:hAnsi="Times New Roman" w:cs="Times New Roman"/>
-          <w:sz w:val="24"/>
-          <w:szCs w:val="24"/>
-        </w:rPr>
-        <w:t>Програма №4</w:t>
-      </w:r>
-      <w:r>
-        <w:rPr>
-          <w:rFonts w:ascii="Times New Roman" w:eastAsia="Times New Roman" w:hAnsi="Times New Roman" w:cs="Times New Roman"/>
-          <w:sz w:val="24"/>
-          <w:szCs w:val="24"/>
-        </w:rPr>
-        <w:t xml:space="preserve"> </w:t>
-      </w:r>
-      <w:r>
-        <w:rPr>
-          <w:rFonts w:ascii="Times New Roman" w:eastAsia="Times New Roman" w:hAnsi="Times New Roman" w:cs="Times New Roman"/>
-          <w:sz w:val="24"/>
-          <w:szCs w:val="24"/>
-        </w:rPr>
-        <w:t>Algotester Lab 1v2</w:t>
-      </w:r>
-    </w:p>
-    <w:p>
-      <w:pPr>
-        <w:rPr>
-          <w:rFonts w:ascii="Times New Roman" w:eastAsia="Times New Roman" w:hAnsi="Times New Roman" w:cs="Times New Roman"/>
-          <w:sz w:val="24"/>
-          <w:szCs w:val="24"/>
+          <w:lang w:val="en-US"/>
+        </w:rPr>
+        <w:t xml:space="preserve"> double</w:t>
+      </w:r>
+      <w:r>
+        <w:rPr>
+          <w:rFonts w:ascii="Times New Roman" w:hAnsi="Times New Roman" w:cs="Times New Roman"/>
+          <w:lang w:val="uk-UA"/>
+        </w:rPr>
+        <w:t xml:space="preserve"> відповідно</w:t>
+      </w:r>
+    </w:p>
+    <w:p>
+      <w:pPr>
+        <w:rPr>
+          <w:rFonts w:ascii="Times New Roman" w:eastAsia="Times New Roman" w:hAnsi="Times New Roman" w:cs="Times New Roman"/>
+          <w:sz w:val="24"/>
+          <w:szCs w:val="24"/>
+        </w:rPr>
+      </w:pPr>
+      <w:r>
+        <w:rPr>
+          <w:rFonts w:ascii="Times New Roman" w:eastAsia="Times New Roman" w:hAnsi="Times New Roman" w:cs="Times New Roman"/>
+          <w:sz w:val="24"/>
+          <w:szCs w:val="24"/>
+        </w:rPr>
+        <w:t xml:space="preserve">Час затрачений на виконання завдання: 30 </w:t>
+      </w:r>
+      <w:r>
+        <w:rPr>
+          <w:rFonts w:ascii="Times New Roman" w:eastAsia="Times New Roman" w:hAnsi="Times New Roman" w:cs="Times New Roman"/>
+          <w:sz w:val="24"/>
+          <w:szCs w:val="24"/>
+          <w:lang w:val="uk-UA"/>
+        </w:rPr>
+        <w:t>хвилин</w:t>
+      </w:r>
+    </w:p>
+    <w:p>
+      <w:pPr>
+        <w:spacing w:after="0"/>
+        <w:rPr>
+          <w:rFonts w:ascii="Times New Roman" w:eastAsia="Times New Roman" w:hAnsi="Times New Roman" w:cs="Times New Roman"/>
+          <w:b/>
+          <w:bCs/>
+          <w:sz w:val="24"/>
+          <w:szCs w:val="24"/>
+        </w:rPr>
+      </w:pPr>
+      <w:r>
+        <w:rPr>
+          <w:rFonts w:ascii="Times New Roman" w:eastAsia="Times New Roman" w:hAnsi="Times New Roman" w:cs="Times New Roman"/>
+          <w:sz w:val="24"/>
+          <w:szCs w:val="24"/>
+        </w:rPr>
+        <w:t>Програма №2 Обрахунок виразу лабораторна №1</w:t>
+      </w:r>
+      <w:r>
+        <w:rPr>
+          <w:rFonts w:ascii="Times New Roman" w:eastAsia="Times New Roman" w:hAnsi="Times New Roman" w:cs="Times New Roman"/>
+          <w:sz w:val="24"/>
+          <w:szCs w:val="24"/>
+          <w:lang w:val="uk-UA"/>
+        </w:rPr>
+        <w:t>, завдання 2</w:t>
+      </w:r>
+    </w:p>
+    <w:p>
+      <w:pPr>
+        <w:rPr>
+          <w:rFonts w:ascii="Times New Roman" w:eastAsia="Times New Roman" w:hAnsi="Times New Roman" w:cs="Times New Roman"/>
+          <w:sz w:val="24"/>
+          <w:szCs w:val="24"/>
+          <w:lang w:val="uk-UA"/>
         </w:rPr>
       </w:pPr>
       <w:r>
@@ -27847,7 +27720,16 @@
           <w:sz w:val="24"/>
           <w:szCs w:val="24"/>
         </w:rPr>
-        <w:t>Планований час на реалізацію: 1 година</w:t>
+        <w:t xml:space="preserve">Планований час на реалізацію: 20 </w:t>
+      </w:r>
+      <w:r>
+        <w:rPr>
+          <w:rFonts w:ascii="Times New Roman" w:eastAsia="Times New Roman" w:hAnsi="Times New Roman" w:cs="Times New Roman"/>
+          <w:sz w:val="24"/>
+          <w:szCs w:val="24"/>
+          <w:lang w:val="uk-UA"/>
+        </w:rPr>
+        <w:t>хвилин</w:t>
       </w:r>
     </w:p>
     <w:p>
@@ -27860,24 +27742,16 @@
       <w:r>
         <w:rPr>
           <w:rFonts w:ascii="Times New Roman" w:eastAsia="Times New Roman" w:hAnsi="Times New Roman" w:cs="Times New Roman"/>
-          <w:sz w:val="24"/>
-          <w:szCs w:val="24"/>
-        </w:rPr>
-        <w:tab/>
-      </w:r>
-      <w:r>
-        <w:rPr>
-          <w:rFonts w:ascii="Times New Roman" w:eastAsia="Times New Roman" w:hAnsi="Times New Roman" w:cs="Times New Roman"/>
           <w:noProof/>
           <w:sz w:val="24"/>
           <w:szCs w:val="24"/>
           <w:lang w:val="uk-UA"/>
         </w:rPr>
         <w:drawing>
-          <wp:inline distT="0" distB="0" distL="0" distR="0" wp14:anchorId="1C4EA6F8" wp14:editId="10682E6C">
-            <wp:extent cx="2067213" cy="2057687"/>
-            <wp:effectExtent l="0" t="0" r="9525" b="0"/>
-            <wp:docPr id="9" name="Рисунок 9"/>
+          <wp:inline distT="0" distB="0" distL="0" distR="0" wp14:anchorId="53DFB592" wp14:editId="484590A2">
+            <wp:extent cx="2076740" cy="1028844"/>
+            <wp:effectExtent l="0" t="0" r="0" b="0"/>
+            <wp:docPr id="5" name="Рисунок 5"/>
             <wp:cNvGraphicFramePr>
               <a:graphicFrameLocks xmlns:a="http://schemas.openxmlformats.org/drawingml/2006/main" noChangeAspect="1"/>
             </wp:cNvGraphicFramePr>
@@ -27897,7 +27771,7 @@
                   <pic:spPr>
                     <a:xfrm>
                       <a:off x="0" y="0"/>
-                      <a:ext cx="2067213" cy="2057687"/>
+                      <a:ext cx="2076740" cy="1028844"/>
                     </a:xfrm>
                     <a:prstGeom prst="rect">
                       <a:avLst/>
@@ -27909,27 +27783,140 @@
           </wp:inline>
         </w:drawing>
       </w:r>
+    </w:p>
+    <w:p>
+      <w:pPr>
+        <w:pStyle w:val="a9"/>
+        <w:rPr>
+          <w:rFonts w:ascii="Times New Roman" w:eastAsia="Times New Roman" w:hAnsi="Times New Roman" w:cs="Times New Roman"/>
+          <w:sz w:val="24"/>
+          <w:szCs w:val="24"/>
+        </w:rPr>
+      </w:pPr>
       <w:r>
         <w:rPr>
           <w:rFonts w:ascii="Times New Roman" w:hAnsi="Times New Roman" w:cs="Times New Roman"/>
+          <w:lang w:val="uk-UA"/>
+        </w:rPr>
+        <w:t>Результат виконання</w:t>
+      </w:r>
+    </w:p>
+    <w:p>
+      <w:pPr>
+        <w:rPr>
+          <w:rFonts w:ascii="Times New Roman" w:eastAsia="Times New Roman" w:hAnsi="Times New Roman" w:cs="Times New Roman"/>
+          <w:sz w:val="24"/>
+          <w:szCs w:val="24"/>
+        </w:rPr>
+      </w:pPr>
+      <w:r>
+        <w:rPr>
+          <w:rFonts w:ascii="Times New Roman" w:eastAsia="Times New Roman" w:hAnsi="Times New Roman" w:cs="Times New Roman"/>
+          <w:sz w:val="24"/>
+          <w:szCs w:val="24"/>
+        </w:rPr>
+        <w:t xml:space="preserve">Час затрачений на виконання завдання: 20 </w:t>
+      </w:r>
+      <w:r>
+        <w:rPr>
+          <w:rFonts w:ascii="Times New Roman" w:eastAsia="Times New Roman" w:hAnsi="Times New Roman" w:cs="Times New Roman"/>
+          <w:sz w:val="24"/>
+          <w:szCs w:val="24"/>
+          <w:lang w:val="uk-UA"/>
+        </w:rPr>
+        <w:t>хвилин</w:t>
+      </w:r>
+    </w:p>
+    <w:p>
+      <w:pPr>
+        <w:spacing w:after="0"/>
+        <w:rPr>
+          <w:rFonts w:ascii="Times New Roman" w:eastAsia="Times New Roman" w:hAnsi="Times New Roman" w:cs="Times New Roman"/>
+          <w:b/>
+          <w:bCs/>
+          <w:sz w:val="24"/>
+          <w:szCs w:val="24"/>
+        </w:rPr>
+      </w:pPr>
+      <w:r>
+        <w:rPr>
+          <w:rFonts w:ascii="Times New Roman" w:eastAsia="Times New Roman" w:hAnsi="Times New Roman" w:cs="Times New Roman"/>
+          <w:sz w:val="24"/>
+          <w:szCs w:val="24"/>
+        </w:rPr>
+        <w:t>Програма №3</w:t>
+      </w:r>
+      <w:r>
+        <w:rPr>
+          <w:rFonts w:ascii="Times New Roman" w:eastAsia="Times New Roman" w:hAnsi="Times New Roman" w:cs="Times New Roman"/>
+          <w:sz w:val="24"/>
+          <w:szCs w:val="24"/>
+        </w:rPr>
+        <w:t xml:space="preserve"> </w:t>
+      </w:r>
+      <w:r>
+        <w:rPr>
+          <w:rFonts w:ascii="Times New Roman" w:eastAsia="Times New Roman" w:hAnsi="Times New Roman" w:cs="Times New Roman"/>
+          <w:sz w:val="24"/>
+          <w:szCs w:val="24"/>
+        </w:rPr>
+        <w:t>Аналізатор надійності пароля</w:t>
+      </w:r>
+    </w:p>
+    <w:p>
+      <w:pPr>
+        <w:rPr>
+          <w:rFonts w:ascii="Times New Roman" w:eastAsia="Times New Roman" w:hAnsi="Times New Roman" w:cs="Times New Roman"/>
+          <w:sz w:val="24"/>
+          <w:szCs w:val="24"/>
+          <w:lang w:val="en-US"/>
+        </w:rPr>
+      </w:pPr>
+      <w:r>
+        <w:rPr>
+          <w:rFonts w:ascii="Times New Roman" w:eastAsia="Times New Roman" w:hAnsi="Times New Roman" w:cs="Times New Roman"/>
+          <w:sz w:val="24"/>
+          <w:szCs w:val="24"/>
+        </w:rPr>
+        <w:t>-</w:t>
+      </w:r>
+      <w:r>
+        <w:rPr>
+          <w:rFonts w:ascii="Times New Roman" w:eastAsia="Times New Roman" w:hAnsi="Times New Roman" w:cs="Times New Roman"/>
+          <w:sz w:val="14"/>
+          <w:szCs w:val="14"/>
+        </w:rPr>
+        <w:t xml:space="preserve">        </w:t>
+      </w:r>
+      <w:r>
+        <w:rPr>
+          <w:rFonts w:ascii="Times New Roman" w:eastAsia="Times New Roman" w:hAnsi="Times New Roman" w:cs="Times New Roman"/>
+          <w:sz w:val="24"/>
+          <w:szCs w:val="24"/>
+        </w:rPr>
+        <w:t>Планований час на реалізацію: 1 година</w:t>
+      </w:r>
+    </w:p>
+    <w:p>
+      <w:pPr>
+        <w:keepNext/>
+        <w:rPr>
+          <w:rFonts w:ascii="Times New Roman" w:hAnsi="Times New Roman" w:cs="Times New Roman"/>
+        </w:rPr>
+      </w:pPr>
+      <w:r>
+        <w:rPr>
+          <w:rFonts w:ascii="Times New Roman" w:eastAsia="Times New Roman" w:hAnsi="Times New Roman" w:cs="Times New Roman"/>
           <w:noProof/>
-          <w:lang w:val="uk-UA"/>
-        </w:rPr>
-        <w:t xml:space="preserve"> </w:t>
-      </w:r>
-      <w:r>
-        <w:rPr>
-          <w:rFonts w:ascii="Times New Roman" w:eastAsia="Times New Roman" w:hAnsi="Times New Roman" w:cs="Times New Roman"/>
-          <w:noProof/>
           <w:sz w:val="24"/>
           <w:szCs w:val="24"/>
           <w:lang w:val="uk-UA"/>
         </w:rPr>
         <w:drawing>
-          <wp:inline distT="0" distB="0" distL="0" distR="0" wp14:anchorId="560796EA" wp14:editId="29546F60">
-            <wp:extent cx="2095500" cy="2057400"/>
+          <wp:inline distT="0" distB="0" distL="0" distR="0" wp14:anchorId="7927084D" wp14:editId="69765E9E">
+            <wp:extent cx="1813762" cy="712382"/>
             <wp:effectExtent l="0" t="0" r="0" b="0"/>
-            <wp:docPr id="10" name="Рисунок 10"/>
+            <wp:docPr id="6" name="Рисунок 6"/>
             <wp:cNvGraphicFramePr>
               <a:graphicFrameLocks xmlns:a="http://schemas.openxmlformats.org/drawingml/2006/main" noChangeAspect="1"/>
             </wp:cNvGraphicFramePr>
@@ -27949,7 +27936,7 @@
                   <pic:spPr>
                     <a:xfrm>
                       <a:off x="0" y="0"/>
-                      <a:ext cx="2095796" cy="2057691"/>
+                      <a:ext cx="1845452" cy="724829"/>
                     </a:xfrm>
                     <a:prstGeom prst="rect">
                       <a:avLst/>
@@ -27961,181 +27948,27 @@
           </wp:inline>
         </w:drawing>
       </w:r>
-    </w:p>
-    <w:p>
-      <w:pPr>
-        <w:pStyle w:val="a9"/>
-        <w:rPr>
-          <w:rFonts w:ascii="Times New Roman" w:eastAsia="Times New Roman" w:hAnsi="Times New Roman" w:cs="Times New Roman"/>
-          <w:sz w:val="24"/>
-          <w:szCs w:val="24"/>
-        </w:rPr>
-      </w:pPr>
-      <w:r>
-        <w:rPr>
-          <w:rFonts w:ascii="Times New Roman" w:eastAsia="Times New Roman" w:hAnsi="Times New Roman" w:cs="Times New Roman"/>
-          <w:sz w:val="24"/>
-          <w:szCs w:val="24"/>
-        </w:rPr>
-        <w:tab/>
-      </w:r>
-      <w:r>
-        <w:rPr>
-          <w:rFonts w:ascii="Times New Roman" w:eastAsia="Times New Roman" w:hAnsi="Times New Roman" w:cs="Times New Roman"/>
-          <w:sz w:val="24"/>
-          <w:szCs w:val="24"/>
-        </w:rPr>
-        <w:tab/>
-      </w:r>
-      <w:r>
-        <w:rPr>
-          <w:rFonts w:ascii="Times New Roman" w:eastAsia="Times New Roman" w:hAnsi="Times New Roman" w:cs="Times New Roman"/>
-          <w:sz w:val="24"/>
-          <w:szCs w:val="24"/>
-        </w:rPr>
-        <w:tab/>
-      </w:r>
-      <w:r>
-        <w:rPr>
-          <w:rFonts w:ascii="Times New Roman" w:eastAsia="Times New Roman" w:hAnsi="Times New Roman" w:cs="Times New Roman"/>
-          <w:sz w:val="24"/>
-          <w:szCs w:val="24"/>
-        </w:rPr>
-        <w:tab/>
-      </w:r>
       <w:r>
         <w:rPr>
           <w:rFonts w:ascii="Times New Roman" w:hAnsi="Times New Roman" w:cs="Times New Roman"/>
-          <w:lang w:val="uk-UA"/>
-        </w:rPr>
-        <w:t>Результати виконання</w:t>
-      </w:r>
-    </w:p>
-    <w:p>
-      <w:pPr>
-        <w:rPr>
-          <w:rFonts w:ascii="Times New Roman" w:eastAsia="Times New Roman" w:hAnsi="Times New Roman" w:cs="Times New Roman"/>
-          <w:sz w:val="24"/>
-          <w:szCs w:val="24"/>
-        </w:rPr>
-      </w:pPr>
-      <w:r>
-        <w:rPr>
-          <w:rFonts w:ascii="Times New Roman" w:eastAsia="Times New Roman" w:hAnsi="Times New Roman" w:cs="Times New Roman"/>
-          <w:sz w:val="24"/>
-          <w:szCs w:val="24"/>
-        </w:rPr>
-        <w:t>Час затрачений на виконання завдання: 1 година</w:t>
-      </w:r>
-    </w:p>
-    <w:p>
-      <w:pPr>
-        <w:spacing w:after="0"/>
-        <w:rPr>
-          <w:rFonts w:ascii="Times New Roman" w:eastAsia="Times New Roman" w:hAnsi="Times New Roman" w:cs="Times New Roman"/>
-          <w:b/>
-          <w:bCs/>
-          <w:sz w:val="24"/>
-          <w:szCs w:val="24"/>
-        </w:rPr>
-      </w:pPr>
-      <w:r>
-        <w:rPr>
-          <w:rFonts w:ascii="Times New Roman" w:eastAsia="Times New Roman" w:hAnsi="Times New Roman" w:cs="Times New Roman"/>
-          <w:sz w:val="24"/>
-          <w:szCs w:val="24"/>
-        </w:rPr>
-        <w:t>Програма №6</w:t>
-      </w:r>
-      <w:r>
-        <w:rPr>
-          <w:rFonts w:ascii="Times New Roman" w:eastAsia="Times New Roman" w:hAnsi="Times New Roman" w:cs="Times New Roman"/>
-          <w:sz w:val="24"/>
-          <w:szCs w:val="24"/>
+          <w:noProof/>
+          <w:lang w:val="uk-UA"/>
         </w:rPr>
         <w:t xml:space="preserve"> </w:t>
       </w:r>
       <w:r>
         <w:rPr>
           <w:rFonts w:ascii="Times New Roman" w:eastAsia="Times New Roman" w:hAnsi="Times New Roman" w:cs="Times New Roman"/>
-          <w:sz w:val="24"/>
-          <w:szCs w:val="24"/>
-        </w:rPr>
-        <w:t>“Стипендія” (Algotester)</w:t>
-      </w:r>
-    </w:p>
-    <w:p>
-      <w:pPr>
-        <w:rPr>
-          <w:rFonts w:ascii="Times New Roman" w:eastAsia="Times New Roman" w:hAnsi="Times New Roman" w:cs="Times New Roman"/>
-          <w:sz w:val="24"/>
-          <w:szCs w:val="24"/>
-          <w:lang w:val="uk-UA"/>
-        </w:rPr>
-      </w:pPr>
-      <w:r>
-        <w:rPr>
-          <w:rFonts w:ascii="Times New Roman" w:eastAsia="Times New Roman" w:hAnsi="Times New Roman" w:cs="Times New Roman"/>
-          <w:sz w:val="24"/>
-          <w:szCs w:val="24"/>
-        </w:rPr>
-        <w:t>-</w:t>
-      </w:r>
-      <w:r>
-        <w:rPr>
-          <w:rFonts w:ascii="Times New Roman" w:eastAsia="Times New Roman" w:hAnsi="Times New Roman" w:cs="Times New Roman"/>
-          <w:sz w:val="14"/>
-          <w:szCs w:val="14"/>
-        </w:rPr>
-        <w:t xml:space="preserve">        </w:t>
-      </w:r>
-      <w:r>
-        <w:rPr>
-          <w:rFonts w:ascii="Times New Roman" w:eastAsia="Times New Roman" w:hAnsi="Times New Roman" w:cs="Times New Roman"/>
-          <w:sz w:val="24"/>
-          <w:szCs w:val="24"/>
-        </w:rPr>
-        <w:t xml:space="preserve">Планований час на реалізацію: 30 </w:t>
-      </w:r>
-      <w:r>
-        <w:rPr>
-          <w:rFonts w:ascii="Times New Roman" w:eastAsia="Times New Roman" w:hAnsi="Times New Roman" w:cs="Times New Roman"/>
-          <w:sz w:val="24"/>
-          <w:szCs w:val="24"/>
-          <w:lang w:val="uk-UA"/>
-        </w:rPr>
-        <w:t>хвилин</w:t>
-      </w:r>
-    </w:p>
-    <w:p>
-      <w:pPr>
-        <w:keepNext/>
-        <w:rPr>
-          <w:rFonts w:ascii="Times New Roman" w:hAnsi="Times New Roman" w:cs="Times New Roman"/>
-        </w:rPr>
-      </w:pPr>
-      <w:r>
-        <w:rPr>
-          <w:rFonts w:ascii="Times New Roman" w:eastAsia="Times New Roman" w:hAnsi="Times New Roman" w:cs="Times New Roman"/>
-          <w:sz w:val="24"/>
-          <w:szCs w:val="24"/>
-          <w:lang w:val="uk-UA"/>
-        </w:rPr>
-        <w:tab/>
-      </w:r>
-      <w:r>
-        <w:rPr>
-          <w:rFonts w:ascii="Times New Roman" w:eastAsia="Times New Roman" w:hAnsi="Times New Roman" w:cs="Times New Roman"/>
           <w:noProof/>
           <w:sz w:val="24"/>
           <w:szCs w:val="24"/>
           <w:lang w:val="uk-UA"/>
         </w:rPr>
         <w:drawing>
-          <wp:inline distT="0" distB="0" distL="0" distR="0" wp14:anchorId="5574DC66" wp14:editId="7F380B98">
-            <wp:extent cx="2191056" cy="1362265"/>
-            <wp:effectExtent l="0" t="0" r="0" b="9525"/>
-            <wp:docPr id="11" name="Рисунок 11"/>
+          <wp:inline distT="0" distB="0" distL="0" distR="0" wp14:anchorId="7D18BBEC" wp14:editId="38EE357C">
+            <wp:extent cx="2173857" cy="693420"/>
+            <wp:effectExtent l="0" t="0" r="0" b="0"/>
+            <wp:docPr id="7" name="Рисунок 7"/>
             <wp:cNvGraphicFramePr>
               <a:graphicFrameLocks xmlns:a="http://schemas.openxmlformats.org/drawingml/2006/main" noChangeAspect="1"/>
             </wp:cNvGraphicFramePr>
@@ -28155,7 +27988,7 @@
                   <pic:spPr>
                     <a:xfrm>
                       <a:off x="0" y="0"/>
-                      <a:ext cx="2191056" cy="1362265"/>
+                      <a:ext cx="2237485" cy="713716"/>
                     </a:xfrm>
                     <a:prstGeom prst="rect">
                       <a:avLst/>
@@ -28167,167 +28000,25 @@
           </wp:inline>
         </w:drawing>
       </w:r>
-    </w:p>
-    <w:p>
-      <w:pPr>
-        <w:pStyle w:val="a9"/>
-        <w:ind w:left="708" w:firstLine="708"/>
-        <w:rPr>
-          <w:rFonts w:ascii="Times New Roman" w:eastAsia="Times New Roman" w:hAnsi="Times New Roman" w:cs="Times New Roman"/>
-          <w:sz w:val="24"/>
-          <w:szCs w:val="24"/>
-        </w:rPr>
-      </w:pPr>
       <w:r>
         <w:rPr>
           <w:rFonts w:ascii="Times New Roman" w:hAnsi="Times New Roman" w:cs="Times New Roman"/>
-          <w:lang w:val="uk-UA"/>
-        </w:rPr>
-        <w:t>Результат виконання</w:t>
-      </w:r>
-    </w:p>
-    <w:p>
-      <w:pPr>
-        <w:rPr>
-          <w:rFonts w:ascii="Times New Roman" w:eastAsia="Times New Roman" w:hAnsi="Times New Roman" w:cs="Times New Roman"/>
-          <w:sz w:val="24"/>
-          <w:szCs w:val="24"/>
-        </w:rPr>
-      </w:pPr>
-      <w:r>
-        <w:rPr>
-          <w:rFonts w:ascii="Times New Roman" w:eastAsia="Times New Roman" w:hAnsi="Times New Roman" w:cs="Times New Roman"/>
-          <w:sz w:val="24"/>
-          <w:szCs w:val="24"/>
-        </w:rPr>
-        <w:t xml:space="preserve">Час затрачений на виконання завдання: 30 </w:t>
-      </w:r>
-      <w:r>
-        <w:rPr>
-          <w:rFonts w:ascii="Times New Roman" w:eastAsia="Times New Roman" w:hAnsi="Times New Roman" w:cs="Times New Roman"/>
-          <w:sz w:val="24"/>
-          <w:szCs w:val="24"/>
-          <w:lang w:val="uk-UA"/>
-        </w:rPr>
-        <w:t>хвилин</w:t>
-      </w:r>
-      <w:r>
-        <w:rPr>
-          <w:rFonts w:ascii="Times New Roman" w:eastAsia="Times New Roman" w:hAnsi="Times New Roman" w:cs="Times New Roman"/>
-          <w:sz w:val="24"/>
-          <w:szCs w:val="24"/>
+          <w:noProof/>
+          <w:lang w:val="uk-UA"/>
         </w:rPr>
         <w:t xml:space="preserve"> </w:t>
       </w:r>
-    </w:p>
-    <w:p>
-      <w:pPr>
-        <w:spacing w:after="0"/>
-        <w:rPr>
-          <w:rFonts w:ascii="Times New Roman" w:eastAsia="Times New Roman" w:hAnsi="Times New Roman" w:cs="Times New Roman"/>
-          <w:b/>
-          <w:bCs/>
-          <w:sz w:val="24"/>
-          <w:szCs w:val="24"/>
-        </w:rPr>
-      </w:pPr>
-      <w:r>
-        <w:rPr>
-          <w:rFonts w:ascii="Times New Roman" w:eastAsia="Times New Roman" w:hAnsi="Times New Roman" w:cs="Times New Roman"/>
-          <w:sz w:val="24"/>
-          <w:szCs w:val="24"/>
-        </w:rPr>
-        <w:t>Програма №7</w:t>
-      </w:r>
-      <w:r>
-        <w:rPr>
-          <w:rFonts w:ascii="Times New Roman" w:eastAsia="Times New Roman" w:hAnsi="Times New Roman" w:cs="Times New Roman"/>
-          <w:sz w:val="24"/>
-          <w:szCs w:val="24"/>
-        </w:rPr>
-        <w:t xml:space="preserve"> </w:t>
-      </w:r>
-      <w:r>
-        <w:rPr>
-          <w:rFonts w:ascii="Times New Roman" w:eastAsia="Times New Roman" w:hAnsi="Times New Roman" w:cs="Times New Roman"/>
-          <w:sz w:val="24"/>
-          <w:szCs w:val="24"/>
-        </w:rPr>
-        <w:t>“Зуби” (Algotester)</w:t>
-      </w:r>
-    </w:p>
-    <w:p>
-      <w:pPr>
-        <w:rPr>
-          <w:rFonts w:ascii="Times New Roman" w:eastAsia="Times New Roman" w:hAnsi="Times New Roman" w:cs="Times New Roman"/>
-          <w:sz w:val="24"/>
-          <w:szCs w:val="24"/>
-          <w:lang w:val="uk-UA"/>
-        </w:rPr>
-      </w:pPr>
-      <w:r>
-        <w:rPr>
-          <w:rFonts w:ascii="Times New Roman" w:eastAsia="Times New Roman" w:hAnsi="Times New Roman" w:cs="Times New Roman"/>
-          <w:sz w:val="24"/>
-          <w:szCs w:val="24"/>
-        </w:rPr>
-        <w:t>-</w:t>
-      </w:r>
-      <w:r>
-        <w:rPr>
-          <w:rFonts w:ascii="Times New Roman" w:eastAsia="Times New Roman" w:hAnsi="Times New Roman" w:cs="Times New Roman"/>
-          <w:sz w:val="14"/>
-          <w:szCs w:val="14"/>
-        </w:rPr>
-        <w:t xml:space="preserve">        </w:t>
-      </w:r>
-      <w:r>
-        <w:rPr>
-          <w:rFonts w:ascii="Times New Roman" w:eastAsia="Times New Roman" w:hAnsi="Times New Roman" w:cs="Times New Roman"/>
-          <w:sz w:val="24"/>
-          <w:szCs w:val="24"/>
-        </w:rPr>
-        <w:t xml:space="preserve">Планований час на реалізацію: 30 </w:t>
-      </w:r>
-      <w:r>
-        <w:rPr>
-          <w:rFonts w:ascii="Times New Roman" w:eastAsia="Times New Roman" w:hAnsi="Times New Roman" w:cs="Times New Roman"/>
-          <w:sz w:val="24"/>
-          <w:szCs w:val="24"/>
-          <w:lang w:val="uk-UA"/>
-        </w:rPr>
-        <w:t>хвилин</w:t>
-      </w:r>
-    </w:p>
-    <w:p>
-      <w:pPr>
-        <w:keepNext/>
+      <w:r>
         <w:rPr>
           <w:rFonts w:ascii="Times New Roman" w:hAnsi="Times New Roman" w:cs="Times New Roman"/>
-        </w:rPr>
-      </w:pPr>
-      <w:r>
-        <w:rPr>
-          <w:rFonts w:ascii="Times New Roman" w:eastAsia="Times New Roman" w:hAnsi="Times New Roman" w:cs="Times New Roman"/>
-          <w:sz w:val="24"/>
-          <w:szCs w:val="24"/>
-          <w:lang w:val="uk-UA"/>
-        </w:rPr>
-        <w:tab/>
-      </w:r>
-      <w:r>
-        <w:rPr>
-          <w:rFonts w:ascii="Times New Roman" w:eastAsia="Times New Roman" w:hAnsi="Times New Roman" w:cs="Times New Roman"/>
           <w:noProof/>
-          <w:sz w:val="24"/>
-          <w:szCs w:val="24"/>
           <w:lang w:val="uk-UA"/>
         </w:rPr>
         <w:drawing>
-          <wp:inline distT="0" distB="0" distL="0" distR="0" wp14:anchorId="6872C8A9" wp14:editId="1688EC2A">
-            <wp:extent cx="2457793" cy="1810003"/>
+          <wp:inline distT="0" distB="0" distL="0" distR="0" wp14:anchorId="2586AD7D" wp14:editId="3ABA6D47">
+            <wp:extent cx="4019658" cy="805180"/>
             <wp:effectExtent l="0" t="0" r="0" b="0"/>
-            <wp:docPr id="12" name="Рисунок 12"/>
+            <wp:docPr id="8" name="Рисунок 8"/>
             <wp:cNvGraphicFramePr>
               <a:graphicFrameLocks xmlns:a="http://schemas.openxmlformats.org/drawingml/2006/main" noChangeAspect="1"/>
             </wp:cNvGraphicFramePr>
@@ -28347,7 +28038,7 @@
                   <pic:spPr>
                     <a:xfrm>
                       <a:off x="0" y="0"/>
-                      <a:ext cx="2457793" cy="1810003"/>
+                      <a:ext cx="4279743" cy="857278"/>
                     </a:xfrm>
                     <a:prstGeom prst="rect">
                       <a:avLst/>
@@ -28363,121 +28054,135 @@
     <w:p>
       <w:pPr>
         <w:pStyle w:val="a9"/>
-        <w:rPr>
-          <w:rFonts w:ascii="Times New Roman" w:eastAsia="Times New Roman" w:hAnsi="Times New Roman" w:cs="Times New Roman"/>
-          <w:sz w:val="24"/>
-          <w:szCs w:val="24"/>
-          <w:lang w:val="uk-UA"/>
-        </w:rPr>
-      </w:pPr>
-      <w:r>
-        <w:rPr>
-          <w:rFonts w:ascii="Times New Roman" w:eastAsia="Times New Roman" w:hAnsi="Times New Roman" w:cs="Times New Roman"/>
-          <w:sz w:val="24"/>
-          <w:szCs w:val="24"/>
-          <w:lang w:val="uk-UA"/>
-        </w:rPr>
+        <w:ind w:left="1416" w:firstLine="708"/>
+        <w:rPr>
+          <w:rFonts w:ascii="Times New Roman" w:eastAsia="Times New Roman" w:hAnsi="Times New Roman" w:cs="Times New Roman"/>
+          <w:sz w:val="24"/>
+          <w:szCs w:val="24"/>
+          <w:lang w:val="en-US"/>
+        </w:rPr>
+      </w:pPr>
+      <w:r>
+        <w:rPr>
+          <w:rFonts w:ascii="Times New Roman" w:hAnsi="Times New Roman" w:cs="Times New Roman"/>
+          <w:lang w:val="uk-UA"/>
+        </w:rPr>
+        <w:t>Результати виконань</w:t>
+      </w:r>
+    </w:p>
+    <w:p>
+      <w:pPr>
+        <w:rPr>
+          <w:rFonts w:ascii="Times New Roman" w:eastAsia="Times New Roman" w:hAnsi="Times New Roman" w:cs="Times New Roman"/>
+          <w:sz w:val="24"/>
+          <w:szCs w:val="24"/>
+        </w:rPr>
+      </w:pPr>
+      <w:r>
+        <w:rPr>
+          <w:rFonts w:ascii="Times New Roman" w:eastAsia="Times New Roman" w:hAnsi="Times New Roman" w:cs="Times New Roman"/>
+          <w:sz w:val="24"/>
+          <w:szCs w:val="24"/>
+        </w:rPr>
+        <w:t>Час затрачений на виконання завдання: 1 година</w:t>
+      </w:r>
+    </w:p>
+    <w:p>
+      <w:pPr>
+        <w:spacing w:after="0" w:line="240" w:lineRule="auto"/>
+        <w:rPr>
+          <w:rFonts w:ascii="Times New Roman" w:hAnsi="Times New Roman" w:cs="Times New Roman"/>
+          <w:sz w:val="24"/>
+          <w:szCs w:val="24"/>
+        </w:rPr>
+      </w:pPr>
+      <w:r>
+        <w:rPr>
+          <w:rFonts w:ascii="Times New Roman" w:eastAsia="Times New Roman" w:hAnsi="Times New Roman" w:cs="Times New Roman"/>
+          <w:sz w:val="24"/>
+          <w:szCs w:val="24"/>
+        </w:rPr>
+        <w:t>Програма №4</w:t>
+      </w:r>
+      <w:r>
+        <w:rPr>
+          <w:rFonts w:ascii="Times New Roman" w:eastAsia="Times New Roman" w:hAnsi="Times New Roman" w:cs="Times New Roman"/>
+          <w:sz w:val="24"/>
+          <w:szCs w:val="24"/>
+        </w:rPr>
+        <w:t xml:space="preserve"> </w:t>
+      </w:r>
+      <w:r>
+        <w:rPr>
+          <w:rFonts w:ascii="Times New Roman" w:eastAsia="Times New Roman" w:hAnsi="Times New Roman" w:cs="Times New Roman"/>
+          <w:sz w:val="24"/>
+          <w:szCs w:val="24"/>
+        </w:rPr>
+        <w:t>Algotester Lab 1v2</w:t>
+      </w:r>
+    </w:p>
+    <w:p>
+      <w:pPr>
+        <w:rPr>
+          <w:rFonts w:ascii="Times New Roman" w:eastAsia="Times New Roman" w:hAnsi="Times New Roman" w:cs="Times New Roman"/>
+          <w:sz w:val="24"/>
+          <w:szCs w:val="24"/>
+        </w:rPr>
+      </w:pPr>
+      <w:r>
+        <w:rPr>
+          <w:rFonts w:ascii="Times New Roman" w:eastAsia="Times New Roman" w:hAnsi="Times New Roman" w:cs="Times New Roman"/>
+          <w:sz w:val="24"/>
+          <w:szCs w:val="24"/>
+        </w:rPr>
+        <w:t>-</w:t>
+      </w:r>
+      <w:r>
+        <w:rPr>
+          <w:rFonts w:ascii="Times New Roman" w:eastAsia="Times New Roman" w:hAnsi="Times New Roman" w:cs="Times New Roman"/>
+          <w:sz w:val="14"/>
+          <w:szCs w:val="14"/>
+        </w:rPr>
+        <w:t xml:space="preserve">        </w:t>
+      </w:r>
+      <w:r>
+        <w:rPr>
+          <w:rFonts w:ascii="Times New Roman" w:eastAsia="Times New Roman" w:hAnsi="Times New Roman" w:cs="Times New Roman"/>
+          <w:sz w:val="24"/>
+          <w:szCs w:val="24"/>
+        </w:rPr>
+        <w:t>Планований час на реалізацію: 1 година</w:t>
+      </w:r>
+    </w:p>
+    <w:p>
+      <w:pPr>
+        <w:keepNext/>
+        <w:rPr>
+          <w:rFonts w:ascii="Times New Roman" w:hAnsi="Times New Roman" w:cs="Times New Roman"/>
+        </w:rPr>
+      </w:pPr>
+      <w:r>
+        <w:rPr>
+          <w:rFonts w:ascii="Times New Roman" w:eastAsia="Times New Roman" w:hAnsi="Times New Roman" w:cs="Times New Roman"/>
+          <w:sz w:val="24"/>
+          <w:szCs w:val="24"/>
+        </w:rPr>
+        <w:lastRenderedPageBreak/>
         <w:tab/>
       </w:r>
       <w:r>
         <w:rPr>
           <w:rFonts w:ascii="Times New Roman" w:eastAsia="Times New Roman" w:hAnsi="Times New Roman" w:cs="Times New Roman"/>
-          <w:sz w:val="24"/>
-          <w:szCs w:val="24"/>
-          <w:lang w:val="uk-UA"/>
-        </w:rPr>
-        <w:tab/>
-      </w:r>
-      <w:r>
-        <w:rPr>
-          <w:rFonts w:ascii="Times New Roman" w:hAnsi="Times New Roman" w:cs="Times New Roman"/>
-          <w:lang w:val="uk-UA"/>
-        </w:rPr>
-        <w:t>Результат виконання</w:t>
-      </w:r>
-    </w:p>
-    <w:p>
-      <w:pPr>
-        <w:rPr>
-          <w:rFonts w:ascii="Times New Roman" w:eastAsia="Times New Roman" w:hAnsi="Times New Roman" w:cs="Times New Roman"/>
-          <w:sz w:val="24"/>
-          <w:szCs w:val="24"/>
-        </w:rPr>
-      </w:pPr>
-      <w:r>
-        <w:rPr>
-          <w:rFonts w:ascii="Times New Roman" w:eastAsia="Times New Roman" w:hAnsi="Times New Roman" w:cs="Times New Roman"/>
-          <w:sz w:val="24"/>
-          <w:szCs w:val="24"/>
-        </w:rPr>
-        <w:t xml:space="preserve">Час затрачений на виконання завдання: 30 </w:t>
-      </w:r>
-      <w:r>
-        <w:rPr>
-          <w:rFonts w:ascii="Times New Roman" w:eastAsia="Times New Roman" w:hAnsi="Times New Roman" w:cs="Times New Roman"/>
-          <w:sz w:val="24"/>
-          <w:szCs w:val="24"/>
-          <w:lang w:val="uk-UA"/>
-        </w:rPr>
-        <w:t>хвилин</w:t>
-      </w:r>
-    </w:p>
-    <w:p>
-      <w:pPr>
-        <w:spacing w:after="0"/>
-        <w:rPr>
-          <w:rFonts w:ascii="Times New Roman" w:eastAsia="Times New Roman" w:hAnsi="Times New Roman" w:cs="Times New Roman"/>
-          <w:sz w:val="24"/>
-          <w:szCs w:val="24"/>
-        </w:rPr>
-      </w:pPr>
-      <w:r>
-        <w:rPr>
-          <w:rFonts w:ascii="Times New Roman" w:eastAsia="Times New Roman" w:hAnsi="Times New Roman" w:cs="Times New Roman"/>
-          <w:sz w:val="24"/>
-          <w:szCs w:val="24"/>
-        </w:rPr>
-        <w:t>Програма №8</w:t>
-      </w:r>
-      <w:r>
-        <w:rPr>
-          <w:rFonts w:ascii="Times New Roman" w:eastAsia="Times New Roman" w:hAnsi="Times New Roman" w:cs="Times New Roman"/>
-          <w:sz w:val="24"/>
-          <w:szCs w:val="24"/>
-        </w:rPr>
-        <w:t xml:space="preserve"> </w:t>
-      </w:r>
-      <w:r>
-        <w:rPr>
-          <w:rFonts w:ascii="Times New Roman" w:eastAsia="Times New Roman" w:hAnsi="Times New Roman" w:cs="Times New Roman"/>
-          <w:sz w:val="24"/>
-          <w:szCs w:val="24"/>
-        </w:rPr>
-        <w:t>“Коля, Вася і теніс” (Algotester)</w:t>
-      </w:r>
-    </w:p>
-    <w:p>
-      <w:pPr>
-        <w:keepNext/>
-        <w:spacing w:after="0"/>
-        <w:rPr>
-          <w:rFonts w:ascii="Times New Roman" w:hAnsi="Times New Roman" w:cs="Times New Roman"/>
-          <w:lang w:val="en-US"/>
-        </w:rPr>
-      </w:pPr>
-      <w:r>
-        <w:rPr>
-          <w:rFonts w:ascii="Times New Roman" w:eastAsia="Times New Roman" w:hAnsi="Times New Roman" w:cs="Times New Roman"/>
           <w:noProof/>
           <w:sz w:val="24"/>
           <w:szCs w:val="24"/>
           <w:lang w:val="uk-UA"/>
         </w:rPr>
         <w:drawing>
-          <wp:inline distT="0" distB="0" distL="0" distR="0" wp14:anchorId="7AEBEA4B" wp14:editId="4788291F">
-            <wp:extent cx="2791215" cy="952633"/>
+          <wp:inline distT="0" distB="0" distL="0" distR="0" wp14:anchorId="1C4EA6F8" wp14:editId="10682E6C">
+            <wp:extent cx="2067213" cy="2057687"/>
             <wp:effectExtent l="0" t="0" r="9525" b="0"/>
-            <wp:docPr id="13" name="Рисунок 13"/>
+            <wp:docPr id="9" name="Рисунок 9"/>
             <wp:cNvGraphicFramePr>
               <a:graphicFrameLocks xmlns:a="http://schemas.openxmlformats.org/drawingml/2006/main" noChangeAspect="1"/>
             </wp:cNvGraphicFramePr>
@@ -28497,6 +28202,607 @@
                   <pic:spPr>
                     <a:xfrm>
                       <a:off x="0" y="0"/>
+                      <a:ext cx="2067213" cy="2057687"/>
+                    </a:xfrm>
+                    <a:prstGeom prst="rect">
+                      <a:avLst/>
+                    </a:prstGeom>
+                  </pic:spPr>
+                </pic:pic>
+              </a:graphicData>
+            </a:graphic>
+          </wp:inline>
+        </w:drawing>
+      </w:r>
+      <w:r>
+        <w:rPr>
+          <w:rFonts w:ascii="Times New Roman" w:hAnsi="Times New Roman" w:cs="Times New Roman"/>
+          <w:noProof/>
+          <w:lang w:val="uk-UA"/>
+        </w:rPr>
+        <w:t xml:space="preserve"> </w:t>
+      </w:r>
+      <w:r>
+        <w:rPr>
+          <w:rFonts w:ascii="Times New Roman" w:eastAsia="Times New Roman" w:hAnsi="Times New Roman" w:cs="Times New Roman"/>
+          <w:noProof/>
+          <w:sz w:val="24"/>
+          <w:szCs w:val="24"/>
+          <w:lang w:val="uk-UA"/>
+        </w:rPr>
+        <w:drawing>
+          <wp:inline distT="0" distB="0" distL="0" distR="0" wp14:anchorId="560796EA" wp14:editId="29546F60">
+            <wp:extent cx="2095500" cy="2057400"/>
+            <wp:effectExtent l="0" t="0" r="0" b="0"/>
+            <wp:docPr id="10" name="Рисунок 10"/>
+            <wp:cNvGraphicFramePr>
+              <a:graphicFrameLocks xmlns:a="http://schemas.openxmlformats.org/drawingml/2006/main" noChangeAspect="1"/>
+            </wp:cNvGraphicFramePr>
+            <a:graphic xmlns:a="http://schemas.openxmlformats.org/drawingml/2006/main">
+              <a:graphicData uri="http://schemas.openxmlformats.org/drawingml/2006/picture">
+                <pic:pic xmlns:pic="http://schemas.openxmlformats.org/drawingml/2006/picture">
+                  <pic:nvPicPr>
+                    <pic:cNvPr id="1" name=""/>
+                    <pic:cNvPicPr/>
+                  </pic:nvPicPr>
+                  <pic:blipFill>
+                    <a:blip r:embed="rId37"/>
+                    <a:stretch>
+                      <a:fillRect/>
+                    </a:stretch>
+                  </pic:blipFill>
+                  <pic:spPr>
+                    <a:xfrm>
+                      <a:off x="0" y="0"/>
+                      <a:ext cx="2095796" cy="2057691"/>
+                    </a:xfrm>
+                    <a:prstGeom prst="rect">
+                      <a:avLst/>
+                    </a:prstGeom>
+                  </pic:spPr>
+                </pic:pic>
+              </a:graphicData>
+            </a:graphic>
+          </wp:inline>
+        </w:drawing>
+      </w:r>
+    </w:p>
+    <w:p>
+      <w:pPr>
+        <w:pStyle w:val="a9"/>
+        <w:rPr>
+          <w:rFonts w:ascii="Times New Roman" w:eastAsia="Times New Roman" w:hAnsi="Times New Roman" w:cs="Times New Roman"/>
+          <w:sz w:val="24"/>
+          <w:szCs w:val="24"/>
+        </w:rPr>
+      </w:pPr>
+      <w:r>
+        <w:rPr>
+          <w:rFonts w:ascii="Times New Roman" w:eastAsia="Times New Roman" w:hAnsi="Times New Roman" w:cs="Times New Roman"/>
+          <w:sz w:val="24"/>
+          <w:szCs w:val="24"/>
+        </w:rPr>
+        <w:tab/>
+      </w:r>
+      <w:r>
+        <w:rPr>
+          <w:rFonts w:ascii="Times New Roman" w:eastAsia="Times New Roman" w:hAnsi="Times New Roman" w:cs="Times New Roman"/>
+          <w:sz w:val="24"/>
+          <w:szCs w:val="24"/>
+        </w:rPr>
+        <w:tab/>
+      </w:r>
+      <w:r>
+        <w:rPr>
+          <w:rFonts w:ascii="Times New Roman" w:eastAsia="Times New Roman" w:hAnsi="Times New Roman" w:cs="Times New Roman"/>
+          <w:sz w:val="24"/>
+          <w:szCs w:val="24"/>
+        </w:rPr>
+        <w:tab/>
+      </w:r>
+      <w:r>
+        <w:rPr>
+          <w:rFonts w:ascii="Times New Roman" w:eastAsia="Times New Roman" w:hAnsi="Times New Roman" w:cs="Times New Roman"/>
+          <w:sz w:val="24"/>
+          <w:szCs w:val="24"/>
+        </w:rPr>
+        <w:tab/>
+      </w:r>
+      <w:r>
+        <w:rPr>
+          <w:rFonts w:ascii="Times New Roman" w:hAnsi="Times New Roman" w:cs="Times New Roman"/>
+          <w:lang w:val="uk-UA"/>
+        </w:rPr>
+        <w:t>Результати виконання</w:t>
+      </w:r>
+    </w:p>
+    <w:p>
+      <w:pPr>
+        <w:rPr>
+          <w:rFonts w:ascii="Times New Roman" w:eastAsia="Times New Roman" w:hAnsi="Times New Roman" w:cs="Times New Roman"/>
+          <w:sz w:val="24"/>
+          <w:szCs w:val="24"/>
+        </w:rPr>
+      </w:pPr>
+      <w:r>
+        <w:rPr>
+          <w:rFonts w:ascii="Times New Roman" w:eastAsia="Times New Roman" w:hAnsi="Times New Roman" w:cs="Times New Roman"/>
+          <w:sz w:val="24"/>
+          <w:szCs w:val="24"/>
+        </w:rPr>
+        <w:t>Час затрачений на виконання завдання: 1 година</w:t>
+      </w:r>
+    </w:p>
+    <w:p>
+      <w:pPr>
+        <w:spacing w:after="0"/>
+        <w:rPr>
+          <w:rFonts w:ascii="Times New Roman" w:eastAsia="Times New Roman" w:hAnsi="Times New Roman" w:cs="Times New Roman"/>
+          <w:b/>
+          <w:bCs/>
+          <w:sz w:val="24"/>
+          <w:szCs w:val="24"/>
+        </w:rPr>
+      </w:pPr>
+      <w:r>
+        <w:rPr>
+          <w:rFonts w:ascii="Times New Roman" w:eastAsia="Times New Roman" w:hAnsi="Times New Roman" w:cs="Times New Roman"/>
+          <w:sz w:val="24"/>
+          <w:szCs w:val="24"/>
+        </w:rPr>
+        <w:t>Програма №6</w:t>
+      </w:r>
+      <w:r>
+        <w:rPr>
+          <w:rFonts w:ascii="Times New Roman" w:eastAsia="Times New Roman" w:hAnsi="Times New Roman" w:cs="Times New Roman"/>
+          <w:sz w:val="24"/>
+          <w:szCs w:val="24"/>
+        </w:rPr>
+        <w:t xml:space="preserve"> </w:t>
+      </w:r>
+      <w:r>
+        <w:rPr>
+          <w:rFonts w:ascii="Times New Roman" w:eastAsia="Times New Roman" w:hAnsi="Times New Roman" w:cs="Times New Roman"/>
+          <w:sz w:val="24"/>
+          <w:szCs w:val="24"/>
+        </w:rPr>
+        <w:t>“Стипендія” (Algotester)</w:t>
+      </w:r>
+    </w:p>
+    <w:p>
+      <w:pPr>
+        <w:rPr>
+          <w:rFonts w:ascii="Times New Roman" w:eastAsia="Times New Roman" w:hAnsi="Times New Roman" w:cs="Times New Roman"/>
+          <w:sz w:val="24"/>
+          <w:szCs w:val="24"/>
+          <w:lang w:val="uk-UA"/>
+        </w:rPr>
+      </w:pPr>
+      <w:r>
+        <w:rPr>
+          <w:rFonts w:ascii="Times New Roman" w:eastAsia="Times New Roman" w:hAnsi="Times New Roman" w:cs="Times New Roman"/>
+          <w:sz w:val="24"/>
+          <w:szCs w:val="24"/>
+        </w:rPr>
+        <w:t>-</w:t>
+      </w:r>
+      <w:r>
+        <w:rPr>
+          <w:rFonts w:ascii="Times New Roman" w:eastAsia="Times New Roman" w:hAnsi="Times New Roman" w:cs="Times New Roman"/>
+          <w:sz w:val="14"/>
+          <w:szCs w:val="14"/>
+        </w:rPr>
+        <w:t xml:space="preserve">        </w:t>
+      </w:r>
+      <w:r>
+        <w:rPr>
+          <w:rFonts w:ascii="Times New Roman" w:eastAsia="Times New Roman" w:hAnsi="Times New Roman" w:cs="Times New Roman"/>
+          <w:sz w:val="24"/>
+          <w:szCs w:val="24"/>
+        </w:rPr>
+        <w:t xml:space="preserve">Планований час на реалізацію: 30 </w:t>
+      </w:r>
+      <w:r>
+        <w:rPr>
+          <w:rFonts w:ascii="Times New Roman" w:eastAsia="Times New Roman" w:hAnsi="Times New Roman" w:cs="Times New Roman"/>
+          <w:sz w:val="24"/>
+          <w:szCs w:val="24"/>
+          <w:lang w:val="uk-UA"/>
+        </w:rPr>
+        <w:t>хвилин</w:t>
+      </w:r>
+    </w:p>
+    <w:p>
+      <w:pPr>
+        <w:keepNext/>
+        <w:rPr>
+          <w:rFonts w:ascii="Times New Roman" w:hAnsi="Times New Roman" w:cs="Times New Roman"/>
+        </w:rPr>
+      </w:pPr>
+      <w:r>
+        <w:rPr>
+          <w:rFonts w:ascii="Times New Roman" w:eastAsia="Times New Roman" w:hAnsi="Times New Roman" w:cs="Times New Roman"/>
+          <w:sz w:val="24"/>
+          <w:szCs w:val="24"/>
+          <w:lang w:val="uk-UA"/>
+        </w:rPr>
+        <w:tab/>
+      </w:r>
+      <w:r>
+        <w:rPr>
+          <w:rFonts w:ascii="Times New Roman" w:eastAsia="Times New Roman" w:hAnsi="Times New Roman" w:cs="Times New Roman"/>
+          <w:noProof/>
+          <w:sz w:val="24"/>
+          <w:szCs w:val="24"/>
+          <w:lang w:val="uk-UA"/>
+        </w:rPr>
+        <w:drawing>
+          <wp:inline distT="0" distB="0" distL="0" distR="0" wp14:anchorId="5574DC66" wp14:editId="7F380B98">
+            <wp:extent cx="2191056" cy="1362265"/>
+            <wp:effectExtent l="0" t="0" r="0" b="9525"/>
+            <wp:docPr id="11" name="Рисунок 11"/>
+            <wp:cNvGraphicFramePr>
+              <a:graphicFrameLocks xmlns:a="http://schemas.openxmlformats.org/drawingml/2006/main" noChangeAspect="1"/>
+            </wp:cNvGraphicFramePr>
+            <a:graphic xmlns:a="http://schemas.openxmlformats.org/drawingml/2006/main">
+              <a:graphicData uri="http://schemas.openxmlformats.org/drawingml/2006/picture">
+                <pic:pic xmlns:pic="http://schemas.openxmlformats.org/drawingml/2006/picture">
+                  <pic:nvPicPr>
+                    <pic:cNvPr id="1" name=""/>
+                    <pic:cNvPicPr/>
+                  </pic:nvPicPr>
+                  <pic:blipFill>
+                    <a:blip r:embed="rId38"/>
+                    <a:stretch>
+                      <a:fillRect/>
+                    </a:stretch>
+                  </pic:blipFill>
+                  <pic:spPr>
+                    <a:xfrm>
+                      <a:off x="0" y="0"/>
+                      <a:ext cx="2191056" cy="1362265"/>
+                    </a:xfrm>
+                    <a:prstGeom prst="rect">
+                      <a:avLst/>
+                    </a:prstGeom>
+                  </pic:spPr>
+                </pic:pic>
+              </a:graphicData>
+            </a:graphic>
+          </wp:inline>
+        </w:drawing>
+      </w:r>
+    </w:p>
+    <w:p>
+      <w:pPr>
+        <w:pStyle w:val="a9"/>
+        <w:ind w:left="708" w:firstLine="708"/>
+        <w:rPr>
+          <w:rFonts w:ascii="Times New Roman" w:eastAsia="Times New Roman" w:hAnsi="Times New Roman" w:cs="Times New Roman"/>
+          <w:sz w:val="24"/>
+          <w:szCs w:val="24"/>
+        </w:rPr>
+      </w:pPr>
+      <w:r>
+        <w:rPr>
+          <w:rFonts w:ascii="Times New Roman" w:hAnsi="Times New Roman" w:cs="Times New Roman"/>
+          <w:lang w:val="uk-UA"/>
+        </w:rPr>
+        <w:t>Результат виконання</w:t>
+      </w:r>
+    </w:p>
+    <w:p>
+      <w:pPr>
+        <w:rPr>
+          <w:rFonts w:ascii="Times New Roman" w:eastAsia="Times New Roman" w:hAnsi="Times New Roman" w:cs="Times New Roman"/>
+          <w:sz w:val="24"/>
+          <w:szCs w:val="24"/>
+        </w:rPr>
+      </w:pPr>
+      <w:r>
+        <w:rPr>
+          <w:rFonts w:ascii="Times New Roman" w:eastAsia="Times New Roman" w:hAnsi="Times New Roman" w:cs="Times New Roman"/>
+          <w:sz w:val="24"/>
+          <w:szCs w:val="24"/>
+        </w:rPr>
+        <w:t xml:space="preserve">Час затрачений на виконання завдання: 30 </w:t>
+      </w:r>
+      <w:r>
+        <w:rPr>
+          <w:rFonts w:ascii="Times New Roman" w:eastAsia="Times New Roman" w:hAnsi="Times New Roman" w:cs="Times New Roman"/>
+          <w:sz w:val="24"/>
+          <w:szCs w:val="24"/>
+          <w:lang w:val="uk-UA"/>
+        </w:rPr>
+        <w:t>хвилин</w:t>
+      </w:r>
+      <w:r>
+        <w:rPr>
+          <w:rFonts w:ascii="Times New Roman" w:eastAsia="Times New Roman" w:hAnsi="Times New Roman" w:cs="Times New Roman"/>
+          <w:sz w:val="24"/>
+          <w:szCs w:val="24"/>
+        </w:rPr>
+        <w:t xml:space="preserve"> </w:t>
+      </w:r>
+    </w:p>
+    <w:p>
+      <w:pPr>
+        <w:spacing w:after="0"/>
+        <w:rPr>
+          <w:rFonts w:ascii="Times New Roman" w:eastAsia="Times New Roman" w:hAnsi="Times New Roman" w:cs="Times New Roman"/>
+          <w:b/>
+          <w:bCs/>
+          <w:sz w:val="24"/>
+          <w:szCs w:val="24"/>
+        </w:rPr>
+      </w:pPr>
+      <w:r>
+        <w:rPr>
+          <w:rFonts w:ascii="Times New Roman" w:eastAsia="Times New Roman" w:hAnsi="Times New Roman" w:cs="Times New Roman"/>
+          <w:sz w:val="24"/>
+          <w:szCs w:val="24"/>
+        </w:rPr>
+        <w:t>Програма №7</w:t>
+      </w:r>
+      <w:r>
+        <w:rPr>
+          <w:rFonts w:ascii="Times New Roman" w:eastAsia="Times New Roman" w:hAnsi="Times New Roman" w:cs="Times New Roman"/>
+          <w:sz w:val="24"/>
+          <w:szCs w:val="24"/>
+        </w:rPr>
+        <w:t xml:space="preserve"> </w:t>
+      </w:r>
+      <w:r>
+        <w:rPr>
+          <w:rFonts w:ascii="Times New Roman" w:eastAsia="Times New Roman" w:hAnsi="Times New Roman" w:cs="Times New Roman"/>
+          <w:sz w:val="24"/>
+          <w:szCs w:val="24"/>
+        </w:rPr>
+        <w:t>“Зуби” (Algotester)</w:t>
+      </w:r>
+    </w:p>
+    <w:p>
+      <w:pPr>
+        <w:rPr>
+          <w:rFonts w:ascii="Times New Roman" w:eastAsia="Times New Roman" w:hAnsi="Times New Roman" w:cs="Times New Roman"/>
+          <w:sz w:val="24"/>
+          <w:szCs w:val="24"/>
+          <w:lang w:val="uk-UA"/>
+        </w:rPr>
+      </w:pPr>
+      <w:r>
+        <w:rPr>
+          <w:rFonts w:ascii="Times New Roman" w:eastAsia="Times New Roman" w:hAnsi="Times New Roman" w:cs="Times New Roman"/>
+          <w:sz w:val="24"/>
+          <w:szCs w:val="24"/>
+        </w:rPr>
+        <w:t>-</w:t>
+      </w:r>
+      <w:r>
+        <w:rPr>
+          <w:rFonts w:ascii="Times New Roman" w:eastAsia="Times New Roman" w:hAnsi="Times New Roman" w:cs="Times New Roman"/>
+          <w:sz w:val="14"/>
+          <w:szCs w:val="14"/>
+        </w:rPr>
+        <w:t xml:space="preserve">        </w:t>
+      </w:r>
+      <w:r>
+        <w:rPr>
+          <w:rFonts w:ascii="Times New Roman" w:eastAsia="Times New Roman" w:hAnsi="Times New Roman" w:cs="Times New Roman"/>
+          <w:sz w:val="24"/>
+          <w:szCs w:val="24"/>
+        </w:rPr>
+        <w:t xml:space="preserve">Планований час на реалізацію: 30 </w:t>
+      </w:r>
+      <w:r>
+        <w:rPr>
+          <w:rFonts w:ascii="Times New Roman" w:eastAsia="Times New Roman" w:hAnsi="Times New Roman" w:cs="Times New Roman"/>
+          <w:sz w:val="24"/>
+          <w:szCs w:val="24"/>
+          <w:lang w:val="uk-UA"/>
+        </w:rPr>
+        <w:t>хвилин</w:t>
+      </w:r>
+    </w:p>
+    <w:p>
+      <w:pPr>
+        <w:keepNext/>
+        <w:rPr>
+          <w:rFonts w:ascii="Times New Roman" w:hAnsi="Times New Roman" w:cs="Times New Roman"/>
+        </w:rPr>
+      </w:pPr>
+      <w:r>
+        <w:rPr>
+          <w:rFonts w:ascii="Times New Roman" w:eastAsia="Times New Roman" w:hAnsi="Times New Roman" w:cs="Times New Roman"/>
+          <w:sz w:val="24"/>
+          <w:szCs w:val="24"/>
+          <w:lang w:val="uk-UA"/>
+        </w:rPr>
+        <w:tab/>
+      </w:r>
+      <w:r>
+        <w:rPr>
+          <w:rFonts w:ascii="Times New Roman" w:eastAsia="Times New Roman" w:hAnsi="Times New Roman" w:cs="Times New Roman"/>
+          <w:noProof/>
+          <w:sz w:val="24"/>
+          <w:szCs w:val="24"/>
+          <w:lang w:val="uk-UA"/>
+        </w:rPr>
+        <w:drawing>
+          <wp:inline distT="0" distB="0" distL="0" distR="0" wp14:anchorId="6872C8A9" wp14:editId="1688EC2A">
+            <wp:extent cx="2457793" cy="1810003"/>
+            <wp:effectExtent l="0" t="0" r="0" b="0"/>
+            <wp:docPr id="12" name="Рисунок 12"/>
+            <wp:cNvGraphicFramePr>
+              <a:graphicFrameLocks xmlns:a="http://schemas.openxmlformats.org/drawingml/2006/main" noChangeAspect="1"/>
+            </wp:cNvGraphicFramePr>
+            <a:graphic xmlns:a="http://schemas.openxmlformats.org/drawingml/2006/main">
+              <a:graphicData uri="http://schemas.openxmlformats.org/drawingml/2006/picture">
+                <pic:pic xmlns:pic="http://schemas.openxmlformats.org/drawingml/2006/picture">
+                  <pic:nvPicPr>
+                    <pic:cNvPr id="1" name=""/>
+                    <pic:cNvPicPr/>
+                  </pic:nvPicPr>
+                  <pic:blipFill>
+                    <a:blip r:embed="rId39"/>
+                    <a:stretch>
+                      <a:fillRect/>
+                    </a:stretch>
+                  </pic:blipFill>
+                  <pic:spPr>
+                    <a:xfrm>
+                      <a:off x="0" y="0"/>
+                      <a:ext cx="2457793" cy="1810003"/>
+                    </a:xfrm>
+                    <a:prstGeom prst="rect">
+                      <a:avLst/>
+                    </a:prstGeom>
+                  </pic:spPr>
+                </pic:pic>
+              </a:graphicData>
+            </a:graphic>
+          </wp:inline>
+        </w:drawing>
+      </w:r>
+    </w:p>
+    <w:p>
+      <w:pPr>
+        <w:pStyle w:val="a9"/>
+        <w:rPr>
+          <w:rFonts w:ascii="Times New Roman" w:eastAsia="Times New Roman" w:hAnsi="Times New Roman" w:cs="Times New Roman"/>
+          <w:sz w:val="24"/>
+          <w:szCs w:val="24"/>
+          <w:lang w:val="uk-UA"/>
+        </w:rPr>
+      </w:pPr>
+      <w:r>
+        <w:rPr>
+          <w:rFonts w:ascii="Times New Roman" w:eastAsia="Times New Roman" w:hAnsi="Times New Roman" w:cs="Times New Roman"/>
+          <w:sz w:val="24"/>
+          <w:szCs w:val="24"/>
+          <w:lang w:val="uk-UA"/>
+        </w:rPr>
+        <w:tab/>
+      </w:r>
+      <w:r>
+        <w:rPr>
+          <w:rFonts w:ascii="Times New Roman" w:eastAsia="Times New Roman" w:hAnsi="Times New Roman" w:cs="Times New Roman"/>
+          <w:sz w:val="24"/>
+          <w:szCs w:val="24"/>
+          <w:lang w:val="uk-UA"/>
+        </w:rPr>
+        <w:tab/>
+      </w:r>
+      <w:r>
+        <w:rPr>
+          <w:rFonts w:ascii="Times New Roman" w:hAnsi="Times New Roman" w:cs="Times New Roman"/>
+          <w:lang w:val="uk-UA"/>
+        </w:rPr>
+        <w:t>Результат виконання</w:t>
+      </w:r>
+    </w:p>
+    <w:p>
+      <w:pPr>
+        <w:rPr>
+          <w:rFonts w:ascii="Times New Roman" w:eastAsia="Times New Roman" w:hAnsi="Times New Roman" w:cs="Times New Roman"/>
+          <w:sz w:val="24"/>
+          <w:szCs w:val="24"/>
+        </w:rPr>
+      </w:pPr>
+      <w:r>
+        <w:rPr>
+          <w:rFonts w:ascii="Times New Roman" w:eastAsia="Times New Roman" w:hAnsi="Times New Roman" w:cs="Times New Roman"/>
+          <w:sz w:val="24"/>
+          <w:szCs w:val="24"/>
+        </w:rPr>
+        <w:t xml:space="preserve">Час затрачений на виконання завдання: 30 </w:t>
+      </w:r>
+      <w:r>
+        <w:rPr>
+          <w:rFonts w:ascii="Times New Roman" w:eastAsia="Times New Roman" w:hAnsi="Times New Roman" w:cs="Times New Roman"/>
+          <w:sz w:val="24"/>
+          <w:szCs w:val="24"/>
+          <w:lang w:val="uk-UA"/>
+        </w:rPr>
+        <w:t>хвилин</w:t>
+      </w:r>
+    </w:p>
+    <w:p>
+      <w:pPr>
+        <w:spacing w:after="0"/>
+        <w:rPr>
+          <w:rFonts w:ascii="Times New Roman" w:eastAsia="Times New Roman" w:hAnsi="Times New Roman" w:cs="Times New Roman"/>
+          <w:sz w:val="24"/>
+          <w:szCs w:val="24"/>
+        </w:rPr>
+      </w:pPr>
+      <w:r>
+        <w:rPr>
+          <w:rFonts w:ascii="Times New Roman" w:eastAsia="Times New Roman" w:hAnsi="Times New Roman" w:cs="Times New Roman"/>
+          <w:sz w:val="24"/>
+          <w:szCs w:val="24"/>
+        </w:rPr>
+        <w:t>Програма №8</w:t>
+      </w:r>
+      <w:r>
+        <w:rPr>
+          <w:rFonts w:ascii="Times New Roman" w:eastAsia="Times New Roman" w:hAnsi="Times New Roman" w:cs="Times New Roman"/>
+          <w:sz w:val="24"/>
+          <w:szCs w:val="24"/>
+        </w:rPr>
+        <w:t xml:space="preserve"> </w:t>
+      </w:r>
+      <w:r>
+        <w:rPr>
+          <w:rFonts w:ascii="Times New Roman" w:eastAsia="Times New Roman" w:hAnsi="Times New Roman" w:cs="Times New Roman"/>
+          <w:sz w:val="24"/>
+          <w:szCs w:val="24"/>
+        </w:rPr>
+        <w:t>“Коля, Вася і теніс” (Algotester)</w:t>
+      </w:r>
+    </w:p>
+    <w:p>
+      <w:pPr>
+        <w:keepNext/>
+        <w:spacing w:after="0"/>
+        <w:rPr>
+          <w:rFonts w:ascii="Times New Roman" w:hAnsi="Times New Roman" w:cs="Times New Roman"/>
+          <w:lang w:val="en-US"/>
+        </w:rPr>
+      </w:pPr>
+      <w:r>
+        <w:rPr>
+          <w:rFonts w:ascii="Times New Roman" w:eastAsia="Times New Roman" w:hAnsi="Times New Roman" w:cs="Times New Roman"/>
+          <w:noProof/>
+          <w:sz w:val="24"/>
+          <w:szCs w:val="24"/>
+          <w:lang w:val="uk-UA"/>
+        </w:rPr>
+        <w:lastRenderedPageBreak/>
+        <w:drawing>
+          <wp:inline distT="0" distB="0" distL="0" distR="0" wp14:anchorId="7AEBEA4B" wp14:editId="4788291F">
+            <wp:extent cx="2791215" cy="952633"/>
+            <wp:effectExtent l="0" t="0" r="9525" b="0"/>
+            <wp:docPr id="13" name="Рисунок 13"/>
+            <wp:cNvGraphicFramePr>
+              <a:graphicFrameLocks xmlns:a="http://schemas.openxmlformats.org/drawingml/2006/main" noChangeAspect="1"/>
+            </wp:cNvGraphicFramePr>
+            <a:graphic xmlns:a="http://schemas.openxmlformats.org/drawingml/2006/main">
+              <a:graphicData uri="http://schemas.openxmlformats.org/drawingml/2006/picture">
+                <pic:pic xmlns:pic="http://schemas.openxmlformats.org/drawingml/2006/picture">
+                  <pic:nvPicPr>
+                    <pic:cNvPr id="1" name=""/>
+                    <pic:cNvPicPr/>
+                  </pic:nvPicPr>
+                  <pic:blipFill>
+                    <a:blip r:embed="rId40"/>
+                    <a:stretch>
+                      <a:fillRect/>
+                    </a:stretch>
+                  </pic:blipFill>
+                  <pic:spPr>
+                    <a:xfrm>
+                      <a:off x="0" y="0"/>
                       <a:ext cx="2791215" cy="952633"/>
                     </a:xfrm>
                     <a:prstGeom prst="rect">
@@ -28651,7 +28957,7 @@
                     </pic:cNvPicPr>
                   </pic:nvPicPr>
                   <pic:blipFill>
-                    <a:blip r:embed="rId37" cstate="print">
+                    <a:blip r:embed="rId41" cstate="print">
                       <a:extLst>
                         <a:ext uri="{28A0092B-C50C-407E-A947-70E740481C1C}">
                           <a14:useLocalDpi xmlns:a14="http://schemas.microsoft.com/office/drawing/2010/main" val="0"/>
@@ -28731,7 +29037,7 @@
                     </pic:cNvPicPr>
                   </pic:nvPicPr>
                   <pic:blipFill>
-                    <a:blip r:embed="rId38" cstate="print">
+                    <a:blip r:embed="rId42" cstate="print">
                       <a:extLst>
                         <a:ext uri="{28A0092B-C50C-407E-A947-70E740481C1C}">
                           <a14:useLocalDpi xmlns:a14="http://schemas.microsoft.com/office/drawing/2010/main" val="0"/>
@@ -28876,6 +29182,7 @@
           <w:szCs w:val="24"/>
           <w:lang w:val="uk-UA"/>
         </w:rPr>
+        <w:lastRenderedPageBreak/>
         <w:t>Засвоїв системи числення.</w:t>
       </w:r>
       <w:r>
@@ -31497,7 +31804,7 @@
 </file>
 
 <file path=customXml/itemProps1.xml><?xml version="1.0" encoding="utf-8"?>
-<ds:datastoreItem xmlns:ds="http://schemas.openxmlformats.org/officeDocument/2006/customXml" ds:itemID="{B9D50F52-6407-4057-AC8A-79216D24FF30}">
+<ds:datastoreItem xmlns:ds="http://schemas.openxmlformats.org/officeDocument/2006/customXml" ds:itemID="{AC193D56-9137-40E3-A8DA-D4BBCFF5B45F}">
   <ds:schemaRefs>
     <ds:schemaRef ds:uri="http://schemas.openxmlformats.org/officeDocument/2006/bibliography"/>
   </ds:schemaRefs>
